--- a/Docs/Fase_1/Evidencias_Grupales/1.5_GuiaEstudiante_Fase 1_Definicion Proyecto APT.docx
+++ b/Docs/Fase_1/Evidencias_Grupales/1.5_GuiaEstudiante_Fase 1_Definicion Proyecto APT.docx
@@ -458,37 +458,12 @@
                 <w:bCs/>
               </w:rPr>
             </w:pPr>
-            <w:proofErr w:type="spellStart"/>
-            <w:r>
-              <w:rPr>
-                <w:b/>
-                <w:bCs/>
-              </w:rPr>
-              <w:t>Cristobal</w:t>
-            </w:r>
-            <w:proofErr w:type="spellEnd"/>
-            <w:r>
-              <w:rPr>
-                <w:b/>
-                <w:bCs/>
-              </w:rPr>
-              <w:t xml:space="preserve"> </w:t>
-            </w:r>
-            <w:proofErr w:type="spellStart"/>
-            <w:r>
-              <w:rPr>
-                <w:b/>
-                <w:bCs/>
-              </w:rPr>
-              <w:t>Avila</w:t>
-            </w:r>
-            <w:proofErr w:type="spellEnd"/>
-            <w:r>
-              <w:rPr>
-                <w:b/>
-                <w:bCs/>
-              </w:rPr>
-              <w:t xml:space="preserve"> - Carlos Peña - Rolando Fierro </w:t>
+            <w:r>
+              <w:rPr>
+                <w:b/>
+                <w:bCs/>
+              </w:rPr>
+              <w:t xml:space="preserve">Cristobal Avila - Carlos Peña - Rolando Fierro </w:t>
             </w:r>
           </w:p>
         </w:tc>
@@ -533,23 +508,7 @@
                 <w:b/>
                 <w:bCs/>
               </w:rPr>
-              <w:t>21.804.025-k   - 25.320.600-</w:t>
-            </w:r>
-            <w:proofErr w:type="gramStart"/>
-            <w:r>
-              <w:rPr>
-                <w:b/>
-                <w:bCs/>
-              </w:rPr>
-              <w:t>4  -</w:t>
-            </w:r>
-            <w:proofErr w:type="gramEnd"/>
-            <w:r>
-              <w:rPr>
-                <w:b/>
-                <w:bCs/>
-              </w:rPr>
-              <w:t xml:space="preserve"> 21.544.606-9</w:t>
+              <w:t>21.804.025-k   - 25.320.600-4  - 21.544.606-9</w:t>
             </w:r>
           </w:p>
         </w:tc>
@@ -634,21 +593,12 @@
                 <w:bCs/>
               </w:rPr>
             </w:pPr>
-            <w:proofErr w:type="spellStart"/>
-            <w:r>
-              <w:rPr>
-                <w:b/>
-                <w:bCs/>
-              </w:rPr>
-              <w:t>DuocUc</w:t>
-            </w:r>
-            <w:proofErr w:type="spellEnd"/>
-            <w:r>
-              <w:rPr>
-                <w:b/>
-                <w:bCs/>
-              </w:rPr>
-              <w:t xml:space="preserve"> San Joaquin</w:t>
+            <w:r>
+              <w:rPr>
+                <w:b/>
+                <w:bCs/>
+              </w:rPr>
+              <w:t>DuocUc San Joaquin</w:t>
             </w:r>
           </w:p>
         </w:tc>
@@ -994,33 +944,7 @@
                 <w:sz w:val="20"/>
                 <w:szCs w:val="20"/>
               </w:rPr>
-              <w:t xml:space="preserve">Construir modelos de datos para soportar los requerimientos de la organización </w:t>
-            </w:r>
-            <w:proofErr w:type="gramStart"/>
-            <w:r>
-              <w:rPr>
-                <w:b/>
-                <w:bCs/>
-                <w:i/>
-                <w:iCs/>
-                <w:color w:val="548DD4"/>
-                <w:sz w:val="20"/>
-                <w:szCs w:val="20"/>
-              </w:rPr>
-              <w:t>de acuerdo a</w:t>
-            </w:r>
-            <w:proofErr w:type="gramEnd"/>
-            <w:r>
-              <w:rPr>
-                <w:b/>
-                <w:bCs/>
-                <w:i/>
-                <w:iCs/>
-                <w:color w:val="548DD4"/>
-                <w:sz w:val="20"/>
-                <w:szCs w:val="20"/>
-              </w:rPr>
-              <w:t xml:space="preserve"> un diseño definido y escalable en el tiempo.</w:t>
+              <w:t>Construir modelos de datos para soportar los requerimientos de la organización de acuerdo a un diseño definido y escalable en el tiempo.</w:t>
             </w:r>
           </w:p>
           <w:p>
@@ -1651,137 +1575,7 @@
                 <w:sz w:val="20"/>
                 <w:szCs w:val="20"/>
               </w:rPr>
-              <w:t xml:space="preserve">Buscamos ayudar a los </w:t>
-            </w:r>
-            <w:proofErr w:type="spellStart"/>
-            <w:r>
-              <w:rPr>
-                <w:b/>
-                <w:bCs/>
-                <w:i/>
-                <w:iCs/>
-                <w:color w:val="548DD4"/>
-                <w:sz w:val="20"/>
-                <w:szCs w:val="20"/>
-              </w:rPr>
-              <w:t>nIñ@s</w:t>
-            </w:r>
-            <w:proofErr w:type="spellEnd"/>
-            <w:r>
-              <w:rPr>
-                <w:b/>
-                <w:bCs/>
-                <w:i/>
-                <w:iCs/>
-                <w:color w:val="548DD4"/>
-                <w:sz w:val="20"/>
-                <w:szCs w:val="20"/>
-              </w:rPr>
-              <w:t xml:space="preserve"> TEA principalmente en lo que es la educación pública ya que hay una brecha muy alta en el cual falta apoyo en general su aprendizaje e inclusión, donde los especialista no contiene tantas herramientas para poder ayudar a dichos </w:t>
-            </w:r>
-            <w:proofErr w:type="spellStart"/>
-            <w:r>
-              <w:rPr>
-                <w:b/>
-                <w:bCs/>
-                <w:i/>
-                <w:iCs/>
-                <w:color w:val="548DD4"/>
-                <w:sz w:val="20"/>
-                <w:szCs w:val="20"/>
-              </w:rPr>
-              <w:t>niñ@s</w:t>
-            </w:r>
-            <w:proofErr w:type="spellEnd"/>
-            <w:r>
-              <w:rPr>
-                <w:b/>
-                <w:bCs/>
-                <w:i/>
-                <w:iCs/>
-                <w:color w:val="548DD4"/>
-                <w:sz w:val="20"/>
-                <w:szCs w:val="20"/>
-              </w:rPr>
-              <w:t xml:space="preserve">, ofrecemos hacer una página web, derecho a cambios, donde pueda fortalecer tanto la inclusión al </w:t>
-            </w:r>
-            <w:proofErr w:type="spellStart"/>
-            <w:r>
-              <w:rPr>
-                <w:b/>
-                <w:bCs/>
-                <w:i/>
-                <w:iCs/>
-                <w:color w:val="548DD4"/>
-                <w:sz w:val="20"/>
-                <w:szCs w:val="20"/>
-              </w:rPr>
-              <w:t>niñ</w:t>
-            </w:r>
-            <w:proofErr w:type="spellEnd"/>
-            <w:r>
-              <w:rPr>
-                <w:b/>
-                <w:bCs/>
-                <w:i/>
-                <w:iCs/>
-                <w:color w:val="548DD4"/>
-                <w:sz w:val="20"/>
-                <w:szCs w:val="20"/>
-              </w:rPr>
-              <w:t xml:space="preserve">@, comunicación, su rutina diaria y manejo de crisis, como también la gestión y seguimiento profesional tipo bitácora donde se puedan registrar historial y avances diarios de cada </w:t>
-            </w:r>
-            <w:proofErr w:type="spellStart"/>
-            <w:r>
-              <w:rPr>
-                <w:b/>
-                <w:bCs/>
-                <w:i/>
-                <w:iCs/>
-                <w:color w:val="548DD4"/>
-                <w:sz w:val="20"/>
-                <w:szCs w:val="20"/>
-              </w:rPr>
-              <w:t>niñ</w:t>
-            </w:r>
-            <w:proofErr w:type="spellEnd"/>
-            <w:r>
-              <w:rPr>
-                <w:b/>
-                <w:bCs/>
-                <w:i/>
-                <w:iCs/>
-                <w:color w:val="548DD4"/>
-                <w:sz w:val="20"/>
-                <w:szCs w:val="20"/>
-              </w:rPr>
-              <w:t xml:space="preserve">@. Todo esto nos aporta poder gestionar un proyecto, diseño de interfaz, consumo e integraciones de </w:t>
-            </w:r>
-            <w:proofErr w:type="spellStart"/>
-            <w:r>
-              <w:rPr>
-                <w:b/>
-                <w:bCs/>
-                <w:i/>
-                <w:iCs/>
-                <w:color w:val="548DD4"/>
-                <w:sz w:val="20"/>
-                <w:szCs w:val="20"/>
-              </w:rPr>
-              <w:t>APIs</w:t>
-            </w:r>
-            <w:proofErr w:type="spellEnd"/>
-            <w:r>
-              <w:rPr>
-                <w:b/>
-                <w:bCs/>
-                <w:i/>
-                <w:iCs/>
-                <w:color w:val="548DD4"/>
-                <w:sz w:val="20"/>
-                <w:szCs w:val="20"/>
-              </w:rPr>
-              <w:t xml:space="preserve"> y desarrollo bajo arquitectura. </w:t>
+              <w:t xml:space="preserve">Buscamos ayudar a los nIñ@s TEA principalmente en lo que es la educación pública ya que hay una brecha muy alta en el cual falta apoyo en general su aprendizaje e inclusión, donde los especialista no contiene tantas herramientas para poder ayudar a dichos niñ@s, ofrecemos hacer una página web, derecho a cambios, donde pueda fortalecer tanto la inclusión al niñ@, comunicación, su rutina diaria y manejo de crisis, como también la gestión y seguimiento profesional tipo bitácora donde se puedan registrar historial y avances diarios de cada niñ@. Todo esto nos aporta poder gestionar un proyecto, diseño de interfaz, consumo e integraciones de APIs y desarrollo bajo arquitectura. </w:t>
             </w:r>
           </w:p>
         </w:tc>
@@ -1890,20 +1684,8 @@
                 <w:sz w:val="20"/>
                 <w:szCs w:val="20"/>
               </w:rPr>
-              <w:t xml:space="preserve">El Proyecto APT se vincula directamente con el perfil de egreso de Ingeniería en Informática, ya que exige articular en un mismo producto las competencias técnicas y de gestión propias de la carrera. La plataforma TEA-yudo requiere levantar y validar requerimientos con usuarios reales (equipos PIE, docentes y apoderados), diseñar un modelo de datos escalable que soporte bitácoras clínicas y pedagógicas, construir el modelo arquitectónico de la solución, programar rutinas y consultas para manipular la información almacenada, e integrar servicios externos mediante </w:t>
-            </w:r>
-            <w:proofErr w:type="spellStart"/>
-            <w:r>
-              <w:rPr>
-                <w:i/>
-                <w:iCs/>
-                <w:color w:val="548DD4"/>
-                <w:sz w:val="20"/>
-                <w:szCs w:val="20"/>
-              </w:rPr>
-              <w:t>APIs</w:t>
-            </w:r>
-            <w:proofErr w:type="spellEnd"/>
+              <w:t>El Proyecto APT se vincula directamente con el perfil de egreso de Ingeniería en Informática, ya que exige articular en un mismo producto las competencias técnicas y de gestión propias de la carrera. La plataforma TEA-yudo requiere levantar y validar requerimientos con usuarios reales (equipos PIE, docentes y apoderados), diseñar un modelo de datos escalable que soporte bitácoras clínicas y pedagógicas, construir el modelo arquitectónico de la solución, programar rutinas y consultas para manipular la información almacenada, e integrar servicios externos mediante APIs</w:t>
+            </w:r>
           </w:p>
         </w:tc>
       </w:tr>
@@ -1955,51 +1737,7 @@
                 <w:sz w:val="20"/>
                 <w:szCs w:val="20"/>
               </w:rPr>
-              <w:t>Nuestros intereses profesionales se orientan al desarrollo de software full-</w:t>
-            </w:r>
-            <w:proofErr w:type="spellStart"/>
-            <w:r>
-              <w:rPr>
-                <w:i/>
-                <w:iCs/>
-                <w:color w:val="548DD4"/>
-                <w:sz w:val="20"/>
-                <w:szCs w:val="20"/>
-              </w:rPr>
-              <w:t>stack</w:t>
-            </w:r>
-            <w:proofErr w:type="spellEnd"/>
-            <w:r>
-              <w:rPr>
-                <w:i/>
-                <w:iCs/>
-                <w:color w:val="548DD4"/>
-                <w:sz w:val="20"/>
-                <w:szCs w:val="20"/>
-              </w:rPr>
-              <w:t xml:space="preserve">, la arquitectura de soluciones web, la integración de servicios mediante </w:t>
-            </w:r>
-            <w:proofErr w:type="spellStart"/>
-            <w:r>
-              <w:rPr>
-                <w:i/>
-                <w:iCs/>
-                <w:color w:val="548DD4"/>
-                <w:sz w:val="20"/>
-                <w:szCs w:val="20"/>
-              </w:rPr>
-              <w:t>APIs</w:t>
-            </w:r>
-            <w:proofErr w:type="spellEnd"/>
-            <w:r>
-              <w:rPr>
-                <w:i/>
-                <w:iCs/>
-                <w:color w:val="548DD4"/>
-                <w:sz w:val="20"/>
-                <w:szCs w:val="20"/>
-              </w:rPr>
-              <w:t xml:space="preserve"> y el diseño de interfaces accesibles. TEA-yudo permite ejercitar todas esas líneas en un mismo proyecto: consumo e integración de la API de ARASAAC, diseño de una base de datos relacional para seguimiento longitudinal, aplicación de estándares de accesibilidad (WCAG) y trabajo con datos sensibles bajo normativa vigente.</w:t>
+              <w:t>Nuestros intereses profesionales se orientan al desarrollo de software full-stack, la arquitectura de soluciones web, la integración de servicios mediante APIs y el diseño de interfaces accesibles. TEA-yudo permite ejercitar todas esas líneas en un mismo proyecto: consumo e integración de la API de ARASAAC, diseño de una base de datos relacional para seguimiento longitudinal, aplicación de estándares de accesibilidad (WCAG) y trabajo con datos sensibles bajo normativa vigente.</w:t>
             </w:r>
           </w:p>
         </w:tc>
@@ -2081,51 +1819,7 @@
                 <w:sz w:val="20"/>
                 <w:szCs w:val="20"/>
               </w:rPr>
-              <w:t xml:space="preserve"> el semestre tiene 18 semanas distribuidas en tres fases. El alcance se acotó deliberadamente a un MVP funcional c), dejando fuera del alcance funcionalidades </w:t>
-            </w:r>
-            <w:proofErr w:type="gramStart"/>
-            <w:r>
-              <w:rPr>
-                <w:i/>
-                <w:iCs/>
-                <w:color w:val="548DD4"/>
-                <w:sz w:val="20"/>
-                <w:szCs w:val="20"/>
-              </w:rPr>
-              <w:t>deseables</w:t>
-            </w:r>
-            <w:proofErr w:type="gramEnd"/>
-            <w:r>
-              <w:rPr>
-                <w:i/>
-                <w:iCs/>
-                <w:color w:val="548DD4"/>
-                <w:sz w:val="20"/>
-                <w:szCs w:val="20"/>
-              </w:rPr>
-              <w:t xml:space="preserve"> pero no esenciales, como la </w:t>
-            </w:r>
-            <w:proofErr w:type="gramStart"/>
-            <w:r>
-              <w:rPr>
-                <w:i/>
-                <w:iCs/>
-                <w:color w:val="548DD4"/>
-                <w:sz w:val="20"/>
-                <w:szCs w:val="20"/>
-              </w:rPr>
-              <w:t>app</w:t>
-            </w:r>
-            <w:proofErr w:type="gramEnd"/>
-            <w:r>
-              <w:rPr>
-                <w:i/>
-                <w:iCs/>
-                <w:color w:val="548DD4"/>
-                <w:sz w:val="20"/>
-                <w:szCs w:val="20"/>
-              </w:rPr>
-              <w:t xml:space="preserve"> móvil nativa o el módulo de reportes analíticos avanzados.</w:t>
+              <w:t xml:space="preserve"> el semestre tiene 18 semanas distribuidas en tres fases. El alcance se acotó deliberadamente a un MVP funcional c), dejando fuera del alcance funcionalidades deseables pero no esenciales, como la app móvil nativa o el módulo de reportes analíticos avanzados.</w:t>
             </w:r>
           </w:p>
           <w:p>
@@ -2261,51 +1955,7 @@
                 <w:sz w:val="20"/>
                 <w:szCs w:val="20"/>
               </w:rPr>
-              <w:t xml:space="preserve">Tecnologías open </w:t>
-            </w:r>
-            <w:proofErr w:type="spellStart"/>
-            <w:r>
-              <w:rPr>
-                <w:i/>
-                <w:iCs/>
-                <w:color w:val="548DD4"/>
-                <w:sz w:val="20"/>
-                <w:szCs w:val="20"/>
-              </w:rPr>
-              <w:t>source</w:t>
-            </w:r>
-            <w:proofErr w:type="spellEnd"/>
-            <w:r>
-              <w:rPr>
-                <w:i/>
-                <w:iCs/>
-                <w:color w:val="548DD4"/>
-                <w:sz w:val="20"/>
-                <w:szCs w:val="20"/>
-              </w:rPr>
-              <w:t xml:space="preserve"> (</w:t>
-            </w:r>
-            <w:proofErr w:type="spellStart"/>
-            <w:r>
-              <w:rPr>
-                <w:i/>
-                <w:iCs/>
-                <w:color w:val="548DD4"/>
-                <w:sz w:val="20"/>
-                <w:szCs w:val="20"/>
-              </w:rPr>
-              <w:t>framework</w:t>
-            </w:r>
-            <w:proofErr w:type="spellEnd"/>
-            <w:r>
-              <w:rPr>
-                <w:i/>
-                <w:iCs/>
-                <w:color w:val="548DD4"/>
-                <w:sz w:val="20"/>
-                <w:szCs w:val="20"/>
-              </w:rPr>
-              <w:t xml:space="preserve"> web, base de datos relacional)</w:t>
+              <w:t>Tecnologías open source (framework web, base de datos relacional)</w:t>
             </w:r>
           </w:p>
           <w:p>
@@ -3336,10 +2986,12 @@
                 <w:sz w:val="20"/>
                 <w:szCs w:val="20"/>
               </w:rPr>
-              <w:t xml:space="preserve">Etapa 2 – Diseño (Fase 1 – inicio Fase 2). Modelado de datos (MER y modelo relacional), definición de la arquitectura por capas, diseño de </w:t>
-            </w:r>
-            <w:proofErr w:type="spellStart"/>
-            <w:r>
+              <w:t>Etapa 2 – Diseño (Fase 1 – inicio Fase 2). Modelado de datos (MER y modelo relacional), definición de la arquitectura por capas, diseño de wireframes y prototipo navegable bajo criterios WCAG, y definición del modelo de seguridad y control de acceso por rol.</w:t>
+            </w:r>
+          </w:p>
+          <w:p>
+            <w:pPr>
+              <w:jc w:val="both"/>
               <w:rPr>
                 <w:i/>
                 <w:iCs/>
@@ -3347,10 +2999,11 @@
                 <w:sz w:val="20"/>
                 <w:szCs w:val="20"/>
               </w:rPr>
-              <w:t>wireframes</w:t>
-            </w:r>
-            <w:proofErr w:type="spellEnd"/>
-            <w:r>
+            </w:pPr>
+          </w:p>
+          <w:p>
+            <w:pPr>
+              <w:jc w:val="both"/>
               <w:rPr>
                 <w:i/>
                 <w:iCs/>
@@ -3358,12 +3011,8 @@
                 <w:sz w:val="20"/>
                 <w:szCs w:val="20"/>
               </w:rPr>
-              <w:t xml:space="preserve"> y prototipo navegable bajo criterios WCAG, y definición del modelo de seguridad y control de acceso por rol.</w:t>
-            </w:r>
-          </w:p>
-          <w:p>
-            <w:pPr>
-              <w:jc w:val="both"/>
+            </w:pPr>
+            <w:r>
               <w:rPr>
                 <w:i/>
                 <w:iCs/>
@@ -3371,50 +3020,7 @@
                 <w:sz w:val="20"/>
                 <w:szCs w:val="20"/>
               </w:rPr>
-            </w:pPr>
-          </w:p>
-          <w:p>
-            <w:pPr>
-              <w:jc w:val="both"/>
-              <w:rPr>
-                <w:i/>
-                <w:iCs/>
-                <w:color w:val="548DD4"/>
-                <w:sz w:val="20"/>
-                <w:szCs w:val="20"/>
-              </w:rPr>
-            </w:pPr>
-            <w:r>
-              <w:rPr>
-                <w:i/>
-                <w:iCs/>
-                <w:color w:val="548DD4"/>
-                <w:sz w:val="20"/>
-                <w:szCs w:val="20"/>
-              </w:rPr>
-              <w:t xml:space="preserve">Etapa 3 – Desarrollo incremental (Fase 2). </w:t>
-            </w:r>
-            <w:proofErr w:type="spellStart"/>
-            <w:r>
-              <w:rPr>
-                <w:i/>
-                <w:iCs/>
-                <w:color w:val="548DD4"/>
-                <w:sz w:val="20"/>
-                <w:szCs w:val="20"/>
-              </w:rPr>
-              <w:t>Sprints</w:t>
-            </w:r>
-            <w:proofErr w:type="spellEnd"/>
-            <w:r>
-              <w:rPr>
-                <w:i/>
-                <w:iCs/>
-                <w:color w:val="548DD4"/>
-                <w:sz w:val="20"/>
-                <w:szCs w:val="20"/>
-              </w:rPr>
-              <w:t xml:space="preserve"> de dos semanas, cada uno con planificación, desarrollo, revisión y retrospectiva. Los incrementos se organizan por módulo: autenticación y perfiles → tablero de comunicación con ARASAAC → gestión de rutinas → bitácora y registro de avances → reportes.</w:t>
+              <w:t>Etapa 3 – Desarrollo incremental (Fase 2). Sprints de dos semanas, cada uno con planificación, desarrollo, revisión y retrospectiva. Los incrementos se organizan por módulo: autenticación y perfiles → tablero de comunicación con ARASAAC → gestión de rutinas → bitácora y registro de avances → reportes.</w:t>
             </w:r>
           </w:p>
           <w:p>
@@ -4644,25 +4250,7 @@
                 <w:bCs/>
                 <w:color w:val="1F3864"/>
               </w:rPr>
-              <w:t xml:space="preserve">Documento que detalla el contexto PIE/TEA mediante historias de usuario priorizadas en el </w:t>
-            </w:r>
-            <w:proofErr w:type="spellStart"/>
-            <w:r>
-              <w:rPr>
-                <w:b/>
-                <w:bCs/>
-                <w:color w:val="1F3864"/>
-              </w:rPr>
-              <w:t>Product</w:t>
-            </w:r>
-            <w:proofErr w:type="spellEnd"/>
-            <w:r>
-              <w:rPr>
-                <w:b/>
-                <w:bCs/>
-                <w:color w:val="1F3864"/>
-              </w:rPr>
-              <w:t xml:space="preserve"> Backlog, junto con sus criterios de aceptación y la clasificación de requerimientos funcionales y no funcionales.</w:t>
+              <w:t>Documento que detalla el contexto PIE/TEA mediante historias de usuario priorizadas en el Product Backlog, junto con sus criterios de aceptación y la clasificación de requerimientos funcionales y no funcionales.</w:t>
             </w:r>
           </w:p>
         </w:tc>
@@ -4695,25 +4283,7 @@
                 <w:bCs/>
                 <w:color w:val="1F3864"/>
               </w:rPr>
-              <w:t xml:space="preserve">Permite gestionar el alcance del software de forma iterativa e incremental, garantizando que cada historia de usuario entregada en los </w:t>
-            </w:r>
-            <w:proofErr w:type="spellStart"/>
-            <w:r>
-              <w:rPr>
-                <w:b/>
-                <w:bCs/>
-                <w:color w:val="1F3864"/>
-              </w:rPr>
-              <w:t>sprints</w:t>
-            </w:r>
-            <w:proofErr w:type="spellEnd"/>
-            <w:r>
-              <w:rPr>
-                <w:b/>
-                <w:bCs/>
-                <w:color w:val="1F3864"/>
-              </w:rPr>
-              <w:t xml:space="preserve"> responda a las necesidades pedagógicas y operativas del equipo PIE, ajustándose a los cambios que surjan durante el desarrollo.</w:t>
+              <w:t>Permite gestionar el alcance del software de forma iterativa e incremental, garantizando que cada historia de usuario entregada en los sprints responda a las necesidades pedagógicas y operativas del equipo PIE, ajustándose a los cambios que surjan durante el desarrollo.</w:t>
             </w:r>
           </w:p>
         </w:tc>
@@ -4954,25 +4524,7 @@
                 <w:bCs/>
                 <w:color w:val="1F3864"/>
               </w:rPr>
-              <w:t xml:space="preserve">Conjunto de </w:t>
-            </w:r>
-            <w:proofErr w:type="spellStart"/>
-            <w:r>
-              <w:rPr>
-                <w:b/>
-                <w:bCs/>
-                <w:color w:val="1F3864"/>
-              </w:rPr>
-              <w:t>wireframes</w:t>
-            </w:r>
-            <w:proofErr w:type="spellEnd"/>
-            <w:r>
-              <w:rPr>
-                <w:b/>
-                <w:bCs/>
-                <w:color w:val="1F3864"/>
-              </w:rPr>
-              <w:t xml:space="preserve"> y prototipos interactivos de las interfaces de usuario (tablero de pictogramas, bitácora y perfiles). </w:t>
+              <w:t xml:space="preserve">Conjunto de wireframes y prototipos interactivos de las interfaces de usuario (tablero de pictogramas, bitácora y perfiles). </w:t>
             </w:r>
           </w:p>
         </w:tc>
@@ -5550,21 +5102,7 @@
               <w:rPr>
                 <w:color w:val="1F3864"/>
               </w:rPr>
-              <w:t xml:space="preserve">En la siguiente tabla define la planificación de tu Proyecto APT </w:t>
-            </w:r>
-            <w:proofErr w:type="gramStart"/>
-            <w:r>
-              <w:rPr>
-                <w:color w:val="1F3864"/>
-              </w:rPr>
-              <w:t>de acuerdo a</w:t>
-            </w:r>
-            <w:proofErr w:type="gramEnd"/>
-            <w:r>
-              <w:rPr>
-                <w:color w:val="1F3864"/>
-              </w:rPr>
-              <w:t xml:space="preserve"> lo requerido.</w:t>
+              <w:t>En la siguiente tabla define la planificación de tu Proyecto APT de acuerdo a lo requerido.</w:t>
             </w:r>
           </w:p>
         </w:tc>
@@ -5678,21 +5216,7 @@
               <w:rPr>
                 <w:color w:val="1F3864"/>
               </w:rPr>
-              <w:t xml:space="preserve">Nombre </w:t>
-            </w:r>
-            <w:proofErr w:type="gramStart"/>
-            <w:r>
-              <w:rPr>
-                <w:color w:val="1F3864"/>
-              </w:rPr>
-              <w:t>de  Actividades</w:t>
-            </w:r>
-            <w:proofErr w:type="gramEnd"/>
-            <w:r>
-              <w:rPr>
-                <w:color w:val="1F3864"/>
-              </w:rPr>
-              <w:t>/Tareas</w:t>
+              <w:t>Nombre de  Actividades/Tareas</w:t>
             </w:r>
           </w:p>
         </w:tc>
@@ -6189,27 +5713,15 @@
                 <w:szCs w:val="18"/>
               </w:rPr>
             </w:pPr>
-            <w:proofErr w:type="spellStart"/>
-            <w:r>
-              <w:rPr>
-                <w:i/>
-                <w:iCs/>
-                <w:color w:val="548DD4"/>
-                <w:sz w:val="18"/>
-                <w:szCs w:val="18"/>
-              </w:rPr>
-              <w:t>Cristobal</w:t>
-            </w:r>
-            <w:proofErr w:type="spellEnd"/>
-            <w:r>
-              <w:rPr>
-                <w:i/>
-                <w:iCs/>
-                <w:color w:val="548DD4"/>
-                <w:sz w:val="18"/>
-                <w:szCs w:val="18"/>
-              </w:rPr>
-              <w:t>/Rolando</w:t>
+            <w:r>
+              <w:rPr>
+                <w:i/>
+                <w:iCs/>
+                <w:color w:val="548DD4"/>
+                <w:sz w:val="18"/>
+                <w:szCs w:val="18"/>
+              </w:rPr>
+              <w:t>Cristobal/Rolando</w:t>
             </w:r>
           </w:p>
         </w:tc>
@@ -6402,27 +5914,15 @@
                 <w:szCs w:val="18"/>
               </w:rPr>
             </w:pPr>
-            <w:proofErr w:type="spellStart"/>
-            <w:r>
-              <w:rPr>
-                <w:i/>
-                <w:iCs/>
-                <w:color w:val="548DD4"/>
-                <w:sz w:val="18"/>
-                <w:szCs w:val="18"/>
-              </w:rPr>
-              <w:t>Cristobal</w:t>
-            </w:r>
-            <w:proofErr w:type="spellEnd"/>
-            <w:r>
-              <w:rPr>
-                <w:i/>
-                <w:iCs/>
-                <w:color w:val="548DD4"/>
-                <w:sz w:val="18"/>
-                <w:szCs w:val="18"/>
-              </w:rPr>
-              <w:t>/Rolando</w:t>
+            <w:r>
+              <w:rPr>
+                <w:i/>
+                <w:iCs/>
+                <w:color w:val="548DD4"/>
+                <w:sz w:val="18"/>
+                <w:szCs w:val="18"/>
+              </w:rPr>
+              <w:t>Cristobal/Rolando</w:t>
             </w:r>
           </w:p>
         </w:tc>
@@ -6449,51 +5949,7 @@
                 <w:sz w:val="18"/>
                 <w:szCs w:val="18"/>
               </w:rPr>
-              <w:t>Dificultad: disponibilidad de los profesionales PIE. Solución: instrumentos asíncronos (</w:t>
-            </w:r>
-            <w:proofErr w:type="spellStart"/>
-            <w:r>
-              <w:rPr>
-                <w:i/>
-                <w:iCs/>
-                <w:color w:val="548DD4"/>
-                <w:sz w:val="18"/>
-                <w:szCs w:val="18"/>
-              </w:rPr>
-              <w:t>meet</w:t>
-            </w:r>
-            <w:proofErr w:type="spellEnd"/>
-            <w:r>
-              <w:rPr>
-                <w:i/>
-                <w:iCs/>
-                <w:color w:val="548DD4"/>
-                <w:sz w:val="18"/>
-                <w:szCs w:val="18"/>
-              </w:rPr>
-              <w:t xml:space="preserve">, </w:t>
-            </w:r>
-            <w:proofErr w:type="gramStart"/>
-            <w:r>
-              <w:rPr>
-                <w:i/>
-                <w:iCs/>
-                <w:color w:val="548DD4"/>
-                <w:sz w:val="18"/>
-                <w:szCs w:val="18"/>
-              </w:rPr>
-              <w:t>zoom</w:t>
-            </w:r>
-            <w:proofErr w:type="gramEnd"/>
-            <w:r>
-              <w:rPr>
-                <w:i/>
-                <w:iCs/>
-                <w:color w:val="548DD4"/>
-                <w:sz w:val="18"/>
-                <w:szCs w:val="18"/>
-              </w:rPr>
-              <w:t>))</w:t>
+              <w:t>Dificultad: disponibilidad de los profesionales PIE. Solución: instrumentos asíncronos (meet, zoom))</w:t>
             </w:r>
           </w:p>
         </w:tc>
@@ -6599,7 +6055,6 @@
                 <w:szCs w:val="18"/>
               </w:rPr>
             </w:pPr>
-            <w:proofErr w:type="gramStart"/>
             <w:r>
               <w:rPr>
                 <w:i/>
@@ -6610,7 +6065,6 @@
               </w:rPr>
               <w:t>GCP,AWS</w:t>
             </w:r>
-            <w:proofErr w:type="gramEnd"/>
           </w:p>
         </w:tc>
         <w:tc>
@@ -6783,29 +6237,7 @@
                 <w:sz w:val="18"/>
                 <w:szCs w:val="18"/>
               </w:rPr>
-              <w:t xml:space="preserve">Definición de arquitectura por capas, </w:t>
-            </w:r>
-            <w:proofErr w:type="spellStart"/>
-            <w:r>
-              <w:rPr>
-                <w:i/>
-                <w:iCs/>
-                <w:color w:val="548DD4"/>
-                <w:sz w:val="18"/>
-                <w:szCs w:val="18"/>
-              </w:rPr>
-              <w:t>stack</w:t>
-            </w:r>
-            <w:proofErr w:type="spellEnd"/>
-            <w:r>
-              <w:rPr>
-                <w:i/>
-                <w:iCs/>
-                <w:color w:val="548DD4"/>
-                <w:sz w:val="18"/>
-                <w:szCs w:val="18"/>
-              </w:rPr>
-              <w:t xml:space="preserve"> tecnológico, diagramas de componentes y despliegue </w:t>
+              <w:t xml:space="preserve">Definición de arquitectura por capas, stack tecnológico, diagramas de componentes y despliegue </w:t>
             </w:r>
           </w:p>
         </w:tc>
@@ -6998,27 +6430,15 @@
                 <w:szCs w:val="18"/>
               </w:rPr>
             </w:pPr>
-            <w:proofErr w:type="spellStart"/>
-            <w:r>
-              <w:rPr>
-                <w:i/>
-                <w:iCs/>
-                <w:color w:val="548DD4"/>
-                <w:sz w:val="18"/>
-                <w:szCs w:val="18"/>
-              </w:rPr>
-              <w:t>Wireframes</w:t>
-            </w:r>
-            <w:proofErr w:type="spellEnd"/>
-            <w:r>
-              <w:rPr>
-                <w:i/>
-                <w:iCs/>
-                <w:color w:val="548DD4"/>
-                <w:sz w:val="18"/>
-                <w:szCs w:val="18"/>
-              </w:rPr>
-              <w:t xml:space="preserve"> y prototipo navegable bajo criterios WCAG para niños y profesionales </w:t>
+            <w:r>
+              <w:rPr>
+                <w:i/>
+                <w:iCs/>
+                <w:color w:val="548DD4"/>
+                <w:sz w:val="18"/>
+                <w:szCs w:val="18"/>
+              </w:rPr>
+              <w:t xml:space="preserve">Wireframes y prototipo navegable bajo criterios WCAG para niños y profesionales </w:t>
             </w:r>
           </w:p>
         </w:tc>
@@ -7098,40 +6518,16 @@
                 <w:szCs w:val="18"/>
               </w:rPr>
             </w:pPr>
-            <w:proofErr w:type="spellStart"/>
-            <w:r>
-              <w:rPr>
-                <w:i/>
-                <w:iCs/>
-                <w:color w:val="548DD4"/>
-                <w:sz w:val="18"/>
-                <w:szCs w:val="18"/>
-              </w:rPr>
-              <w:t>Cristobal</w:t>
-            </w:r>
-            <w:proofErr w:type="spellEnd"/>
-            <w:r>
-              <w:rPr>
-                <w:i/>
-                <w:iCs/>
-                <w:color w:val="548DD4"/>
-                <w:sz w:val="18"/>
-                <w:szCs w:val="18"/>
-              </w:rPr>
-              <w:t xml:space="preserve"> </w:t>
-            </w:r>
-            <w:proofErr w:type="spellStart"/>
-            <w:r>
-              <w:rPr>
-                <w:i/>
-                <w:iCs/>
-                <w:color w:val="548DD4"/>
-                <w:sz w:val="18"/>
-                <w:szCs w:val="18"/>
-              </w:rPr>
-              <w:t>Avila</w:t>
-            </w:r>
-            <w:proofErr w:type="spellEnd"/>
+            <w:r>
+              <w:rPr>
+                <w:i/>
+                <w:iCs/>
+                <w:color w:val="548DD4"/>
+                <w:sz w:val="18"/>
+                <w:szCs w:val="18"/>
+              </w:rPr>
+              <w:t>Cristobal Avila</w:t>
+            </w:r>
           </w:p>
         </w:tc>
         <w:tc>
@@ -7262,40 +6658,16 @@
                 <w:szCs w:val="18"/>
               </w:rPr>
             </w:pPr>
-            <w:proofErr w:type="spellStart"/>
-            <w:r>
-              <w:rPr>
-                <w:i/>
-                <w:iCs/>
-                <w:color w:val="548DD4"/>
-                <w:sz w:val="18"/>
-                <w:szCs w:val="18"/>
-              </w:rPr>
-              <w:t>Vscode</w:t>
-            </w:r>
-            <w:proofErr w:type="spellEnd"/>
-            <w:r>
-              <w:rPr>
-                <w:i/>
-                <w:iCs/>
-                <w:color w:val="548DD4"/>
-                <w:sz w:val="18"/>
-                <w:szCs w:val="18"/>
-              </w:rPr>
-              <w:t xml:space="preserve">, </w:t>
-            </w:r>
-            <w:proofErr w:type="spellStart"/>
-            <w:r>
-              <w:rPr>
-                <w:i/>
-                <w:iCs/>
-                <w:color w:val="548DD4"/>
-                <w:sz w:val="18"/>
-                <w:szCs w:val="18"/>
-              </w:rPr>
-              <w:t>framework</w:t>
-            </w:r>
-            <w:proofErr w:type="spellEnd"/>
+            <w:r>
+              <w:rPr>
+                <w:i/>
+                <w:iCs/>
+                <w:color w:val="548DD4"/>
+                <w:sz w:val="18"/>
+                <w:szCs w:val="18"/>
+              </w:rPr>
+              <w:t>Vscode, framework</w:t>
+            </w:r>
           </w:p>
         </w:tc>
         <w:tc>
@@ -7548,40 +6920,16 @@
                 <w:szCs w:val="18"/>
               </w:rPr>
             </w:pPr>
-            <w:proofErr w:type="spellStart"/>
-            <w:r>
-              <w:rPr>
-                <w:i/>
-                <w:iCs/>
-                <w:color w:val="548DD4"/>
-                <w:sz w:val="18"/>
-                <w:szCs w:val="18"/>
-              </w:rPr>
-              <w:t>Cristobal</w:t>
-            </w:r>
-            <w:proofErr w:type="spellEnd"/>
-            <w:r>
-              <w:rPr>
-                <w:i/>
-                <w:iCs/>
-                <w:color w:val="548DD4"/>
-                <w:sz w:val="18"/>
-                <w:szCs w:val="18"/>
-              </w:rPr>
-              <w:t xml:space="preserve"> </w:t>
-            </w:r>
-            <w:proofErr w:type="spellStart"/>
-            <w:r>
-              <w:rPr>
-                <w:i/>
-                <w:iCs/>
-                <w:color w:val="548DD4"/>
-                <w:sz w:val="18"/>
-                <w:szCs w:val="18"/>
-              </w:rPr>
-              <w:t>Avila</w:t>
-            </w:r>
-            <w:proofErr w:type="spellEnd"/>
+            <w:r>
+              <w:rPr>
+                <w:i/>
+                <w:iCs/>
+                <w:color w:val="548DD4"/>
+                <w:sz w:val="18"/>
+                <w:szCs w:val="18"/>
+              </w:rPr>
+              <w:t>Cristobal Avila</w:t>
+            </w:r>
           </w:p>
         </w:tc>
         <w:tc>
@@ -7720,29 +7068,7 @@
                 <w:sz w:val="18"/>
                 <w:szCs w:val="18"/>
               </w:rPr>
-              <w:t xml:space="preserve">IDE, </w:t>
-            </w:r>
-            <w:proofErr w:type="spellStart"/>
-            <w:r>
-              <w:rPr>
-                <w:i/>
-                <w:iCs/>
-                <w:color w:val="548DD4"/>
-                <w:sz w:val="18"/>
-                <w:szCs w:val="18"/>
-              </w:rPr>
-              <w:t>framework</w:t>
-            </w:r>
-            <w:proofErr w:type="spellEnd"/>
-            <w:r>
-              <w:rPr>
-                <w:i/>
-                <w:iCs/>
-                <w:color w:val="548DD4"/>
-                <w:sz w:val="18"/>
-                <w:szCs w:val="18"/>
-              </w:rPr>
-              <w:t xml:space="preserve"> web, BD </w:t>
+              <w:t xml:space="preserve">IDE, framework web, BD </w:t>
             </w:r>
           </w:p>
         </w:tc>
@@ -7803,20 +7129,8 @@
                 <w:sz w:val="18"/>
                 <w:szCs w:val="18"/>
               </w:rPr>
-              <w:t>Carlos/</w:t>
-            </w:r>
-            <w:proofErr w:type="spellStart"/>
-            <w:r>
-              <w:rPr>
-                <w:i/>
-                <w:iCs/>
-                <w:color w:val="548DD4"/>
-                <w:sz w:val="18"/>
-                <w:szCs w:val="18"/>
-              </w:rPr>
-              <w:t>Cristobal</w:t>
-            </w:r>
-            <w:proofErr w:type="spellEnd"/>
+              <w:t>Carlos/Cristobal</w:t>
+            </w:r>
           </w:p>
         </w:tc>
         <w:tc>
@@ -7986,7 +7300,17 @@
                 <w:sz w:val="18"/>
                 <w:szCs w:val="18"/>
               </w:rPr>
-              <w:t>3 semanas</w:t>
+              <w:t>2</w:t>
+            </w:r>
+            <w:r>
+              <w:rPr>
+                <w:i/>
+                <w:iCs/>
+                <w:color w:val="548DD4"/>
+                <w:sz w:val="18"/>
+                <w:szCs w:val="18"/>
+              </w:rPr>
+              <w:t xml:space="preserve"> semanas</w:t>
             </w:r>
           </w:p>
         </w:tc>
@@ -8359,51 +7683,7 @@
                 <w:sz w:val="18"/>
                 <w:szCs w:val="18"/>
               </w:rPr>
-              <w:t xml:space="preserve">Framework de </w:t>
-            </w:r>
-            <w:proofErr w:type="spellStart"/>
-            <w:r>
-              <w:rPr>
-                <w:i/>
-                <w:iCs/>
-                <w:color w:val="548DD4"/>
-                <w:sz w:val="18"/>
-                <w:szCs w:val="18"/>
-              </w:rPr>
-              <w:t>testing</w:t>
-            </w:r>
-            <w:proofErr w:type="spellEnd"/>
-            <w:r>
-              <w:rPr>
-                <w:i/>
-                <w:iCs/>
-                <w:color w:val="548DD4"/>
-                <w:sz w:val="18"/>
-                <w:szCs w:val="18"/>
-              </w:rPr>
-              <w:t xml:space="preserve">, </w:t>
-            </w:r>
-            <w:proofErr w:type="spellStart"/>
-            <w:r>
-              <w:rPr>
-                <w:i/>
-                <w:iCs/>
-                <w:color w:val="548DD4"/>
-                <w:sz w:val="18"/>
-                <w:szCs w:val="18"/>
-              </w:rPr>
-              <w:t>checklist</w:t>
-            </w:r>
-            <w:proofErr w:type="spellEnd"/>
-            <w:r>
-              <w:rPr>
-                <w:i/>
-                <w:iCs/>
-                <w:color w:val="548DD4"/>
-                <w:sz w:val="18"/>
-                <w:szCs w:val="18"/>
-              </w:rPr>
-              <w:t xml:space="preserve"> de usabilidad </w:t>
+              <w:t xml:space="preserve">Framework de testing, checklist de usabilidad </w:t>
             </w:r>
           </w:p>
         </w:tc>
@@ -8433,29 +7713,7 @@
                 <w:sz w:val="18"/>
                 <w:szCs w:val="18"/>
               </w:rPr>
-              <w:t xml:space="preserve">5 </w:t>
-            </w:r>
-            <w:proofErr w:type="gramStart"/>
-            <w:r>
-              <w:rPr>
-                <w:i/>
-                <w:iCs/>
-                <w:color w:val="548DD4"/>
-                <w:sz w:val="18"/>
-                <w:szCs w:val="18"/>
-              </w:rPr>
-              <w:t>semanas(</w:t>
-            </w:r>
-            <w:proofErr w:type="gramEnd"/>
-            <w:r>
-              <w:rPr>
-                <w:i/>
-                <w:iCs/>
-                <w:color w:val="548DD4"/>
-                <w:sz w:val="18"/>
-                <w:szCs w:val="18"/>
-              </w:rPr>
-              <w:t>distribuidas durante todo el proyecto)</w:t>
+              <w:t>5 semanas(distribuidas durante todo el proyecto)</w:t>
             </w:r>
           </w:p>
         </w:tc>
@@ -8656,29 +7914,17 @@
                 <w:sz w:val="18"/>
                 <w:szCs w:val="18"/>
               </w:rPr>
-              <w:t xml:space="preserve">3 semanas (asumiendo problemas de </w:t>
-            </w:r>
-            <w:proofErr w:type="spellStart"/>
-            <w:r>
-              <w:rPr>
-                <w:i/>
-                <w:iCs/>
-                <w:color w:val="548DD4"/>
-                <w:sz w:val="18"/>
-                <w:szCs w:val="18"/>
-              </w:rPr>
-              <w:t>productivizacion</w:t>
-            </w:r>
-            <w:proofErr w:type="spellEnd"/>
-            <w:r>
-              <w:rPr>
-                <w:i/>
-                <w:iCs/>
-                <w:color w:val="548DD4"/>
-                <w:sz w:val="18"/>
-                <w:szCs w:val="18"/>
-              </w:rPr>
-              <w:t>)</w:t>
+              <w:t>2</w:t>
+            </w:r>
+            <w:r>
+              <w:rPr>
+                <w:i/>
+                <w:iCs/>
+                <w:color w:val="548DD4"/>
+                <w:sz w:val="18"/>
+                <w:szCs w:val="18"/>
+              </w:rPr>
+              <w:t xml:space="preserve"> semanas (asumiendo problemas de productivizacion)</w:t>
             </w:r>
           </w:p>
         </w:tc>
@@ -8880,29 +8126,7 @@
                 <w:sz w:val="18"/>
                 <w:szCs w:val="18"/>
               </w:rPr>
-              <w:t xml:space="preserve">3 </w:t>
-            </w:r>
-            <w:proofErr w:type="gramStart"/>
-            <w:r>
-              <w:rPr>
-                <w:i/>
-                <w:iCs/>
-                <w:color w:val="548DD4"/>
-                <w:sz w:val="18"/>
-                <w:szCs w:val="18"/>
-              </w:rPr>
-              <w:t>semanas(</w:t>
-            </w:r>
-            <w:proofErr w:type="gramEnd"/>
-            <w:r>
-              <w:rPr>
-                <w:i/>
-                <w:iCs/>
-                <w:color w:val="548DD4"/>
-                <w:sz w:val="18"/>
-                <w:szCs w:val="18"/>
-              </w:rPr>
-              <w:t>distribuidas durante todo el proyecto)</w:t>
+              <w:t>3 semanas(distribuidas durante todo el proyecto)</w:t>
             </w:r>
           </w:p>
         </w:tc>
@@ -9110,26 +8334,21 @@
       </w:tblPr>
       <w:tblGrid>
         <w:gridCol w:w="1365"/>
-        <w:gridCol w:w="525"/>
-        <w:gridCol w:w="525"/>
-        <w:gridCol w:w="525"/>
-        <w:gridCol w:w="525"/>
-        <w:gridCol w:w="525"/>
-        <w:gridCol w:w="525"/>
-        <w:gridCol w:w="525"/>
-        <w:gridCol w:w="525"/>
-        <w:gridCol w:w="525"/>
-        <w:gridCol w:w="525"/>
-        <w:gridCol w:w="525"/>
-        <w:gridCol w:w="525"/>
-        <w:gridCol w:w="525"/>
-        <w:gridCol w:w="525"/>
-        <w:gridCol w:w="525"/>
-        <w:gridCol w:w="255"/>
-        <w:gridCol w:w="525"/>
-        <w:gridCol w:w="525"/>
-        <w:gridCol w:w="525"/>
-        <w:gridCol w:w="105"/>
+        <w:gridCol w:w="654"/>
+        <w:gridCol w:w="654"/>
+        <w:gridCol w:w="654"/>
+        <w:gridCol w:w="654"/>
+        <w:gridCol w:w="654"/>
+        <w:gridCol w:w="654"/>
+        <w:gridCol w:w="654"/>
+        <w:gridCol w:w="654"/>
+        <w:gridCol w:w="654"/>
+        <w:gridCol w:w="654"/>
+        <w:gridCol w:w="654"/>
+        <w:gridCol w:w="654"/>
+        <w:gridCol w:w="654"/>
+        <w:gridCol w:w="654"/>
+        <w:gridCol w:w="654"/>
       </w:tblGrid>
       <w:tr>
         <w:trPr>
@@ -9164,7 +8383,7 @@
         </w:tc>
         <w:tc>
           <w:tcPr>
-            <w:tcW w:w="2100" w:type="dxa"/>
+            <w:tcW w:w="2616" w:type="dxa"/>
             <w:gridSpan w:val="4"/>
             <w:shd w:val="clear" w:color="auto" w:fill="E2EFD9"/>
           </w:tcPr>
@@ -9192,8 +8411,8 @@
         </w:tc>
         <w:tc>
           <w:tcPr>
-            <w:tcW w:w="6030" w:type="dxa"/>
-            <w:gridSpan w:val="12"/>
+            <w:tcW w:w="5232" w:type="dxa"/>
+            <w:gridSpan w:val="8"/>
             <w:shd w:val="clear" w:color="auto" w:fill="FFF2CB"/>
           </w:tcPr>
           <w:p>
@@ -9220,8 +8439,8 @@
         </w:tc>
         <w:tc>
           <w:tcPr>
-            <w:tcW w:w="1680" w:type="dxa"/>
-            <w:gridSpan w:val="4"/>
+            <w:tcW w:w="1962" w:type="dxa"/>
+            <w:gridSpan w:val="3"/>
             <w:shd w:val="clear" w:color="auto" w:fill="FBE4D5"/>
           </w:tcPr>
           <w:p>
@@ -9249,8 +8468,6 @@
       </w:tr>
       <w:tr>
         <w:trPr>
-          <w:gridAfter w:val="1"/>
-          <w:wAfter w:w="105" w:type="dxa"/>
           <w:trHeight w:val="303"/>
         </w:trPr>
         <w:tc>
@@ -9280,7 +8497,7 @@
         </w:tc>
         <w:tc>
           <w:tcPr>
-            <w:tcW w:w="525" w:type="dxa"/>
+            <w:tcW w:w="654" w:type="dxa"/>
           </w:tcPr>
           <w:p>
             <w:pPr>
@@ -9306,7 +8523,7 @@
         </w:tc>
         <w:tc>
           <w:tcPr>
-            <w:tcW w:w="525" w:type="dxa"/>
+            <w:tcW w:w="654" w:type="dxa"/>
           </w:tcPr>
           <w:p>
             <w:pPr>
@@ -9332,7 +8549,7 @@
         </w:tc>
         <w:tc>
           <w:tcPr>
-            <w:tcW w:w="525" w:type="dxa"/>
+            <w:tcW w:w="654" w:type="dxa"/>
           </w:tcPr>
           <w:p>
             <w:pPr>
@@ -9358,7 +8575,7 @@
         </w:tc>
         <w:tc>
           <w:tcPr>
-            <w:tcW w:w="525" w:type="dxa"/>
+            <w:tcW w:w="654" w:type="dxa"/>
           </w:tcPr>
           <w:p>
             <w:pPr>
@@ -9384,7 +8601,7 @@
         </w:tc>
         <w:tc>
           <w:tcPr>
-            <w:tcW w:w="525" w:type="dxa"/>
+            <w:tcW w:w="654" w:type="dxa"/>
           </w:tcPr>
           <w:p>
             <w:pPr>
@@ -9410,7 +8627,7 @@
         </w:tc>
         <w:tc>
           <w:tcPr>
-            <w:tcW w:w="525" w:type="dxa"/>
+            <w:tcW w:w="654" w:type="dxa"/>
           </w:tcPr>
           <w:p>
             <w:pPr>
@@ -9436,7 +8653,7 @@
         </w:tc>
         <w:tc>
           <w:tcPr>
-            <w:tcW w:w="525" w:type="dxa"/>
+            <w:tcW w:w="654" w:type="dxa"/>
           </w:tcPr>
           <w:p>
             <w:pPr>
@@ -9462,7 +8679,7 @@
         </w:tc>
         <w:tc>
           <w:tcPr>
-            <w:tcW w:w="525" w:type="dxa"/>
+            <w:tcW w:w="654" w:type="dxa"/>
           </w:tcPr>
           <w:p>
             <w:pPr>
@@ -9488,7 +8705,7 @@
         </w:tc>
         <w:tc>
           <w:tcPr>
-            <w:tcW w:w="525" w:type="dxa"/>
+            <w:tcW w:w="654" w:type="dxa"/>
           </w:tcPr>
           <w:p>
             <w:pPr>
@@ -9514,7 +8731,7 @@
         </w:tc>
         <w:tc>
           <w:tcPr>
-            <w:tcW w:w="525" w:type="dxa"/>
+            <w:tcW w:w="654" w:type="dxa"/>
           </w:tcPr>
           <w:p>
             <w:pPr>
@@ -9540,7 +8757,7 @@
         </w:tc>
         <w:tc>
           <w:tcPr>
-            <w:tcW w:w="525" w:type="dxa"/>
+            <w:tcW w:w="654" w:type="dxa"/>
           </w:tcPr>
           <w:p>
             <w:pPr>
@@ -9566,7 +8783,7 @@
         </w:tc>
         <w:tc>
           <w:tcPr>
-            <w:tcW w:w="525" w:type="dxa"/>
+            <w:tcW w:w="654" w:type="dxa"/>
           </w:tcPr>
           <w:p>
             <w:pPr>
@@ -9592,7 +8809,7 @@
         </w:tc>
         <w:tc>
           <w:tcPr>
-            <w:tcW w:w="525" w:type="dxa"/>
+            <w:tcW w:w="654" w:type="dxa"/>
           </w:tcPr>
           <w:p>
             <w:pPr>
@@ -9618,7 +8835,7 @@
         </w:tc>
         <w:tc>
           <w:tcPr>
-            <w:tcW w:w="525" w:type="dxa"/>
+            <w:tcW w:w="654" w:type="dxa"/>
           </w:tcPr>
           <w:p>
             <w:pPr>
@@ -9644,7 +8861,7 @@
         </w:tc>
         <w:tc>
           <w:tcPr>
-            <w:tcW w:w="525" w:type="dxa"/>
+            <w:tcW w:w="654" w:type="dxa"/>
           </w:tcPr>
           <w:p>
             <w:pPr>
@@ -9665,93 +8882,12 @@
                 <w:szCs w:val="16"/>
               </w:rPr>
               <w:t>S 15</w:t>
-            </w:r>
-          </w:p>
-        </w:tc>
-        <w:tc>
-          <w:tcPr>
-            <w:tcW w:w="780" w:type="dxa"/>
-            <w:gridSpan w:val="2"/>
-          </w:tcPr>
-          <w:p>
-            <w:pPr>
-              <w:spacing w:line="360" w:lineRule="auto"/>
-              <w:jc w:val="center"/>
-              <w:rPr>
-                <w:b/>
-                <w:bCs/>
-                <w:sz w:val="16"/>
-                <w:szCs w:val="16"/>
-              </w:rPr>
-            </w:pPr>
-            <w:r>
-              <w:rPr>
-                <w:b/>
-                <w:bCs/>
-                <w:sz w:val="16"/>
-                <w:szCs w:val="16"/>
-              </w:rPr>
-              <w:t>S 16</w:t>
-            </w:r>
-          </w:p>
-        </w:tc>
-        <w:tc>
-          <w:tcPr>
-            <w:tcW w:w="525" w:type="dxa"/>
-          </w:tcPr>
-          <w:p>
-            <w:pPr>
-              <w:spacing w:line="360" w:lineRule="auto"/>
-              <w:jc w:val="center"/>
-              <w:rPr>
-                <w:b/>
-                <w:bCs/>
-                <w:sz w:val="16"/>
-                <w:szCs w:val="16"/>
-              </w:rPr>
-            </w:pPr>
-            <w:r>
-              <w:rPr>
-                <w:b/>
-                <w:bCs/>
-                <w:sz w:val="16"/>
-                <w:szCs w:val="16"/>
-              </w:rPr>
-              <w:t>S 17</w:t>
-            </w:r>
-          </w:p>
-        </w:tc>
-        <w:tc>
-          <w:tcPr>
-            <w:tcW w:w="525" w:type="dxa"/>
-          </w:tcPr>
-          <w:p>
-            <w:pPr>
-              <w:spacing w:line="360" w:lineRule="auto"/>
-              <w:jc w:val="center"/>
-              <w:rPr>
-                <w:b/>
-                <w:bCs/>
-                <w:sz w:val="16"/>
-                <w:szCs w:val="16"/>
-              </w:rPr>
-            </w:pPr>
-            <w:r>
-              <w:rPr>
-                <w:b/>
-                <w:bCs/>
-                <w:sz w:val="16"/>
-                <w:szCs w:val="16"/>
-              </w:rPr>
-              <w:t>S 18</w:t>
             </w:r>
           </w:p>
         </w:tc>
       </w:tr>
       <w:tr>
         <w:trPr>
-          <w:gridAfter w:val="1"/>
-          <w:wAfter w:w="105" w:type="dxa"/>
           <w:trHeight w:val="294"/>
         </w:trPr>
         <w:tc>
@@ -9783,7 +8919,7 @@
         </w:tc>
         <w:tc>
           <w:tcPr>
-            <w:tcW w:w="525" w:type="dxa"/>
+            <w:tcW w:w="654" w:type="dxa"/>
           </w:tcPr>
           <w:p>
             <w:pPr>
@@ -9809,280 +8945,228 @@
         </w:tc>
         <w:tc>
           <w:tcPr>
-            <w:tcW w:w="525" w:type="dxa"/>
-          </w:tcPr>
-          <w:p>
-            <w:pPr>
-              <w:spacing w:line="360" w:lineRule="auto"/>
-              <w:jc w:val="both"/>
-              <w:rPr>
-                <w:b/>
-                <w:bCs/>
-                <w:sz w:val="16"/>
-                <w:szCs w:val="16"/>
-              </w:rPr>
-            </w:pPr>
-          </w:p>
-        </w:tc>
-        <w:tc>
-          <w:tcPr>
-            <w:tcW w:w="525" w:type="dxa"/>
-          </w:tcPr>
-          <w:p>
-            <w:pPr>
-              <w:spacing w:line="360" w:lineRule="auto"/>
-              <w:jc w:val="both"/>
-              <w:rPr>
-                <w:b/>
-                <w:bCs/>
-                <w:sz w:val="16"/>
-                <w:szCs w:val="16"/>
-              </w:rPr>
-            </w:pPr>
-          </w:p>
-        </w:tc>
-        <w:tc>
-          <w:tcPr>
-            <w:tcW w:w="525" w:type="dxa"/>
-          </w:tcPr>
-          <w:p>
-            <w:pPr>
-              <w:spacing w:line="360" w:lineRule="auto"/>
-              <w:jc w:val="both"/>
-              <w:rPr>
-                <w:b/>
-                <w:bCs/>
-                <w:sz w:val="16"/>
-                <w:szCs w:val="16"/>
-              </w:rPr>
-            </w:pPr>
-          </w:p>
-        </w:tc>
-        <w:tc>
-          <w:tcPr>
-            <w:tcW w:w="525" w:type="dxa"/>
-          </w:tcPr>
-          <w:p>
-            <w:pPr>
-              <w:spacing w:line="360" w:lineRule="auto"/>
-              <w:jc w:val="both"/>
-              <w:rPr>
-                <w:b/>
-                <w:bCs/>
-                <w:sz w:val="16"/>
-                <w:szCs w:val="16"/>
-              </w:rPr>
-            </w:pPr>
-          </w:p>
-        </w:tc>
-        <w:tc>
-          <w:tcPr>
-            <w:tcW w:w="525" w:type="dxa"/>
-          </w:tcPr>
-          <w:p>
-            <w:pPr>
-              <w:spacing w:line="360" w:lineRule="auto"/>
-              <w:jc w:val="both"/>
-              <w:rPr>
-                <w:b/>
-                <w:bCs/>
-                <w:sz w:val="16"/>
-                <w:szCs w:val="16"/>
-              </w:rPr>
-            </w:pPr>
-          </w:p>
-        </w:tc>
-        <w:tc>
-          <w:tcPr>
-            <w:tcW w:w="525" w:type="dxa"/>
-          </w:tcPr>
-          <w:p>
-            <w:pPr>
-              <w:spacing w:line="360" w:lineRule="auto"/>
-              <w:jc w:val="both"/>
-              <w:rPr>
-                <w:b/>
-                <w:bCs/>
-                <w:sz w:val="16"/>
-                <w:szCs w:val="16"/>
-              </w:rPr>
-            </w:pPr>
-          </w:p>
-        </w:tc>
-        <w:tc>
-          <w:tcPr>
-            <w:tcW w:w="525" w:type="dxa"/>
-          </w:tcPr>
-          <w:p>
-            <w:pPr>
-              <w:spacing w:line="360" w:lineRule="auto"/>
-              <w:jc w:val="both"/>
-              <w:rPr>
-                <w:b/>
-                <w:bCs/>
-                <w:sz w:val="16"/>
-                <w:szCs w:val="16"/>
-              </w:rPr>
-            </w:pPr>
-          </w:p>
-        </w:tc>
-        <w:tc>
-          <w:tcPr>
-            <w:tcW w:w="525" w:type="dxa"/>
-          </w:tcPr>
-          <w:p>
-            <w:pPr>
-              <w:spacing w:line="360" w:lineRule="auto"/>
-              <w:jc w:val="both"/>
-              <w:rPr>
-                <w:b/>
-                <w:bCs/>
-                <w:sz w:val="16"/>
-                <w:szCs w:val="16"/>
-              </w:rPr>
-            </w:pPr>
-          </w:p>
-        </w:tc>
-        <w:tc>
-          <w:tcPr>
-            <w:tcW w:w="525" w:type="dxa"/>
-          </w:tcPr>
-          <w:p>
-            <w:pPr>
-              <w:spacing w:line="360" w:lineRule="auto"/>
-              <w:jc w:val="both"/>
-              <w:rPr>
-                <w:b/>
-                <w:bCs/>
-                <w:sz w:val="16"/>
-                <w:szCs w:val="16"/>
-              </w:rPr>
-            </w:pPr>
-          </w:p>
-        </w:tc>
-        <w:tc>
-          <w:tcPr>
-            <w:tcW w:w="525" w:type="dxa"/>
-          </w:tcPr>
-          <w:p>
-            <w:pPr>
-              <w:spacing w:line="360" w:lineRule="auto"/>
-              <w:jc w:val="both"/>
-              <w:rPr>
-                <w:b/>
-                <w:bCs/>
-                <w:sz w:val="16"/>
-                <w:szCs w:val="16"/>
-              </w:rPr>
-            </w:pPr>
-          </w:p>
-        </w:tc>
-        <w:tc>
-          <w:tcPr>
-            <w:tcW w:w="525" w:type="dxa"/>
-          </w:tcPr>
-          <w:p>
-            <w:pPr>
-              <w:spacing w:line="360" w:lineRule="auto"/>
-              <w:jc w:val="both"/>
-              <w:rPr>
-                <w:b/>
-                <w:bCs/>
-                <w:sz w:val="16"/>
-                <w:szCs w:val="16"/>
-              </w:rPr>
-            </w:pPr>
-          </w:p>
-        </w:tc>
-        <w:tc>
-          <w:tcPr>
-            <w:tcW w:w="525" w:type="dxa"/>
-          </w:tcPr>
-          <w:p>
-            <w:pPr>
-              <w:spacing w:line="360" w:lineRule="auto"/>
-              <w:jc w:val="both"/>
-              <w:rPr>
-                <w:b/>
-                <w:bCs/>
-                <w:sz w:val="16"/>
-                <w:szCs w:val="16"/>
-              </w:rPr>
-            </w:pPr>
-          </w:p>
-        </w:tc>
-        <w:tc>
-          <w:tcPr>
-            <w:tcW w:w="525" w:type="dxa"/>
-          </w:tcPr>
-          <w:p>
-            <w:pPr>
-              <w:spacing w:line="360" w:lineRule="auto"/>
-              <w:jc w:val="both"/>
-              <w:rPr>
-                <w:b/>
-                <w:bCs/>
-                <w:sz w:val="16"/>
-                <w:szCs w:val="16"/>
-              </w:rPr>
-            </w:pPr>
-          </w:p>
-        </w:tc>
-        <w:tc>
-          <w:tcPr>
-            <w:tcW w:w="525" w:type="dxa"/>
-          </w:tcPr>
-          <w:p>
-            <w:pPr>
-              <w:spacing w:line="360" w:lineRule="auto"/>
-              <w:jc w:val="both"/>
-              <w:rPr>
-                <w:b/>
-                <w:bCs/>
-                <w:sz w:val="16"/>
-                <w:szCs w:val="16"/>
-              </w:rPr>
-            </w:pPr>
-          </w:p>
-        </w:tc>
-        <w:tc>
-          <w:tcPr>
-            <w:tcW w:w="780" w:type="dxa"/>
-            <w:gridSpan w:val="2"/>
-          </w:tcPr>
-          <w:p>
-            <w:pPr>
-              <w:spacing w:line="360" w:lineRule="auto"/>
-              <w:jc w:val="both"/>
-              <w:rPr>
-                <w:b/>
-                <w:bCs/>
-                <w:sz w:val="16"/>
-                <w:szCs w:val="16"/>
-              </w:rPr>
-            </w:pPr>
-          </w:p>
-        </w:tc>
-        <w:tc>
-          <w:tcPr>
-            <w:tcW w:w="525" w:type="dxa"/>
-          </w:tcPr>
-          <w:p>
-            <w:pPr>
-              <w:spacing w:line="360" w:lineRule="auto"/>
-              <w:jc w:val="both"/>
-              <w:rPr>
-                <w:b/>
-                <w:bCs/>
-                <w:sz w:val="16"/>
-                <w:szCs w:val="16"/>
-              </w:rPr>
-            </w:pPr>
-          </w:p>
-        </w:tc>
-        <w:tc>
-          <w:tcPr>
-            <w:tcW w:w="525" w:type="dxa"/>
+            <w:tcW w:w="654" w:type="dxa"/>
+          </w:tcPr>
+          <w:p>
+            <w:pPr>
+              <w:spacing w:line="360" w:lineRule="auto"/>
+              <w:jc w:val="both"/>
+              <w:rPr>
+                <w:b/>
+                <w:bCs/>
+                <w:sz w:val="16"/>
+                <w:szCs w:val="16"/>
+              </w:rPr>
+            </w:pPr>
+          </w:p>
+        </w:tc>
+        <w:tc>
+          <w:tcPr>
+            <w:tcW w:w="654" w:type="dxa"/>
+          </w:tcPr>
+          <w:p>
+            <w:pPr>
+              <w:spacing w:line="360" w:lineRule="auto"/>
+              <w:jc w:val="both"/>
+              <w:rPr>
+                <w:b/>
+                <w:bCs/>
+                <w:sz w:val="16"/>
+                <w:szCs w:val="16"/>
+              </w:rPr>
+            </w:pPr>
+          </w:p>
+        </w:tc>
+        <w:tc>
+          <w:tcPr>
+            <w:tcW w:w="654" w:type="dxa"/>
+          </w:tcPr>
+          <w:p>
+            <w:pPr>
+              <w:spacing w:line="360" w:lineRule="auto"/>
+              <w:jc w:val="both"/>
+              <w:rPr>
+                <w:b/>
+                <w:bCs/>
+                <w:sz w:val="16"/>
+                <w:szCs w:val="16"/>
+              </w:rPr>
+            </w:pPr>
+          </w:p>
+        </w:tc>
+        <w:tc>
+          <w:tcPr>
+            <w:tcW w:w="654" w:type="dxa"/>
+          </w:tcPr>
+          <w:p>
+            <w:pPr>
+              <w:spacing w:line="360" w:lineRule="auto"/>
+              <w:jc w:val="both"/>
+              <w:rPr>
+                <w:b/>
+                <w:bCs/>
+                <w:sz w:val="16"/>
+                <w:szCs w:val="16"/>
+              </w:rPr>
+            </w:pPr>
+          </w:p>
+        </w:tc>
+        <w:tc>
+          <w:tcPr>
+            <w:tcW w:w="654" w:type="dxa"/>
+          </w:tcPr>
+          <w:p>
+            <w:pPr>
+              <w:spacing w:line="360" w:lineRule="auto"/>
+              <w:jc w:val="both"/>
+              <w:rPr>
+                <w:b/>
+                <w:bCs/>
+                <w:sz w:val="16"/>
+                <w:szCs w:val="16"/>
+              </w:rPr>
+            </w:pPr>
+          </w:p>
+        </w:tc>
+        <w:tc>
+          <w:tcPr>
+            <w:tcW w:w="654" w:type="dxa"/>
+          </w:tcPr>
+          <w:p>
+            <w:pPr>
+              <w:spacing w:line="360" w:lineRule="auto"/>
+              <w:jc w:val="both"/>
+              <w:rPr>
+                <w:b/>
+                <w:bCs/>
+                <w:sz w:val="16"/>
+                <w:szCs w:val="16"/>
+              </w:rPr>
+            </w:pPr>
+          </w:p>
+        </w:tc>
+        <w:tc>
+          <w:tcPr>
+            <w:tcW w:w="654" w:type="dxa"/>
+          </w:tcPr>
+          <w:p>
+            <w:pPr>
+              <w:spacing w:line="360" w:lineRule="auto"/>
+              <w:jc w:val="both"/>
+              <w:rPr>
+                <w:b/>
+                <w:bCs/>
+                <w:sz w:val="16"/>
+                <w:szCs w:val="16"/>
+              </w:rPr>
+            </w:pPr>
+          </w:p>
+        </w:tc>
+        <w:tc>
+          <w:tcPr>
+            <w:tcW w:w="654" w:type="dxa"/>
+          </w:tcPr>
+          <w:p>
+            <w:pPr>
+              <w:spacing w:line="360" w:lineRule="auto"/>
+              <w:jc w:val="both"/>
+              <w:rPr>
+                <w:b/>
+                <w:bCs/>
+                <w:sz w:val="16"/>
+                <w:szCs w:val="16"/>
+              </w:rPr>
+            </w:pPr>
+          </w:p>
+        </w:tc>
+        <w:tc>
+          <w:tcPr>
+            <w:tcW w:w="654" w:type="dxa"/>
+          </w:tcPr>
+          <w:p>
+            <w:pPr>
+              <w:spacing w:line="360" w:lineRule="auto"/>
+              <w:jc w:val="both"/>
+              <w:rPr>
+                <w:b/>
+                <w:bCs/>
+                <w:sz w:val="16"/>
+                <w:szCs w:val="16"/>
+              </w:rPr>
+            </w:pPr>
+          </w:p>
+        </w:tc>
+        <w:tc>
+          <w:tcPr>
+            <w:tcW w:w="654" w:type="dxa"/>
+          </w:tcPr>
+          <w:p>
+            <w:pPr>
+              <w:spacing w:line="360" w:lineRule="auto"/>
+              <w:jc w:val="both"/>
+              <w:rPr>
+                <w:b/>
+                <w:bCs/>
+                <w:sz w:val="16"/>
+                <w:szCs w:val="16"/>
+              </w:rPr>
+            </w:pPr>
+          </w:p>
+        </w:tc>
+        <w:tc>
+          <w:tcPr>
+            <w:tcW w:w="654" w:type="dxa"/>
+          </w:tcPr>
+          <w:p>
+            <w:pPr>
+              <w:spacing w:line="360" w:lineRule="auto"/>
+              <w:jc w:val="both"/>
+              <w:rPr>
+                <w:b/>
+                <w:bCs/>
+                <w:sz w:val="16"/>
+                <w:szCs w:val="16"/>
+              </w:rPr>
+            </w:pPr>
+          </w:p>
+        </w:tc>
+        <w:tc>
+          <w:tcPr>
+            <w:tcW w:w="654" w:type="dxa"/>
+          </w:tcPr>
+          <w:p>
+            <w:pPr>
+              <w:spacing w:line="360" w:lineRule="auto"/>
+              <w:jc w:val="both"/>
+              <w:rPr>
+                <w:b/>
+                <w:bCs/>
+                <w:sz w:val="16"/>
+                <w:szCs w:val="16"/>
+              </w:rPr>
+            </w:pPr>
+          </w:p>
+        </w:tc>
+        <w:tc>
+          <w:tcPr>
+            <w:tcW w:w="654" w:type="dxa"/>
+          </w:tcPr>
+          <w:p>
+            <w:pPr>
+              <w:spacing w:line="360" w:lineRule="auto"/>
+              <w:jc w:val="both"/>
+              <w:rPr>
+                <w:b/>
+                <w:bCs/>
+                <w:sz w:val="16"/>
+                <w:szCs w:val="16"/>
+              </w:rPr>
+            </w:pPr>
+          </w:p>
+        </w:tc>
+        <w:tc>
+          <w:tcPr>
+            <w:tcW w:w="654" w:type="dxa"/>
           </w:tcPr>
           <w:p>
             <w:pPr>
@@ -10100,8 +9184,6 @@
       </w:tr>
       <w:tr>
         <w:trPr>
-          <w:gridAfter w:val="1"/>
-          <w:wAfter w:w="105" w:type="dxa"/>
           <w:trHeight w:val="303"/>
         </w:trPr>
         <w:tc>
@@ -10133,7 +9215,7 @@
         </w:tc>
         <w:tc>
           <w:tcPr>
-            <w:tcW w:w="525" w:type="dxa"/>
+            <w:tcW w:w="654" w:type="dxa"/>
           </w:tcPr>
           <w:p>
             <w:pPr>
@@ -10159,7 +9241,7 @@
         </w:tc>
         <w:tc>
           <w:tcPr>
-            <w:tcW w:w="525" w:type="dxa"/>
+            <w:tcW w:w="654" w:type="dxa"/>
           </w:tcPr>
           <w:p>
             <w:pPr>
@@ -10185,263 +9267,211 @@
         </w:tc>
         <w:tc>
           <w:tcPr>
-            <w:tcW w:w="525" w:type="dxa"/>
-          </w:tcPr>
-          <w:p>
-            <w:pPr>
-              <w:spacing w:line="360" w:lineRule="auto"/>
-              <w:jc w:val="both"/>
-              <w:rPr>
-                <w:b/>
-                <w:bCs/>
-                <w:sz w:val="16"/>
-                <w:szCs w:val="16"/>
-              </w:rPr>
-            </w:pPr>
-          </w:p>
-        </w:tc>
-        <w:tc>
-          <w:tcPr>
-            <w:tcW w:w="525" w:type="dxa"/>
-          </w:tcPr>
-          <w:p>
-            <w:pPr>
-              <w:spacing w:line="360" w:lineRule="auto"/>
-              <w:jc w:val="both"/>
-              <w:rPr>
-                <w:b/>
-                <w:bCs/>
-                <w:sz w:val="16"/>
-                <w:szCs w:val="16"/>
-              </w:rPr>
-            </w:pPr>
-          </w:p>
-        </w:tc>
-        <w:tc>
-          <w:tcPr>
-            <w:tcW w:w="525" w:type="dxa"/>
-          </w:tcPr>
-          <w:p>
-            <w:pPr>
-              <w:spacing w:line="360" w:lineRule="auto"/>
-              <w:jc w:val="both"/>
-              <w:rPr>
-                <w:b/>
-                <w:bCs/>
-                <w:sz w:val="16"/>
-                <w:szCs w:val="16"/>
-              </w:rPr>
-            </w:pPr>
-          </w:p>
-        </w:tc>
-        <w:tc>
-          <w:tcPr>
-            <w:tcW w:w="525" w:type="dxa"/>
-          </w:tcPr>
-          <w:p>
-            <w:pPr>
-              <w:spacing w:line="360" w:lineRule="auto"/>
-              <w:jc w:val="both"/>
-              <w:rPr>
-                <w:b/>
-                <w:bCs/>
-                <w:sz w:val="16"/>
-                <w:szCs w:val="16"/>
-              </w:rPr>
-            </w:pPr>
-          </w:p>
-        </w:tc>
-        <w:tc>
-          <w:tcPr>
-            <w:tcW w:w="525" w:type="dxa"/>
-          </w:tcPr>
-          <w:p>
-            <w:pPr>
-              <w:spacing w:line="360" w:lineRule="auto"/>
-              <w:jc w:val="both"/>
-              <w:rPr>
-                <w:b/>
-                <w:bCs/>
-                <w:sz w:val="16"/>
-                <w:szCs w:val="16"/>
-              </w:rPr>
-            </w:pPr>
-          </w:p>
-        </w:tc>
-        <w:tc>
-          <w:tcPr>
-            <w:tcW w:w="525" w:type="dxa"/>
-          </w:tcPr>
-          <w:p>
-            <w:pPr>
-              <w:spacing w:line="360" w:lineRule="auto"/>
-              <w:jc w:val="both"/>
-              <w:rPr>
-                <w:b/>
-                <w:bCs/>
-                <w:sz w:val="16"/>
-                <w:szCs w:val="16"/>
-              </w:rPr>
-            </w:pPr>
-          </w:p>
-        </w:tc>
-        <w:tc>
-          <w:tcPr>
-            <w:tcW w:w="525" w:type="dxa"/>
-          </w:tcPr>
-          <w:p>
-            <w:pPr>
-              <w:spacing w:line="360" w:lineRule="auto"/>
-              <w:jc w:val="both"/>
-              <w:rPr>
-                <w:b/>
-                <w:bCs/>
-                <w:sz w:val="16"/>
-                <w:szCs w:val="16"/>
-              </w:rPr>
-            </w:pPr>
-          </w:p>
-        </w:tc>
-        <w:tc>
-          <w:tcPr>
-            <w:tcW w:w="525" w:type="dxa"/>
-          </w:tcPr>
-          <w:p>
-            <w:pPr>
-              <w:spacing w:line="360" w:lineRule="auto"/>
-              <w:jc w:val="both"/>
-              <w:rPr>
-                <w:b/>
-                <w:bCs/>
-                <w:sz w:val="16"/>
-                <w:szCs w:val="16"/>
-              </w:rPr>
-            </w:pPr>
-          </w:p>
-        </w:tc>
-        <w:tc>
-          <w:tcPr>
-            <w:tcW w:w="525" w:type="dxa"/>
-          </w:tcPr>
-          <w:p>
-            <w:pPr>
-              <w:spacing w:line="360" w:lineRule="auto"/>
-              <w:jc w:val="both"/>
-              <w:rPr>
-                <w:b/>
-                <w:bCs/>
-                <w:sz w:val="16"/>
-                <w:szCs w:val="16"/>
-              </w:rPr>
-            </w:pPr>
-          </w:p>
-        </w:tc>
-        <w:tc>
-          <w:tcPr>
-            <w:tcW w:w="525" w:type="dxa"/>
-          </w:tcPr>
-          <w:p>
-            <w:pPr>
-              <w:spacing w:line="360" w:lineRule="auto"/>
-              <w:jc w:val="both"/>
-              <w:rPr>
-                <w:b/>
-                <w:bCs/>
-                <w:sz w:val="16"/>
-                <w:szCs w:val="16"/>
-              </w:rPr>
-            </w:pPr>
-          </w:p>
-        </w:tc>
-        <w:tc>
-          <w:tcPr>
-            <w:tcW w:w="525" w:type="dxa"/>
-          </w:tcPr>
-          <w:p>
-            <w:pPr>
-              <w:spacing w:line="360" w:lineRule="auto"/>
-              <w:jc w:val="both"/>
-              <w:rPr>
-                <w:b/>
-                <w:bCs/>
-                <w:sz w:val="16"/>
-                <w:szCs w:val="16"/>
-              </w:rPr>
-            </w:pPr>
-          </w:p>
-        </w:tc>
-        <w:tc>
-          <w:tcPr>
-            <w:tcW w:w="525" w:type="dxa"/>
-          </w:tcPr>
-          <w:p>
-            <w:pPr>
-              <w:spacing w:line="360" w:lineRule="auto"/>
-              <w:jc w:val="both"/>
-              <w:rPr>
-                <w:b/>
-                <w:bCs/>
-                <w:sz w:val="16"/>
-                <w:szCs w:val="16"/>
-              </w:rPr>
-            </w:pPr>
-          </w:p>
-        </w:tc>
-        <w:tc>
-          <w:tcPr>
-            <w:tcW w:w="525" w:type="dxa"/>
-          </w:tcPr>
-          <w:p>
-            <w:pPr>
-              <w:spacing w:line="360" w:lineRule="auto"/>
-              <w:jc w:val="both"/>
-              <w:rPr>
-                <w:b/>
-                <w:bCs/>
-                <w:sz w:val="16"/>
-                <w:szCs w:val="16"/>
-              </w:rPr>
-            </w:pPr>
-          </w:p>
-        </w:tc>
-        <w:tc>
-          <w:tcPr>
-            <w:tcW w:w="780" w:type="dxa"/>
-            <w:gridSpan w:val="2"/>
-          </w:tcPr>
-          <w:p>
-            <w:pPr>
-              <w:spacing w:line="360" w:lineRule="auto"/>
-              <w:jc w:val="both"/>
-              <w:rPr>
-                <w:b/>
-                <w:bCs/>
-                <w:sz w:val="16"/>
-                <w:szCs w:val="16"/>
-              </w:rPr>
-            </w:pPr>
-          </w:p>
-        </w:tc>
-        <w:tc>
-          <w:tcPr>
-            <w:tcW w:w="525" w:type="dxa"/>
-          </w:tcPr>
-          <w:p>
-            <w:pPr>
-              <w:spacing w:line="360" w:lineRule="auto"/>
-              <w:jc w:val="both"/>
-              <w:rPr>
-                <w:b/>
-                <w:bCs/>
-                <w:sz w:val="16"/>
-                <w:szCs w:val="16"/>
-              </w:rPr>
-            </w:pPr>
-          </w:p>
-        </w:tc>
-        <w:tc>
-          <w:tcPr>
-            <w:tcW w:w="525" w:type="dxa"/>
+            <w:tcW w:w="654" w:type="dxa"/>
+          </w:tcPr>
+          <w:p>
+            <w:pPr>
+              <w:spacing w:line="360" w:lineRule="auto"/>
+              <w:jc w:val="both"/>
+              <w:rPr>
+                <w:b/>
+                <w:bCs/>
+                <w:sz w:val="16"/>
+                <w:szCs w:val="16"/>
+              </w:rPr>
+            </w:pPr>
+          </w:p>
+        </w:tc>
+        <w:tc>
+          <w:tcPr>
+            <w:tcW w:w="654" w:type="dxa"/>
+          </w:tcPr>
+          <w:p>
+            <w:pPr>
+              <w:spacing w:line="360" w:lineRule="auto"/>
+              <w:jc w:val="both"/>
+              <w:rPr>
+                <w:b/>
+                <w:bCs/>
+                <w:sz w:val="16"/>
+                <w:szCs w:val="16"/>
+              </w:rPr>
+            </w:pPr>
+          </w:p>
+        </w:tc>
+        <w:tc>
+          <w:tcPr>
+            <w:tcW w:w="654" w:type="dxa"/>
+          </w:tcPr>
+          <w:p>
+            <w:pPr>
+              <w:spacing w:line="360" w:lineRule="auto"/>
+              <w:jc w:val="both"/>
+              <w:rPr>
+                <w:b/>
+                <w:bCs/>
+                <w:sz w:val="16"/>
+                <w:szCs w:val="16"/>
+              </w:rPr>
+            </w:pPr>
+          </w:p>
+        </w:tc>
+        <w:tc>
+          <w:tcPr>
+            <w:tcW w:w="654" w:type="dxa"/>
+          </w:tcPr>
+          <w:p>
+            <w:pPr>
+              <w:spacing w:line="360" w:lineRule="auto"/>
+              <w:jc w:val="both"/>
+              <w:rPr>
+                <w:b/>
+                <w:bCs/>
+                <w:sz w:val="16"/>
+                <w:szCs w:val="16"/>
+              </w:rPr>
+            </w:pPr>
+          </w:p>
+        </w:tc>
+        <w:tc>
+          <w:tcPr>
+            <w:tcW w:w="654" w:type="dxa"/>
+          </w:tcPr>
+          <w:p>
+            <w:pPr>
+              <w:spacing w:line="360" w:lineRule="auto"/>
+              <w:jc w:val="both"/>
+              <w:rPr>
+                <w:b/>
+                <w:bCs/>
+                <w:sz w:val="16"/>
+                <w:szCs w:val="16"/>
+              </w:rPr>
+            </w:pPr>
+          </w:p>
+        </w:tc>
+        <w:tc>
+          <w:tcPr>
+            <w:tcW w:w="654" w:type="dxa"/>
+          </w:tcPr>
+          <w:p>
+            <w:pPr>
+              <w:spacing w:line="360" w:lineRule="auto"/>
+              <w:jc w:val="both"/>
+              <w:rPr>
+                <w:b/>
+                <w:bCs/>
+                <w:sz w:val="16"/>
+                <w:szCs w:val="16"/>
+              </w:rPr>
+            </w:pPr>
+          </w:p>
+        </w:tc>
+        <w:tc>
+          <w:tcPr>
+            <w:tcW w:w="654" w:type="dxa"/>
+          </w:tcPr>
+          <w:p>
+            <w:pPr>
+              <w:spacing w:line="360" w:lineRule="auto"/>
+              <w:jc w:val="both"/>
+              <w:rPr>
+                <w:b/>
+                <w:bCs/>
+                <w:sz w:val="16"/>
+                <w:szCs w:val="16"/>
+              </w:rPr>
+            </w:pPr>
+          </w:p>
+        </w:tc>
+        <w:tc>
+          <w:tcPr>
+            <w:tcW w:w="654" w:type="dxa"/>
+          </w:tcPr>
+          <w:p>
+            <w:pPr>
+              <w:spacing w:line="360" w:lineRule="auto"/>
+              <w:jc w:val="both"/>
+              <w:rPr>
+                <w:b/>
+                <w:bCs/>
+                <w:sz w:val="16"/>
+                <w:szCs w:val="16"/>
+              </w:rPr>
+            </w:pPr>
+          </w:p>
+        </w:tc>
+        <w:tc>
+          <w:tcPr>
+            <w:tcW w:w="654" w:type="dxa"/>
+          </w:tcPr>
+          <w:p>
+            <w:pPr>
+              <w:spacing w:line="360" w:lineRule="auto"/>
+              <w:jc w:val="both"/>
+              <w:rPr>
+                <w:b/>
+                <w:bCs/>
+                <w:sz w:val="16"/>
+                <w:szCs w:val="16"/>
+              </w:rPr>
+            </w:pPr>
+          </w:p>
+        </w:tc>
+        <w:tc>
+          <w:tcPr>
+            <w:tcW w:w="654" w:type="dxa"/>
+          </w:tcPr>
+          <w:p>
+            <w:pPr>
+              <w:spacing w:line="360" w:lineRule="auto"/>
+              <w:jc w:val="both"/>
+              <w:rPr>
+                <w:b/>
+                <w:bCs/>
+                <w:sz w:val="16"/>
+                <w:szCs w:val="16"/>
+              </w:rPr>
+            </w:pPr>
+          </w:p>
+        </w:tc>
+        <w:tc>
+          <w:tcPr>
+            <w:tcW w:w="654" w:type="dxa"/>
+          </w:tcPr>
+          <w:p>
+            <w:pPr>
+              <w:spacing w:line="360" w:lineRule="auto"/>
+              <w:jc w:val="both"/>
+              <w:rPr>
+                <w:b/>
+                <w:bCs/>
+                <w:sz w:val="16"/>
+                <w:szCs w:val="16"/>
+              </w:rPr>
+            </w:pPr>
+          </w:p>
+        </w:tc>
+        <w:tc>
+          <w:tcPr>
+            <w:tcW w:w="654" w:type="dxa"/>
+          </w:tcPr>
+          <w:p>
+            <w:pPr>
+              <w:spacing w:line="360" w:lineRule="auto"/>
+              <w:jc w:val="both"/>
+              <w:rPr>
+                <w:b/>
+                <w:bCs/>
+                <w:sz w:val="16"/>
+                <w:szCs w:val="16"/>
+              </w:rPr>
+            </w:pPr>
+          </w:p>
+        </w:tc>
+        <w:tc>
+          <w:tcPr>
+            <w:tcW w:w="654" w:type="dxa"/>
           </w:tcPr>
           <w:p>
             <w:pPr>
@@ -10459,8 +9489,6 @@
       </w:tr>
       <w:tr>
         <w:trPr>
-          <w:gridAfter w:val="1"/>
-          <w:wAfter w:w="105" w:type="dxa"/>
           <w:trHeight w:val="294"/>
         </w:trPr>
         <w:tc>
@@ -10492,24 +9520,24 @@
         </w:tc>
         <w:tc>
           <w:tcPr>
-            <w:tcW w:w="525" w:type="dxa"/>
-          </w:tcPr>
-          <w:p>
-            <w:pPr>
-              <w:spacing w:line="360" w:lineRule="auto"/>
-              <w:jc w:val="both"/>
-              <w:rPr>
-                <w:b/>
-                <w:bCs/>
-                <w:sz w:val="16"/>
-                <w:szCs w:val="16"/>
-              </w:rPr>
-            </w:pPr>
-          </w:p>
-        </w:tc>
-        <w:tc>
-          <w:tcPr>
-            <w:tcW w:w="525" w:type="dxa"/>
+            <w:tcW w:w="654" w:type="dxa"/>
+          </w:tcPr>
+          <w:p>
+            <w:pPr>
+              <w:spacing w:line="360" w:lineRule="auto"/>
+              <w:jc w:val="both"/>
+              <w:rPr>
+                <w:b/>
+                <w:bCs/>
+                <w:sz w:val="16"/>
+                <w:szCs w:val="16"/>
+              </w:rPr>
+            </w:pPr>
+          </w:p>
+        </w:tc>
+        <w:tc>
+          <w:tcPr>
+            <w:tcW w:w="654" w:type="dxa"/>
           </w:tcPr>
           <w:p>
             <w:pPr>
@@ -10535,7 +9563,7 @@
         </w:tc>
         <w:tc>
           <w:tcPr>
-            <w:tcW w:w="525" w:type="dxa"/>
+            <w:tcW w:w="654" w:type="dxa"/>
           </w:tcPr>
           <w:p>
             <w:pPr>
@@ -10561,246 +9589,194 @@
         </w:tc>
         <w:tc>
           <w:tcPr>
-            <w:tcW w:w="525" w:type="dxa"/>
-          </w:tcPr>
-          <w:p>
-            <w:pPr>
-              <w:spacing w:line="360" w:lineRule="auto"/>
-              <w:jc w:val="both"/>
-              <w:rPr>
-                <w:b/>
-                <w:bCs/>
-                <w:sz w:val="16"/>
-                <w:szCs w:val="16"/>
-              </w:rPr>
-            </w:pPr>
-          </w:p>
-        </w:tc>
-        <w:tc>
-          <w:tcPr>
-            <w:tcW w:w="525" w:type="dxa"/>
-          </w:tcPr>
-          <w:p>
-            <w:pPr>
-              <w:spacing w:line="360" w:lineRule="auto"/>
-              <w:jc w:val="both"/>
-              <w:rPr>
-                <w:b/>
-                <w:bCs/>
-                <w:sz w:val="16"/>
-                <w:szCs w:val="16"/>
-              </w:rPr>
-            </w:pPr>
-          </w:p>
-        </w:tc>
-        <w:tc>
-          <w:tcPr>
-            <w:tcW w:w="525" w:type="dxa"/>
-          </w:tcPr>
-          <w:p>
-            <w:pPr>
-              <w:spacing w:line="360" w:lineRule="auto"/>
-              <w:jc w:val="both"/>
-              <w:rPr>
-                <w:b/>
-                <w:bCs/>
-                <w:sz w:val="16"/>
-                <w:szCs w:val="16"/>
-              </w:rPr>
-            </w:pPr>
-          </w:p>
-        </w:tc>
-        <w:tc>
-          <w:tcPr>
-            <w:tcW w:w="525" w:type="dxa"/>
-          </w:tcPr>
-          <w:p>
-            <w:pPr>
-              <w:spacing w:line="360" w:lineRule="auto"/>
-              <w:jc w:val="both"/>
-              <w:rPr>
-                <w:b/>
-                <w:bCs/>
-                <w:sz w:val="16"/>
-                <w:szCs w:val="16"/>
-              </w:rPr>
-            </w:pPr>
-          </w:p>
-        </w:tc>
-        <w:tc>
-          <w:tcPr>
-            <w:tcW w:w="525" w:type="dxa"/>
-          </w:tcPr>
-          <w:p>
-            <w:pPr>
-              <w:spacing w:line="360" w:lineRule="auto"/>
-              <w:jc w:val="both"/>
-              <w:rPr>
-                <w:b/>
-                <w:bCs/>
-                <w:sz w:val="16"/>
-                <w:szCs w:val="16"/>
-              </w:rPr>
-            </w:pPr>
-          </w:p>
-        </w:tc>
-        <w:tc>
-          <w:tcPr>
-            <w:tcW w:w="525" w:type="dxa"/>
-          </w:tcPr>
-          <w:p>
-            <w:pPr>
-              <w:spacing w:line="360" w:lineRule="auto"/>
-              <w:jc w:val="both"/>
-              <w:rPr>
-                <w:b/>
-                <w:bCs/>
-                <w:sz w:val="16"/>
-                <w:szCs w:val="16"/>
-              </w:rPr>
-            </w:pPr>
-          </w:p>
-        </w:tc>
-        <w:tc>
-          <w:tcPr>
-            <w:tcW w:w="525" w:type="dxa"/>
-          </w:tcPr>
-          <w:p>
-            <w:pPr>
-              <w:spacing w:line="360" w:lineRule="auto"/>
-              <w:jc w:val="both"/>
-              <w:rPr>
-                <w:b/>
-                <w:bCs/>
-                <w:sz w:val="16"/>
-                <w:szCs w:val="16"/>
-              </w:rPr>
-            </w:pPr>
-          </w:p>
-        </w:tc>
-        <w:tc>
-          <w:tcPr>
-            <w:tcW w:w="525" w:type="dxa"/>
-          </w:tcPr>
-          <w:p>
-            <w:pPr>
-              <w:spacing w:line="360" w:lineRule="auto"/>
-              <w:jc w:val="both"/>
-              <w:rPr>
-                <w:b/>
-                <w:bCs/>
-                <w:sz w:val="16"/>
-                <w:szCs w:val="16"/>
-              </w:rPr>
-            </w:pPr>
-          </w:p>
-        </w:tc>
-        <w:tc>
-          <w:tcPr>
-            <w:tcW w:w="525" w:type="dxa"/>
-          </w:tcPr>
-          <w:p>
-            <w:pPr>
-              <w:spacing w:line="360" w:lineRule="auto"/>
-              <w:jc w:val="both"/>
-              <w:rPr>
-                <w:b/>
-                <w:bCs/>
-                <w:sz w:val="16"/>
-                <w:szCs w:val="16"/>
-              </w:rPr>
-            </w:pPr>
-          </w:p>
-        </w:tc>
-        <w:tc>
-          <w:tcPr>
-            <w:tcW w:w="525" w:type="dxa"/>
-          </w:tcPr>
-          <w:p>
-            <w:pPr>
-              <w:spacing w:line="360" w:lineRule="auto"/>
-              <w:jc w:val="both"/>
-              <w:rPr>
-                <w:b/>
-                <w:bCs/>
-                <w:sz w:val="16"/>
-                <w:szCs w:val="16"/>
-              </w:rPr>
-            </w:pPr>
-          </w:p>
-        </w:tc>
-        <w:tc>
-          <w:tcPr>
-            <w:tcW w:w="525" w:type="dxa"/>
-          </w:tcPr>
-          <w:p>
-            <w:pPr>
-              <w:spacing w:line="360" w:lineRule="auto"/>
-              <w:jc w:val="both"/>
-              <w:rPr>
-                <w:b/>
-                <w:bCs/>
-                <w:sz w:val="16"/>
-                <w:szCs w:val="16"/>
-              </w:rPr>
-            </w:pPr>
-          </w:p>
-        </w:tc>
-        <w:tc>
-          <w:tcPr>
-            <w:tcW w:w="525" w:type="dxa"/>
-          </w:tcPr>
-          <w:p>
-            <w:pPr>
-              <w:spacing w:line="360" w:lineRule="auto"/>
-              <w:jc w:val="both"/>
-              <w:rPr>
-                <w:b/>
-                <w:bCs/>
-                <w:sz w:val="16"/>
-                <w:szCs w:val="16"/>
-              </w:rPr>
-            </w:pPr>
-          </w:p>
-        </w:tc>
-        <w:tc>
-          <w:tcPr>
-            <w:tcW w:w="780" w:type="dxa"/>
-            <w:gridSpan w:val="2"/>
-          </w:tcPr>
-          <w:p>
-            <w:pPr>
-              <w:spacing w:line="360" w:lineRule="auto"/>
-              <w:jc w:val="both"/>
-              <w:rPr>
-                <w:b/>
-                <w:bCs/>
-                <w:sz w:val="16"/>
-                <w:szCs w:val="16"/>
-              </w:rPr>
-            </w:pPr>
-          </w:p>
-        </w:tc>
-        <w:tc>
-          <w:tcPr>
-            <w:tcW w:w="525" w:type="dxa"/>
-          </w:tcPr>
-          <w:p>
-            <w:pPr>
-              <w:spacing w:line="360" w:lineRule="auto"/>
-              <w:jc w:val="both"/>
-              <w:rPr>
-                <w:b/>
-                <w:bCs/>
-                <w:sz w:val="16"/>
-                <w:szCs w:val="16"/>
-              </w:rPr>
-            </w:pPr>
-          </w:p>
-        </w:tc>
-        <w:tc>
-          <w:tcPr>
-            <w:tcW w:w="525" w:type="dxa"/>
+            <w:tcW w:w="654" w:type="dxa"/>
+          </w:tcPr>
+          <w:p>
+            <w:pPr>
+              <w:spacing w:line="360" w:lineRule="auto"/>
+              <w:jc w:val="both"/>
+              <w:rPr>
+                <w:b/>
+                <w:bCs/>
+                <w:sz w:val="16"/>
+                <w:szCs w:val="16"/>
+              </w:rPr>
+            </w:pPr>
+          </w:p>
+        </w:tc>
+        <w:tc>
+          <w:tcPr>
+            <w:tcW w:w="654" w:type="dxa"/>
+          </w:tcPr>
+          <w:p>
+            <w:pPr>
+              <w:spacing w:line="360" w:lineRule="auto"/>
+              <w:jc w:val="both"/>
+              <w:rPr>
+                <w:b/>
+                <w:bCs/>
+                <w:sz w:val="16"/>
+                <w:szCs w:val="16"/>
+              </w:rPr>
+            </w:pPr>
+          </w:p>
+        </w:tc>
+        <w:tc>
+          <w:tcPr>
+            <w:tcW w:w="654" w:type="dxa"/>
+          </w:tcPr>
+          <w:p>
+            <w:pPr>
+              <w:spacing w:line="360" w:lineRule="auto"/>
+              <w:jc w:val="both"/>
+              <w:rPr>
+                <w:b/>
+                <w:bCs/>
+                <w:sz w:val="16"/>
+                <w:szCs w:val="16"/>
+              </w:rPr>
+            </w:pPr>
+          </w:p>
+        </w:tc>
+        <w:tc>
+          <w:tcPr>
+            <w:tcW w:w="654" w:type="dxa"/>
+          </w:tcPr>
+          <w:p>
+            <w:pPr>
+              <w:spacing w:line="360" w:lineRule="auto"/>
+              <w:jc w:val="both"/>
+              <w:rPr>
+                <w:b/>
+                <w:bCs/>
+                <w:sz w:val="16"/>
+                <w:szCs w:val="16"/>
+              </w:rPr>
+            </w:pPr>
+          </w:p>
+        </w:tc>
+        <w:tc>
+          <w:tcPr>
+            <w:tcW w:w="654" w:type="dxa"/>
+          </w:tcPr>
+          <w:p>
+            <w:pPr>
+              <w:spacing w:line="360" w:lineRule="auto"/>
+              <w:jc w:val="both"/>
+              <w:rPr>
+                <w:b/>
+                <w:bCs/>
+                <w:sz w:val="16"/>
+                <w:szCs w:val="16"/>
+              </w:rPr>
+            </w:pPr>
+          </w:p>
+        </w:tc>
+        <w:tc>
+          <w:tcPr>
+            <w:tcW w:w="654" w:type="dxa"/>
+          </w:tcPr>
+          <w:p>
+            <w:pPr>
+              <w:spacing w:line="360" w:lineRule="auto"/>
+              <w:jc w:val="both"/>
+              <w:rPr>
+                <w:b/>
+                <w:bCs/>
+                <w:sz w:val="16"/>
+                <w:szCs w:val="16"/>
+              </w:rPr>
+            </w:pPr>
+          </w:p>
+        </w:tc>
+        <w:tc>
+          <w:tcPr>
+            <w:tcW w:w="654" w:type="dxa"/>
+          </w:tcPr>
+          <w:p>
+            <w:pPr>
+              <w:spacing w:line="360" w:lineRule="auto"/>
+              <w:jc w:val="both"/>
+              <w:rPr>
+                <w:b/>
+                <w:bCs/>
+                <w:sz w:val="16"/>
+                <w:szCs w:val="16"/>
+              </w:rPr>
+            </w:pPr>
+          </w:p>
+        </w:tc>
+        <w:tc>
+          <w:tcPr>
+            <w:tcW w:w="654" w:type="dxa"/>
+          </w:tcPr>
+          <w:p>
+            <w:pPr>
+              <w:spacing w:line="360" w:lineRule="auto"/>
+              <w:jc w:val="both"/>
+              <w:rPr>
+                <w:b/>
+                <w:bCs/>
+                <w:sz w:val="16"/>
+                <w:szCs w:val="16"/>
+              </w:rPr>
+            </w:pPr>
+          </w:p>
+        </w:tc>
+        <w:tc>
+          <w:tcPr>
+            <w:tcW w:w="654" w:type="dxa"/>
+          </w:tcPr>
+          <w:p>
+            <w:pPr>
+              <w:spacing w:line="360" w:lineRule="auto"/>
+              <w:jc w:val="both"/>
+              <w:rPr>
+                <w:b/>
+                <w:bCs/>
+                <w:sz w:val="16"/>
+                <w:szCs w:val="16"/>
+              </w:rPr>
+            </w:pPr>
+          </w:p>
+        </w:tc>
+        <w:tc>
+          <w:tcPr>
+            <w:tcW w:w="654" w:type="dxa"/>
+          </w:tcPr>
+          <w:p>
+            <w:pPr>
+              <w:spacing w:line="360" w:lineRule="auto"/>
+              <w:jc w:val="both"/>
+              <w:rPr>
+                <w:b/>
+                <w:bCs/>
+                <w:sz w:val="16"/>
+                <w:szCs w:val="16"/>
+              </w:rPr>
+            </w:pPr>
+          </w:p>
+        </w:tc>
+        <w:tc>
+          <w:tcPr>
+            <w:tcW w:w="654" w:type="dxa"/>
+          </w:tcPr>
+          <w:p>
+            <w:pPr>
+              <w:spacing w:line="360" w:lineRule="auto"/>
+              <w:jc w:val="both"/>
+              <w:rPr>
+                <w:b/>
+                <w:bCs/>
+                <w:sz w:val="16"/>
+                <w:szCs w:val="16"/>
+              </w:rPr>
+            </w:pPr>
+          </w:p>
+        </w:tc>
+        <w:tc>
+          <w:tcPr>
+            <w:tcW w:w="654" w:type="dxa"/>
           </w:tcPr>
           <w:p>
             <w:pPr>
@@ -10818,8 +9794,6 @@
       </w:tr>
       <w:tr>
         <w:trPr>
-          <w:gridAfter w:val="1"/>
-          <w:wAfter w:w="105" w:type="dxa"/>
           <w:trHeight w:val="294"/>
         </w:trPr>
         <w:tc>
@@ -10851,41 +9825,41 @@
         </w:tc>
         <w:tc>
           <w:tcPr>
-            <w:tcW w:w="525" w:type="dxa"/>
-          </w:tcPr>
-          <w:p>
-            <w:pPr>
-              <w:spacing w:line="360" w:lineRule="auto"/>
-              <w:jc w:val="both"/>
-              <w:rPr>
-                <w:b/>
-                <w:bCs/>
-                <w:sz w:val="16"/>
-                <w:szCs w:val="16"/>
-              </w:rPr>
-            </w:pPr>
-          </w:p>
-        </w:tc>
-        <w:tc>
-          <w:tcPr>
-            <w:tcW w:w="525" w:type="dxa"/>
-          </w:tcPr>
-          <w:p>
-            <w:pPr>
-              <w:spacing w:line="360" w:lineRule="auto"/>
-              <w:jc w:val="both"/>
-              <w:rPr>
-                <w:b/>
-                <w:bCs/>
-                <w:sz w:val="16"/>
-                <w:szCs w:val="16"/>
-              </w:rPr>
-            </w:pPr>
-          </w:p>
-        </w:tc>
-        <w:tc>
-          <w:tcPr>
-            <w:tcW w:w="525" w:type="dxa"/>
+            <w:tcW w:w="654" w:type="dxa"/>
+          </w:tcPr>
+          <w:p>
+            <w:pPr>
+              <w:spacing w:line="360" w:lineRule="auto"/>
+              <w:jc w:val="both"/>
+              <w:rPr>
+                <w:b/>
+                <w:bCs/>
+                <w:sz w:val="16"/>
+                <w:szCs w:val="16"/>
+              </w:rPr>
+            </w:pPr>
+          </w:p>
+        </w:tc>
+        <w:tc>
+          <w:tcPr>
+            <w:tcW w:w="654" w:type="dxa"/>
+          </w:tcPr>
+          <w:p>
+            <w:pPr>
+              <w:spacing w:line="360" w:lineRule="auto"/>
+              <w:jc w:val="both"/>
+              <w:rPr>
+                <w:b/>
+                <w:bCs/>
+                <w:sz w:val="16"/>
+                <w:szCs w:val="16"/>
+              </w:rPr>
+            </w:pPr>
+          </w:p>
+        </w:tc>
+        <w:tc>
+          <w:tcPr>
+            <w:tcW w:w="654" w:type="dxa"/>
           </w:tcPr>
           <w:p>
             <w:pPr>
@@ -10911,7 +9885,7 @@
         </w:tc>
         <w:tc>
           <w:tcPr>
-            <w:tcW w:w="525" w:type="dxa"/>
+            <w:tcW w:w="654" w:type="dxa"/>
           </w:tcPr>
           <w:p>
             <w:pPr>
@@ -10937,252 +9911,177 @@
         </w:tc>
         <w:tc>
           <w:tcPr>
-            <w:tcW w:w="525" w:type="dxa"/>
-          </w:tcPr>
-          <w:p>
-            <w:pPr>
-              <w:spacing w:line="360" w:lineRule="auto"/>
-              <w:jc w:val="both"/>
-              <w:rPr>
-                <w:b/>
-                <w:bCs/>
-                <w:sz w:val="16"/>
-                <w:szCs w:val="16"/>
-              </w:rPr>
-            </w:pPr>
-          </w:p>
-        </w:tc>
-        <w:tc>
-          <w:tcPr>
-            <w:tcW w:w="525" w:type="dxa"/>
-          </w:tcPr>
-          <w:p>
-            <w:pPr>
-              <w:spacing w:line="360" w:lineRule="auto"/>
-              <w:jc w:val="both"/>
-              <w:rPr>
-                <w:b/>
-                <w:bCs/>
-                <w:sz w:val="16"/>
-                <w:szCs w:val="16"/>
-              </w:rPr>
-            </w:pPr>
-          </w:p>
-        </w:tc>
-        <w:tc>
-          <w:tcPr>
-            <w:tcW w:w="525" w:type="dxa"/>
-          </w:tcPr>
-          <w:p>
-            <w:pPr>
-              <w:spacing w:line="360" w:lineRule="auto"/>
-              <w:jc w:val="both"/>
-              <w:rPr>
-                <w:b/>
-                <w:bCs/>
-                <w:sz w:val="16"/>
-                <w:szCs w:val="16"/>
-              </w:rPr>
-            </w:pPr>
-          </w:p>
-        </w:tc>
-        <w:tc>
-          <w:tcPr>
-            <w:tcW w:w="525" w:type="dxa"/>
-          </w:tcPr>
-          <w:p>
-            <w:pPr>
-              <w:spacing w:line="360" w:lineRule="auto"/>
-              <w:jc w:val="both"/>
-              <w:rPr>
-                <w:b/>
-                <w:bCs/>
-                <w:sz w:val="16"/>
-                <w:szCs w:val="16"/>
-              </w:rPr>
-            </w:pPr>
-          </w:p>
-        </w:tc>
-        <w:tc>
-          <w:tcPr>
-            <w:tcW w:w="525" w:type="dxa"/>
-          </w:tcPr>
-          <w:p>
-            <w:pPr>
-              <w:spacing w:line="360" w:lineRule="auto"/>
-              <w:jc w:val="both"/>
-              <w:rPr>
-                <w:b/>
-                <w:bCs/>
-                <w:sz w:val="16"/>
-                <w:szCs w:val="16"/>
-              </w:rPr>
-            </w:pPr>
-          </w:p>
-        </w:tc>
-        <w:tc>
-          <w:tcPr>
-            <w:tcW w:w="525" w:type="dxa"/>
-          </w:tcPr>
-          <w:p>
-            <w:pPr>
-              <w:spacing w:line="360" w:lineRule="auto"/>
-              <w:jc w:val="both"/>
-              <w:rPr>
-                <w:b/>
-                <w:bCs/>
-                <w:sz w:val="16"/>
-                <w:szCs w:val="16"/>
-              </w:rPr>
-            </w:pPr>
-          </w:p>
-        </w:tc>
-        <w:tc>
-          <w:tcPr>
-            <w:tcW w:w="525" w:type="dxa"/>
-          </w:tcPr>
-          <w:p>
-            <w:pPr>
-              <w:spacing w:line="360" w:lineRule="auto"/>
-              <w:jc w:val="both"/>
-              <w:rPr>
-                <w:b/>
-                <w:bCs/>
-                <w:sz w:val="16"/>
-                <w:szCs w:val="16"/>
-              </w:rPr>
-            </w:pPr>
-          </w:p>
-        </w:tc>
-        <w:tc>
-          <w:tcPr>
-            <w:tcW w:w="525" w:type="dxa"/>
-          </w:tcPr>
-          <w:p>
-            <w:pPr>
-              <w:spacing w:line="360" w:lineRule="auto"/>
-              <w:jc w:val="both"/>
-              <w:rPr>
-                <w:b/>
-                <w:bCs/>
-                <w:sz w:val="16"/>
-                <w:szCs w:val="16"/>
-              </w:rPr>
-            </w:pPr>
-          </w:p>
-        </w:tc>
-        <w:tc>
-          <w:tcPr>
-            <w:tcW w:w="525" w:type="dxa"/>
-          </w:tcPr>
-          <w:p>
-            <w:pPr>
-              <w:spacing w:line="360" w:lineRule="auto"/>
-              <w:jc w:val="both"/>
-              <w:rPr>
-                <w:b/>
-                <w:bCs/>
-                <w:sz w:val="16"/>
-                <w:szCs w:val="16"/>
-              </w:rPr>
-            </w:pPr>
-          </w:p>
-        </w:tc>
-        <w:tc>
-          <w:tcPr>
-            <w:tcW w:w="525" w:type="dxa"/>
-          </w:tcPr>
-          <w:p>
-            <w:pPr>
-              <w:spacing w:line="360" w:lineRule="auto"/>
-              <w:jc w:val="both"/>
-              <w:rPr>
-                <w:b/>
-                <w:bCs/>
-                <w:sz w:val="16"/>
-                <w:szCs w:val="16"/>
-              </w:rPr>
-            </w:pPr>
-          </w:p>
-        </w:tc>
-        <w:tc>
-          <w:tcPr>
-            <w:tcW w:w="525" w:type="dxa"/>
-          </w:tcPr>
-          <w:p>
-            <w:pPr>
-              <w:spacing w:line="360" w:lineRule="auto"/>
-              <w:jc w:val="both"/>
-              <w:rPr>
-                <w:b/>
-                <w:bCs/>
-                <w:sz w:val="16"/>
-                <w:szCs w:val="16"/>
-              </w:rPr>
-            </w:pPr>
-          </w:p>
-        </w:tc>
-        <w:tc>
-          <w:tcPr>
-            <w:tcW w:w="255" w:type="dxa"/>
-          </w:tcPr>
-          <w:p>
-            <w:pPr>
-              <w:spacing w:line="360" w:lineRule="auto"/>
-              <w:jc w:val="both"/>
-              <w:rPr>
-                <w:b/>
-                <w:bCs/>
-                <w:sz w:val="16"/>
-                <w:szCs w:val="16"/>
-              </w:rPr>
-            </w:pPr>
-          </w:p>
-        </w:tc>
-        <w:tc>
-          <w:tcPr>
-            <w:tcW w:w="525" w:type="dxa"/>
-          </w:tcPr>
-          <w:p>
-            <w:pPr>
-              <w:widowControl w:val="0"/>
-              <w:pBdr>
-                <w:top w:val="nil"/>
-                <w:left w:val="nil"/>
-                <w:bottom w:val="nil"/>
-                <w:right w:val="nil"/>
-                <w:between w:val="nil"/>
-              </w:pBdr>
-              <w:spacing w:after="0" w:line="276" w:lineRule="auto"/>
-              <w:rPr>
-                <w:b/>
-                <w:bCs/>
-                <w:sz w:val="16"/>
-                <w:szCs w:val="16"/>
-              </w:rPr>
-            </w:pPr>
-          </w:p>
-        </w:tc>
-        <w:tc>
-          <w:tcPr>
-            <w:tcW w:w="525" w:type="dxa"/>
-          </w:tcPr>
-          <w:p>
-            <w:pPr>
-              <w:spacing w:line="360" w:lineRule="auto"/>
-              <w:jc w:val="both"/>
-              <w:rPr>
-                <w:b/>
-                <w:bCs/>
-                <w:sz w:val="16"/>
-                <w:szCs w:val="16"/>
-              </w:rPr>
-            </w:pPr>
-          </w:p>
-        </w:tc>
-        <w:tc>
-          <w:tcPr>
-            <w:tcW w:w="525" w:type="dxa"/>
+            <w:tcW w:w="654" w:type="dxa"/>
+          </w:tcPr>
+          <w:p>
+            <w:pPr>
+              <w:spacing w:line="360" w:lineRule="auto"/>
+              <w:jc w:val="both"/>
+              <w:rPr>
+                <w:b/>
+                <w:bCs/>
+                <w:sz w:val="16"/>
+                <w:szCs w:val="16"/>
+              </w:rPr>
+            </w:pPr>
+          </w:p>
+        </w:tc>
+        <w:tc>
+          <w:tcPr>
+            <w:tcW w:w="654" w:type="dxa"/>
+          </w:tcPr>
+          <w:p>
+            <w:pPr>
+              <w:spacing w:line="360" w:lineRule="auto"/>
+              <w:jc w:val="both"/>
+              <w:rPr>
+                <w:b/>
+                <w:bCs/>
+                <w:sz w:val="16"/>
+                <w:szCs w:val="16"/>
+              </w:rPr>
+            </w:pPr>
+          </w:p>
+        </w:tc>
+        <w:tc>
+          <w:tcPr>
+            <w:tcW w:w="654" w:type="dxa"/>
+          </w:tcPr>
+          <w:p>
+            <w:pPr>
+              <w:spacing w:line="360" w:lineRule="auto"/>
+              <w:jc w:val="both"/>
+              <w:rPr>
+                <w:b/>
+                <w:bCs/>
+                <w:sz w:val="16"/>
+                <w:szCs w:val="16"/>
+              </w:rPr>
+            </w:pPr>
+          </w:p>
+        </w:tc>
+        <w:tc>
+          <w:tcPr>
+            <w:tcW w:w="654" w:type="dxa"/>
+          </w:tcPr>
+          <w:p>
+            <w:pPr>
+              <w:spacing w:line="360" w:lineRule="auto"/>
+              <w:jc w:val="both"/>
+              <w:rPr>
+                <w:b/>
+                <w:bCs/>
+                <w:sz w:val="16"/>
+                <w:szCs w:val="16"/>
+              </w:rPr>
+            </w:pPr>
+          </w:p>
+        </w:tc>
+        <w:tc>
+          <w:tcPr>
+            <w:tcW w:w="654" w:type="dxa"/>
+          </w:tcPr>
+          <w:p>
+            <w:pPr>
+              <w:spacing w:line="360" w:lineRule="auto"/>
+              <w:jc w:val="both"/>
+              <w:rPr>
+                <w:b/>
+                <w:bCs/>
+                <w:sz w:val="16"/>
+                <w:szCs w:val="16"/>
+              </w:rPr>
+            </w:pPr>
+          </w:p>
+        </w:tc>
+        <w:tc>
+          <w:tcPr>
+            <w:tcW w:w="654" w:type="dxa"/>
+          </w:tcPr>
+          <w:p>
+            <w:pPr>
+              <w:spacing w:line="360" w:lineRule="auto"/>
+              <w:jc w:val="both"/>
+              <w:rPr>
+                <w:b/>
+                <w:bCs/>
+                <w:sz w:val="16"/>
+                <w:szCs w:val="16"/>
+              </w:rPr>
+            </w:pPr>
+          </w:p>
+        </w:tc>
+        <w:tc>
+          <w:tcPr>
+            <w:tcW w:w="654" w:type="dxa"/>
+          </w:tcPr>
+          <w:p>
+            <w:pPr>
+              <w:spacing w:line="360" w:lineRule="auto"/>
+              <w:jc w:val="both"/>
+              <w:rPr>
+                <w:b/>
+                <w:bCs/>
+                <w:sz w:val="16"/>
+                <w:szCs w:val="16"/>
+              </w:rPr>
+            </w:pPr>
+          </w:p>
+        </w:tc>
+        <w:tc>
+          <w:tcPr>
+            <w:tcW w:w="654" w:type="dxa"/>
+          </w:tcPr>
+          <w:p>
+            <w:pPr>
+              <w:spacing w:line="360" w:lineRule="auto"/>
+              <w:jc w:val="both"/>
+              <w:rPr>
+                <w:b/>
+                <w:bCs/>
+                <w:sz w:val="16"/>
+                <w:szCs w:val="16"/>
+              </w:rPr>
+            </w:pPr>
+          </w:p>
+        </w:tc>
+        <w:tc>
+          <w:tcPr>
+            <w:tcW w:w="654" w:type="dxa"/>
+          </w:tcPr>
+          <w:p>
+            <w:pPr>
+              <w:spacing w:line="360" w:lineRule="auto"/>
+              <w:jc w:val="both"/>
+              <w:rPr>
+                <w:b/>
+                <w:bCs/>
+                <w:sz w:val="16"/>
+                <w:szCs w:val="16"/>
+              </w:rPr>
+            </w:pPr>
+          </w:p>
+        </w:tc>
+        <w:tc>
+          <w:tcPr>
+            <w:tcW w:w="654" w:type="dxa"/>
+          </w:tcPr>
+          <w:p>
+            <w:pPr>
+              <w:spacing w:line="360" w:lineRule="auto"/>
+              <w:jc w:val="both"/>
+              <w:rPr>
+                <w:b/>
+                <w:bCs/>
+                <w:sz w:val="16"/>
+                <w:szCs w:val="16"/>
+              </w:rPr>
+            </w:pPr>
+          </w:p>
+        </w:tc>
+        <w:tc>
+          <w:tcPr>
+            <w:tcW w:w="654" w:type="dxa"/>
           </w:tcPr>
           <w:p>
             <w:pPr>
@@ -11200,8 +10099,6 @@
       </w:tr>
       <w:tr>
         <w:trPr>
-          <w:gridAfter w:val="1"/>
-          <w:wAfter w:w="105" w:type="dxa"/>
           <w:trHeight w:val="294"/>
         </w:trPr>
         <w:tc>
@@ -11233,41 +10130,41 @@
         </w:tc>
         <w:tc>
           <w:tcPr>
-            <w:tcW w:w="525" w:type="dxa"/>
-          </w:tcPr>
-          <w:p>
-            <w:pPr>
-              <w:spacing w:line="360" w:lineRule="auto"/>
-              <w:jc w:val="both"/>
-              <w:rPr>
-                <w:b/>
-                <w:bCs/>
-                <w:sz w:val="16"/>
-                <w:szCs w:val="16"/>
-              </w:rPr>
-            </w:pPr>
-          </w:p>
-        </w:tc>
-        <w:tc>
-          <w:tcPr>
-            <w:tcW w:w="525" w:type="dxa"/>
-          </w:tcPr>
-          <w:p>
-            <w:pPr>
-              <w:spacing w:line="360" w:lineRule="auto"/>
-              <w:jc w:val="both"/>
-              <w:rPr>
-                <w:b/>
-                <w:bCs/>
-                <w:sz w:val="16"/>
-                <w:szCs w:val="16"/>
-              </w:rPr>
-            </w:pPr>
-          </w:p>
-        </w:tc>
-        <w:tc>
-          <w:tcPr>
-            <w:tcW w:w="525" w:type="dxa"/>
+            <w:tcW w:w="654" w:type="dxa"/>
+          </w:tcPr>
+          <w:p>
+            <w:pPr>
+              <w:spacing w:line="360" w:lineRule="auto"/>
+              <w:jc w:val="both"/>
+              <w:rPr>
+                <w:b/>
+                <w:bCs/>
+                <w:sz w:val="16"/>
+                <w:szCs w:val="16"/>
+              </w:rPr>
+            </w:pPr>
+          </w:p>
+        </w:tc>
+        <w:tc>
+          <w:tcPr>
+            <w:tcW w:w="654" w:type="dxa"/>
+          </w:tcPr>
+          <w:p>
+            <w:pPr>
+              <w:spacing w:line="360" w:lineRule="auto"/>
+              <w:jc w:val="both"/>
+              <w:rPr>
+                <w:b/>
+                <w:bCs/>
+                <w:sz w:val="16"/>
+                <w:szCs w:val="16"/>
+              </w:rPr>
+            </w:pPr>
+          </w:p>
+        </w:tc>
+        <w:tc>
+          <w:tcPr>
+            <w:tcW w:w="654" w:type="dxa"/>
           </w:tcPr>
           <w:p>
             <w:pPr>
@@ -11293,7 +10190,7 @@
         </w:tc>
         <w:tc>
           <w:tcPr>
-            <w:tcW w:w="525" w:type="dxa"/>
+            <w:tcW w:w="654" w:type="dxa"/>
           </w:tcPr>
           <w:p>
             <w:pPr>
@@ -11319,252 +10216,177 @@
         </w:tc>
         <w:tc>
           <w:tcPr>
-            <w:tcW w:w="525" w:type="dxa"/>
-          </w:tcPr>
-          <w:p>
-            <w:pPr>
-              <w:spacing w:line="360" w:lineRule="auto"/>
-              <w:jc w:val="both"/>
-              <w:rPr>
-                <w:b/>
-                <w:bCs/>
-                <w:sz w:val="16"/>
-                <w:szCs w:val="16"/>
-              </w:rPr>
-            </w:pPr>
-          </w:p>
-        </w:tc>
-        <w:tc>
-          <w:tcPr>
-            <w:tcW w:w="525" w:type="dxa"/>
-          </w:tcPr>
-          <w:p>
-            <w:pPr>
-              <w:spacing w:line="360" w:lineRule="auto"/>
-              <w:jc w:val="both"/>
-              <w:rPr>
-                <w:b/>
-                <w:bCs/>
-                <w:sz w:val="16"/>
-                <w:szCs w:val="16"/>
-              </w:rPr>
-            </w:pPr>
-          </w:p>
-        </w:tc>
-        <w:tc>
-          <w:tcPr>
-            <w:tcW w:w="525" w:type="dxa"/>
-          </w:tcPr>
-          <w:p>
-            <w:pPr>
-              <w:spacing w:line="360" w:lineRule="auto"/>
-              <w:jc w:val="both"/>
-              <w:rPr>
-                <w:b/>
-                <w:bCs/>
-                <w:sz w:val="16"/>
-                <w:szCs w:val="16"/>
-              </w:rPr>
-            </w:pPr>
-          </w:p>
-        </w:tc>
-        <w:tc>
-          <w:tcPr>
-            <w:tcW w:w="525" w:type="dxa"/>
-          </w:tcPr>
-          <w:p>
-            <w:pPr>
-              <w:spacing w:line="360" w:lineRule="auto"/>
-              <w:jc w:val="both"/>
-              <w:rPr>
-                <w:b/>
-                <w:bCs/>
-                <w:sz w:val="16"/>
-                <w:szCs w:val="16"/>
-              </w:rPr>
-            </w:pPr>
-          </w:p>
-        </w:tc>
-        <w:tc>
-          <w:tcPr>
-            <w:tcW w:w="525" w:type="dxa"/>
-          </w:tcPr>
-          <w:p>
-            <w:pPr>
-              <w:spacing w:line="360" w:lineRule="auto"/>
-              <w:jc w:val="both"/>
-              <w:rPr>
-                <w:b/>
-                <w:bCs/>
-                <w:sz w:val="16"/>
-                <w:szCs w:val="16"/>
-              </w:rPr>
-            </w:pPr>
-          </w:p>
-        </w:tc>
-        <w:tc>
-          <w:tcPr>
-            <w:tcW w:w="525" w:type="dxa"/>
-          </w:tcPr>
-          <w:p>
-            <w:pPr>
-              <w:spacing w:line="360" w:lineRule="auto"/>
-              <w:jc w:val="both"/>
-              <w:rPr>
-                <w:b/>
-                <w:bCs/>
-                <w:sz w:val="16"/>
-                <w:szCs w:val="16"/>
-              </w:rPr>
-            </w:pPr>
-          </w:p>
-        </w:tc>
-        <w:tc>
-          <w:tcPr>
-            <w:tcW w:w="525" w:type="dxa"/>
-          </w:tcPr>
-          <w:p>
-            <w:pPr>
-              <w:spacing w:line="360" w:lineRule="auto"/>
-              <w:jc w:val="both"/>
-              <w:rPr>
-                <w:b/>
-                <w:bCs/>
-                <w:sz w:val="16"/>
-                <w:szCs w:val="16"/>
-              </w:rPr>
-            </w:pPr>
-          </w:p>
-        </w:tc>
-        <w:tc>
-          <w:tcPr>
-            <w:tcW w:w="525" w:type="dxa"/>
-          </w:tcPr>
-          <w:p>
-            <w:pPr>
-              <w:spacing w:line="360" w:lineRule="auto"/>
-              <w:jc w:val="both"/>
-              <w:rPr>
-                <w:b/>
-                <w:bCs/>
-                <w:sz w:val="16"/>
-                <w:szCs w:val="16"/>
-              </w:rPr>
-            </w:pPr>
-          </w:p>
-        </w:tc>
-        <w:tc>
-          <w:tcPr>
-            <w:tcW w:w="525" w:type="dxa"/>
-          </w:tcPr>
-          <w:p>
-            <w:pPr>
-              <w:spacing w:line="360" w:lineRule="auto"/>
-              <w:jc w:val="both"/>
-              <w:rPr>
-                <w:b/>
-                <w:bCs/>
-                <w:sz w:val="16"/>
-                <w:szCs w:val="16"/>
-              </w:rPr>
-            </w:pPr>
-          </w:p>
-        </w:tc>
-        <w:tc>
-          <w:tcPr>
-            <w:tcW w:w="525" w:type="dxa"/>
-          </w:tcPr>
-          <w:p>
-            <w:pPr>
-              <w:spacing w:line="360" w:lineRule="auto"/>
-              <w:jc w:val="both"/>
-              <w:rPr>
-                <w:b/>
-                <w:bCs/>
-                <w:sz w:val="16"/>
-                <w:szCs w:val="16"/>
-              </w:rPr>
-            </w:pPr>
-          </w:p>
-        </w:tc>
-        <w:tc>
-          <w:tcPr>
-            <w:tcW w:w="525" w:type="dxa"/>
-          </w:tcPr>
-          <w:p>
-            <w:pPr>
-              <w:spacing w:line="360" w:lineRule="auto"/>
-              <w:jc w:val="both"/>
-              <w:rPr>
-                <w:b/>
-                <w:bCs/>
-                <w:sz w:val="16"/>
-                <w:szCs w:val="16"/>
-              </w:rPr>
-            </w:pPr>
-          </w:p>
-        </w:tc>
-        <w:tc>
-          <w:tcPr>
-            <w:tcW w:w="255" w:type="dxa"/>
-          </w:tcPr>
-          <w:p>
-            <w:pPr>
-              <w:spacing w:line="360" w:lineRule="auto"/>
-              <w:jc w:val="both"/>
-              <w:rPr>
-                <w:b/>
-                <w:bCs/>
-                <w:sz w:val="16"/>
-                <w:szCs w:val="16"/>
-              </w:rPr>
-            </w:pPr>
-          </w:p>
-        </w:tc>
-        <w:tc>
-          <w:tcPr>
-            <w:tcW w:w="525" w:type="dxa"/>
-          </w:tcPr>
-          <w:p>
-            <w:pPr>
-              <w:widowControl w:val="0"/>
-              <w:pBdr>
-                <w:top w:val="nil"/>
-                <w:left w:val="nil"/>
-                <w:bottom w:val="nil"/>
-                <w:right w:val="nil"/>
-                <w:between w:val="nil"/>
-              </w:pBdr>
-              <w:spacing w:after="0" w:line="276" w:lineRule="auto"/>
-              <w:rPr>
-                <w:b/>
-                <w:bCs/>
-                <w:sz w:val="16"/>
-                <w:szCs w:val="16"/>
-              </w:rPr>
-            </w:pPr>
-          </w:p>
-        </w:tc>
-        <w:tc>
-          <w:tcPr>
-            <w:tcW w:w="525" w:type="dxa"/>
-          </w:tcPr>
-          <w:p>
-            <w:pPr>
-              <w:spacing w:line="360" w:lineRule="auto"/>
-              <w:jc w:val="both"/>
-              <w:rPr>
-                <w:b/>
-                <w:bCs/>
-                <w:sz w:val="16"/>
-                <w:szCs w:val="16"/>
-              </w:rPr>
-            </w:pPr>
-          </w:p>
-        </w:tc>
-        <w:tc>
-          <w:tcPr>
-            <w:tcW w:w="525" w:type="dxa"/>
+            <w:tcW w:w="654" w:type="dxa"/>
+          </w:tcPr>
+          <w:p>
+            <w:pPr>
+              <w:spacing w:line="360" w:lineRule="auto"/>
+              <w:jc w:val="both"/>
+              <w:rPr>
+                <w:b/>
+                <w:bCs/>
+                <w:sz w:val="16"/>
+                <w:szCs w:val="16"/>
+              </w:rPr>
+            </w:pPr>
+          </w:p>
+        </w:tc>
+        <w:tc>
+          <w:tcPr>
+            <w:tcW w:w="654" w:type="dxa"/>
+          </w:tcPr>
+          <w:p>
+            <w:pPr>
+              <w:spacing w:line="360" w:lineRule="auto"/>
+              <w:jc w:val="both"/>
+              <w:rPr>
+                <w:b/>
+                <w:bCs/>
+                <w:sz w:val="16"/>
+                <w:szCs w:val="16"/>
+              </w:rPr>
+            </w:pPr>
+          </w:p>
+        </w:tc>
+        <w:tc>
+          <w:tcPr>
+            <w:tcW w:w="654" w:type="dxa"/>
+          </w:tcPr>
+          <w:p>
+            <w:pPr>
+              <w:spacing w:line="360" w:lineRule="auto"/>
+              <w:jc w:val="both"/>
+              <w:rPr>
+                <w:b/>
+                <w:bCs/>
+                <w:sz w:val="16"/>
+                <w:szCs w:val="16"/>
+              </w:rPr>
+            </w:pPr>
+          </w:p>
+        </w:tc>
+        <w:tc>
+          <w:tcPr>
+            <w:tcW w:w="654" w:type="dxa"/>
+          </w:tcPr>
+          <w:p>
+            <w:pPr>
+              <w:spacing w:line="360" w:lineRule="auto"/>
+              <w:jc w:val="both"/>
+              <w:rPr>
+                <w:b/>
+                <w:bCs/>
+                <w:sz w:val="16"/>
+                <w:szCs w:val="16"/>
+              </w:rPr>
+            </w:pPr>
+          </w:p>
+        </w:tc>
+        <w:tc>
+          <w:tcPr>
+            <w:tcW w:w="654" w:type="dxa"/>
+          </w:tcPr>
+          <w:p>
+            <w:pPr>
+              <w:spacing w:line="360" w:lineRule="auto"/>
+              <w:jc w:val="both"/>
+              <w:rPr>
+                <w:b/>
+                <w:bCs/>
+                <w:sz w:val="16"/>
+                <w:szCs w:val="16"/>
+              </w:rPr>
+            </w:pPr>
+          </w:p>
+        </w:tc>
+        <w:tc>
+          <w:tcPr>
+            <w:tcW w:w="654" w:type="dxa"/>
+          </w:tcPr>
+          <w:p>
+            <w:pPr>
+              <w:spacing w:line="360" w:lineRule="auto"/>
+              <w:jc w:val="both"/>
+              <w:rPr>
+                <w:b/>
+                <w:bCs/>
+                <w:sz w:val="16"/>
+                <w:szCs w:val="16"/>
+              </w:rPr>
+            </w:pPr>
+          </w:p>
+        </w:tc>
+        <w:tc>
+          <w:tcPr>
+            <w:tcW w:w="654" w:type="dxa"/>
+          </w:tcPr>
+          <w:p>
+            <w:pPr>
+              <w:spacing w:line="360" w:lineRule="auto"/>
+              <w:jc w:val="both"/>
+              <w:rPr>
+                <w:b/>
+                <w:bCs/>
+                <w:sz w:val="16"/>
+                <w:szCs w:val="16"/>
+              </w:rPr>
+            </w:pPr>
+          </w:p>
+        </w:tc>
+        <w:tc>
+          <w:tcPr>
+            <w:tcW w:w="654" w:type="dxa"/>
+          </w:tcPr>
+          <w:p>
+            <w:pPr>
+              <w:spacing w:line="360" w:lineRule="auto"/>
+              <w:jc w:val="both"/>
+              <w:rPr>
+                <w:b/>
+                <w:bCs/>
+                <w:sz w:val="16"/>
+                <w:szCs w:val="16"/>
+              </w:rPr>
+            </w:pPr>
+          </w:p>
+        </w:tc>
+        <w:tc>
+          <w:tcPr>
+            <w:tcW w:w="654" w:type="dxa"/>
+          </w:tcPr>
+          <w:p>
+            <w:pPr>
+              <w:spacing w:line="360" w:lineRule="auto"/>
+              <w:jc w:val="both"/>
+              <w:rPr>
+                <w:b/>
+                <w:bCs/>
+                <w:sz w:val="16"/>
+                <w:szCs w:val="16"/>
+              </w:rPr>
+            </w:pPr>
+          </w:p>
+        </w:tc>
+        <w:tc>
+          <w:tcPr>
+            <w:tcW w:w="654" w:type="dxa"/>
+          </w:tcPr>
+          <w:p>
+            <w:pPr>
+              <w:spacing w:line="360" w:lineRule="auto"/>
+              <w:jc w:val="both"/>
+              <w:rPr>
+                <w:b/>
+                <w:bCs/>
+                <w:sz w:val="16"/>
+                <w:szCs w:val="16"/>
+              </w:rPr>
+            </w:pPr>
+          </w:p>
+        </w:tc>
+        <w:tc>
+          <w:tcPr>
+            <w:tcW w:w="654" w:type="dxa"/>
           </w:tcPr>
           <w:p>
             <w:pPr>
@@ -11582,8 +10404,6 @@
       </w:tr>
       <w:tr>
         <w:trPr>
-          <w:gridAfter w:val="1"/>
-          <w:wAfter w:w="105" w:type="dxa"/>
           <w:trHeight w:val="294"/>
         </w:trPr>
         <w:tc>
@@ -11626,58 +10446,58 @@
         </w:tc>
         <w:tc>
           <w:tcPr>
-            <w:tcW w:w="525" w:type="dxa"/>
-          </w:tcPr>
-          <w:p>
-            <w:pPr>
-              <w:spacing w:line="360" w:lineRule="auto"/>
-              <w:jc w:val="both"/>
-              <w:rPr>
-                <w:b/>
-                <w:bCs/>
-                <w:sz w:val="16"/>
-                <w:szCs w:val="16"/>
-              </w:rPr>
-            </w:pPr>
-          </w:p>
-        </w:tc>
-        <w:tc>
-          <w:tcPr>
-            <w:tcW w:w="525" w:type="dxa"/>
-          </w:tcPr>
-          <w:p>
-            <w:pPr>
-              <w:spacing w:line="360" w:lineRule="auto"/>
-              <w:jc w:val="both"/>
-              <w:rPr>
-                <w:b/>
-                <w:bCs/>
-                <w:sz w:val="16"/>
-                <w:szCs w:val="16"/>
-              </w:rPr>
-            </w:pPr>
-          </w:p>
-        </w:tc>
-        <w:tc>
-          <w:tcPr>
-            <w:tcW w:w="525" w:type="dxa"/>
-          </w:tcPr>
-          <w:p>
-            <w:pPr>
-              <w:spacing w:line="360" w:lineRule="auto"/>
-              <w:jc w:val="both"/>
-              <w:rPr>
-                <w:b/>
-                <w:bCs/>
-                <w:sz w:val="16"/>
-                <w:szCs w:val="16"/>
-              </w:rPr>
-            </w:pPr>
-          </w:p>
-        </w:tc>
-        <w:tc>
-          <w:tcPr>
-            <w:tcW w:w="525" w:type="dxa"/>
+            <w:tcW w:w="654" w:type="dxa"/>
+          </w:tcPr>
+          <w:p>
+            <w:pPr>
+              <w:spacing w:line="360" w:lineRule="auto"/>
+              <w:jc w:val="both"/>
+              <w:rPr>
+                <w:b/>
+                <w:bCs/>
+                <w:sz w:val="16"/>
+                <w:szCs w:val="16"/>
+              </w:rPr>
+            </w:pPr>
+          </w:p>
+        </w:tc>
+        <w:tc>
+          <w:tcPr>
+            <w:tcW w:w="654" w:type="dxa"/>
+          </w:tcPr>
+          <w:p>
+            <w:pPr>
+              <w:spacing w:line="360" w:lineRule="auto"/>
+              <w:jc w:val="both"/>
+              <w:rPr>
+                <w:b/>
+                <w:bCs/>
+                <w:sz w:val="16"/>
+                <w:szCs w:val="16"/>
+              </w:rPr>
+            </w:pPr>
+          </w:p>
+        </w:tc>
+        <w:tc>
+          <w:tcPr>
+            <w:tcW w:w="654" w:type="dxa"/>
+          </w:tcPr>
+          <w:p>
+            <w:pPr>
+              <w:spacing w:line="360" w:lineRule="auto"/>
+              <w:jc w:val="both"/>
+              <w:rPr>
+                <w:b/>
+                <w:bCs/>
+                <w:sz w:val="16"/>
+                <w:szCs w:val="16"/>
+              </w:rPr>
+            </w:pPr>
+          </w:p>
+        </w:tc>
+        <w:tc>
+          <w:tcPr>
+            <w:tcW w:w="654" w:type="dxa"/>
           </w:tcPr>
           <w:p>
             <w:pPr>
@@ -11703,7 +10523,7 @@
         </w:tc>
         <w:tc>
           <w:tcPr>
-            <w:tcW w:w="525" w:type="dxa"/>
+            <w:tcW w:w="654" w:type="dxa"/>
           </w:tcPr>
           <w:p>
             <w:pPr>
@@ -11729,235 +10549,160 @@
         </w:tc>
         <w:tc>
           <w:tcPr>
-            <w:tcW w:w="525" w:type="dxa"/>
-          </w:tcPr>
-          <w:p>
-            <w:pPr>
-              <w:spacing w:line="360" w:lineRule="auto"/>
-              <w:jc w:val="both"/>
-              <w:rPr>
-                <w:b/>
-                <w:bCs/>
-                <w:sz w:val="16"/>
-                <w:szCs w:val="16"/>
-              </w:rPr>
-            </w:pPr>
-          </w:p>
-        </w:tc>
-        <w:tc>
-          <w:tcPr>
-            <w:tcW w:w="525" w:type="dxa"/>
-          </w:tcPr>
-          <w:p>
-            <w:pPr>
-              <w:spacing w:line="360" w:lineRule="auto"/>
-              <w:jc w:val="both"/>
-              <w:rPr>
-                <w:b/>
-                <w:bCs/>
-                <w:sz w:val="16"/>
-                <w:szCs w:val="16"/>
-              </w:rPr>
-            </w:pPr>
-          </w:p>
-        </w:tc>
-        <w:tc>
-          <w:tcPr>
-            <w:tcW w:w="525" w:type="dxa"/>
-          </w:tcPr>
-          <w:p>
-            <w:pPr>
-              <w:spacing w:line="360" w:lineRule="auto"/>
-              <w:jc w:val="both"/>
-              <w:rPr>
-                <w:b/>
-                <w:bCs/>
-                <w:sz w:val="16"/>
-                <w:szCs w:val="16"/>
-              </w:rPr>
-            </w:pPr>
-          </w:p>
-        </w:tc>
-        <w:tc>
-          <w:tcPr>
-            <w:tcW w:w="525" w:type="dxa"/>
-          </w:tcPr>
-          <w:p>
-            <w:pPr>
-              <w:spacing w:line="360" w:lineRule="auto"/>
-              <w:jc w:val="both"/>
-              <w:rPr>
-                <w:b/>
-                <w:bCs/>
-                <w:sz w:val="16"/>
-                <w:szCs w:val="16"/>
-              </w:rPr>
-            </w:pPr>
-          </w:p>
-        </w:tc>
-        <w:tc>
-          <w:tcPr>
-            <w:tcW w:w="525" w:type="dxa"/>
-          </w:tcPr>
-          <w:p>
-            <w:pPr>
-              <w:spacing w:line="360" w:lineRule="auto"/>
-              <w:jc w:val="both"/>
-              <w:rPr>
-                <w:b/>
-                <w:bCs/>
-                <w:sz w:val="16"/>
-                <w:szCs w:val="16"/>
-              </w:rPr>
-            </w:pPr>
-          </w:p>
-        </w:tc>
-        <w:tc>
-          <w:tcPr>
-            <w:tcW w:w="525" w:type="dxa"/>
-          </w:tcPr>
-          <w:p>
-            <w:pPr>
-              <w:spacing w:line="360" w:lineRule="auto"/>
-              <w:jc w:val="both"/>
-              <w:rPr>
-                <w:b/>
-                <w:bCs/>
-                <w:sz w:val="16"/>
-                <w:szCs w:val="16"/>
-              </w:rPr>
-            </w:pPr>
-          </w:p>
-        </w:tc>
-        <w:tc>
-          <w:tcPr>
-            <w:tcW w:w="525" w:type="dxa"/>
-          </w:tcPr>
-          <w:p>
-            <w:pPr>
-              <w:spacing w:line="360" w:lineRule="auto"/>
-              <w:jc w:val="both"/>
-              <w:rPr>
-                <w:b/>
-                <w:bCs/>
-                <w:sz w:val="16"/>
-                <w:szCs w:val="16"/>
-              </w:rPr>
-            </w:pPr>
-          </w:p>
-        </w:tc>
-        <w:tc>
-          <w:tcPr>
-            <w:tcW w:w="525" w:type="dxa"/>
-          </w:tcPr>
-          <w:p>
-            <w:pPr>
-              <w:spacing w:line="360" w:lineRule="auto"/>
-              <w:jc w:val="both"/>
-              <w:rPr>
-                <w:b/>
-                <w:bCs/>
-                <w:sz w:val="16"/>
-                <w:szCs w:val="16"/>
-              </w:rPr>
-            </w:pPr>
-          </w:p>
-        </w:tc>
-        <w:tc>
-          <w:tcPr>
-            <w:tcW w:w="525" w:type="dxa"/>
-          </w:tcPr>
-          <w:p>
-            <w:pPr>
-              <w:spacing w:line="360" w:lineRule="auto"/>
-              <w:jc w:val="both"/>
-              <w:rPr>
-                <w:b/>
-                <w:bCs/>
-                <w:sz w:val="16"/>
-                <w:szCs w:val="16"/>
-              </w:rPr>
-            </w:pPr>
-          </w:p>
-        </w:tc>
-        <w:tc>
-          <w:tcPr>
-            <w:tcW w:w="525" w:type="dxa"/>
-          </w:tcPr>
-          <w:p>
-            <w:pPr>
-              <w:spacing w:line="360" w:lineRule="auto"/>
-              <w:jc w:val="both"/>
-              <w:rPr>
-                <w:b/>
-                <w:bCs/>
-                <w:sz w:val="16"/>
-                <w:szCs w:val="16"/>
-              </w:rPr>
-            </w:pPr>
-          </w:p>
-        </w:tc>
-        <w:tc>
-          <w:tcPr>
-            <w:tcW w:w="255" w:type="dxa"/>
-          </w:tcPr>
-          <w:p>
-            <w:pPr>
-              <w:spacing w:line="360" w:lineRule="auto"/>
-              <w:jc w:val="both"/>
-              <w:rPr>
-                <w:b/>
-                <w:bCs/>
-                <w:sz w:val="16"/>
-                <w:szCs w:val="16"/>
-              </w:rPr>
-            </w:pPr>
-          </w:p>
-        </w:tc>
-        <w:tc>
-          <w:tcPr>
-            <w:tcW w:w="525" w:type="dxa"/>
-          </w:tcPr>
-          <w:p>
-            <w:pPr>
-              <w:widowControl w:val="0"/>
-              <w:pBdr>
-                <w:top w:val="nil"/>
-                <w:left w:val="nil"/>
-                <w:bottom w:val="nil"/>
-                <w:right w:val="nil"/>
-                <w:between w:val="nil"/>
-              </w:pBdr>
-              <w:spacing w:after="0" w:line="276" w:lineRule="auto"/>
-              <w:rPr>
-                <w:b/>
-                <w:bCs/>
-                <w:sz w:val="16"/>
-                <w:szCs w:val="16"/>
-              </w:rPr>
-            </w:pPr>
-          </w:p>
-        </w:tc>
-        <w:tc>
-          <w:tcPr>
-            <w:tcW w:w="525" w:type="dxa"/>
-          </w:tcPr>
-          <w:p>
-            <w:pPr>
-              <w:spacing w:line="360" w:lineRule="auto"/>
-              <w:jc w:val="both"/>
-              <w:rPr>
-                <w:b/>
-                <w:bCs/>
-                <w:sz w:val="16"/>
-                <w:szCs w:val="16"/>
-              </w:rPr>
-            </w:pPr>
-          </w:p>
-        </w:tc>
-        <w:tc>
-          <w:tcPr>
-            <w:tcW w:w="525" w:type="dxa"/>
+            <w:tcW w:w="654" w:type="dxa"/>
+          </w:tcPr>
+          <w:p>
+            <w:pPr>
+              <w:spacing w:line="360" w:lineRule="auto"/>
+              <w:jc w:val="both"/>
+              <w:rPr>
+                <w:b/>
+                <w:bCs/>
+                <w:sz w:val="16"/>
+                <w:szCs w:val="16"/>
+              </w:rPr>
+            </w:pPr>
+          </w:p>
+        </w:tc>
+        <w:tc>
+          <w:tcPr>
+            <w:tcW w:w="654" w:type="dxa"/>
+          </w:tcPr>
+          <w:p>
+            <w:pPr>
+              <w:spacing w:line="360" w:lineRule="auto"/>
+              <w:jc w:val="both"/>
+              <w:rPr>
+                <w:b/>
+                <w:bCs/>
+                <w:sz w:val="16"/>
+                <w:szCs w:val="16"/>
+              </w:rPr>
+            </w:pPr>
+          </w:p>
+        </w:tc>
+        <w:tc>
+          <w:tcPr>
+            <w:tcW w:w="654" w:type="dxa"/>
+          </w:tcPr>
+          <w:p>
+            <w:pPr>
+              <w:spacing w:line="360" w:lineRule="auto"/>
+              <w:jc w:val="both"/>
+              <w:rPr>
+                <w:b/>
+                <w:bCs/>
+                <w:sz w:val="16"/>
+                <w:szCs w:val="16"/>
+              </w:rPr>
+            </w:pPr>
+          </w:p>
+        </w:tc>
+        <w:tc>
+          <w:tcPr>
+            <w:tcW w:w="654" w:type="dxa"/>
+          </w:tcPr>
+          <w:p>
+            <w:pPr>
+              <w:spacing w:line="360" w:lineRule="auto"/>
+              <w:jc w:val="both"/>
+              <w:rPr>
+                <w:b/>
+                <w:bCs/>
+                <w:sz w:val="16"/>
+                <w:szCs w:val="16"/>
+              </w:rPr>
+            </w:pPr>
+          </w:p>
+        </w:tc>
+        <w:tc>
+          <w:tcPr>
+            <w:tcW w:w="654" w:type="dxa"/>
+          </w:tcPr>
+          <w:p>
+            <w:pPr>
+              <w:spacing w:line="360" w:lineRule="auto"/>
+              <w:jc w:val="both"/>
+              <w:rPr>
+                <w:b/>
+                <w:bCs/>
+                <w:sz w:val="16"/>
+                <w:szCs w:val="16"/>
+              </w:rPr>
+            </w:pPr>
+          </w:p>
+        </w:tc>
+        <w:tc>
+          <w:tcPr>
+            <w:tcW w:w="654" w:type="dxa"/>
+          </w:tcPr>
+          <w:p>
+            <w:pPr>
+              <w:spacing w:line="360" w:lineRule="auto"/>
+              <w:jc w:val="both"/>
+              <w:rPr>
+                <w:b/>
+                <w:bCs/>
+                <w:sz w:val="16"/>
+                <w:szCs w:val="16"/>
+              </w:rPr>
+            </w:pPr>
+          </w:p>
+        </w:tc>
+        <w:tc>
+          <w:tcPr>
+            <w:tcW w:w="654" w:type="dxa"/>
+          </w:tcPr>
+          <w:p>
+            <w:pPr>
+              <w:spacing w:line="360" w:lineRule="auto"/>
+              <w:jc w:val="both"/>
+              <w:rPr>
+                <w:b/>
+                <w:bCs/>
+                <w:sz w:val="16"/>
+                <w:szCs w:val="16"/>
+              </w:rPr>
+            </w:pPr>
+          </w:p>
+        </w:tc>
+        <w:tc>
+          <w:tcPr>
+            <w:tcW w:w="654" w:type="dxa"/>
+          </w:tcPr>
+          <w:p>
+            <w:pPr>
+              <w:spacing w:line="360" w:lineRule="auto"/>
+              <w:jc w:val="both"/>
+              <w:rPr>
+                <w:b/>
+                <w:bCs/>
+                <w:sz w:val="16"/>
+                <w:szCs w:val="16"/>
+              </w:rPr>
+            </w:pPr>
+          </w:p>
+        </w:tc>
+        <w:tc>
+          <w:tcPr>
+            <w:tcW w:w="654" w:type="dxa"/>
+          </w:tcPr>
+          <w:p>
+            <w:pPr>
+              <w:spacing w:line="360" w:lineRule="auto"/>
+              <w:jc w:val="both"/>
+              <w:rPr>
+                <w:b/>
+                <w:bCs/>
+                <w:sz w:val="16"/>
+                <w:szCs w:val="16"/>
+              </w:rPr>
+            </w:pPr>
+          </w:p>
+        </w:tc>
+        <w:tc>
+          <w:tcPr>
+            <w:tcW w:w="654" w:type="dxa"/>
           </w:tcPr>
           <w:p>
             <w:pPr>
@@ -11975,8 +10720,6 @@
       </w:tr>
       <w:tr>
         <w:trPr>
-          <w:gridAfter w:val="1"/>
-          <w:wAfter w:w="105" w:type="dxa"/>
           <w:trHeight w:val="294"/>
         </w:trPr>
         <w:tc>
@@ -12008,75 +10751,75 @@
         </w:tc>
         <w:tc>
           <w:tcPr>
-            <w:tcW w:w="525" w:type="dxa"/>
-          </w:tcPr>
-          <w:p>
-            <w:pPr>
-              <w:spacing w:line="360" w:lineRule="auto"/>
-              <w:jc w:val="both"/>
-              <w:rPr>
-                <w:b/>
-                <w:bCs/>
-                <w:sz w:val="16"/>
-                <w:szCs w:val="16"/>
-              </w:rPr>
-            </w:pPr>
-          </w:p>
-        </w:tc>
-        <w:tc>
-          <w:tcPr>
-            <w:tcW w:w="525" w:type="dxa"/>
-          </w:tcPr>
-          <w:p>
-            <w:pPr>
-              <w:spacing w:line="360" w:lineRule="auto"/>
-              <w:jc w:val="both"/>
-              <w:rPr>
-                <w:b/>
-                <w:bCs/>
-                <w:sz w:val="16"/>
-                <w:szCs w:val="16"/>
-              </w:rPr>
-            </w:pPr>
-          </w:p>
-        </w:tc>
-        <w:tc>
-          <w:tcPr>
-            <w:tcW w:w="525" w:type="dxa"/>
-          </w:tcPr>
-          <w:p>
-            <w:pPr>
-              <w:spacing w:line="360" w:lineRule="auto"/>
-              <w:jc w:val="both"/>
-              <w:rPr>
-                <w:b/>
-                <w:bCs/>
-                <w:sz w:val="16"/>
-                <w:szCs w:val="16"/>
-              </w:rPr>
-            </w:pPr>
-          </w:p>
-        </w:tc>
-        <w:tc>
-          <w:tcPr>
-            <w:tcW w:w="525" w:type="dxa"/>
-          </w:tcPr>
-          <w:p>
-            <w:pPr>
-              <w:spacing w:line="360" w:lineRule="auto"/>
-              <w:jc w:val="both"/>
-              <w:rPr>
-                <w:b/>
-                <w:bCs/>
-                <w:sz w:val="16"/>
-                <w:szCs w:val="16"/>
-              </w:rPr>
-            </w:pPr>
-          </w:p>
-        </w:tc>
-        <w:tc>
-          <w:tcPr>
-            <w:tcW w:w="525" w:type="dxa"/>
+            <w:tcW w:w="654" w:type="dxa"/>
+          </w:tcPr>
+          <w:p>
+            <w:pPr>
+              <w:spacing w:line="360" w:lineRule="auto"/>
+              <w:jc w:val="both"/>
+              <w:rPr>
+                <w:b/>
+                <w:bCs/>
+                <w:sz w:val="16"/>
+                <w:szCs w:val="16"/>
+              </w:rPr>
+            </w:pPr>
+          </w:p>
+        </w:tc>
+        <w:tc>
+          <w:tcPr>
+            <w:tcW w:w="654" w:type="dxa"/>
+          </w:tcPr>
+          <w:p>
+            <w:pPr>
+              <w:spacing w:line="360" w:lineRule="auto"/>
+              <w:jc w:val="both"/>
+              <w:rPr>
+                <w:b/>
+                <w:bCs/>
+                <w:sz w:val="16"/>
+                <w:szCs w:val="16"/>
+              </w:rPr>
+            </w:pPr>
+          </w:p>
+        </w:tc>
+        <w:tc>
+          <w:tcPr>
+            <w:tcW w:w="654" w:type="dxa"/>
+          </w:tcPr>
+          <w:p>
+            <w:pPr>
+              <w:spacing w:line="360" w:lineRule="auto"/>
+              <w:jc w:val="both"/>
+              <w:rPr>
+                <w:b/>
+                <w:bCs/>
+                <w:sz w:val="16"/>
+                <w:szCs w:val="16"/>
+              </w:rPr>
+            </w:pPr>
+          </w:p>
+        </w:tc>
+        <w:tc>
+          <w:tcPr>
+            <w:tcW w:w="654" w:type="dxa"/>
+          </w:tcPr>
+          <w:p>
+            <w:pPr>
+              <w:spacing w:line="360" w:lineRule="auto"/>
+              <w:jc w:val="both"/>
+              <w:rPr>
+                <w:b/>
+                <w:bCs/>
+                <w:sz w:val="16"/>
+                <w:szCs w:val="16"/>
+              </w:rPr>
+            </w:pPr>
+          </w:p>
+        </w:tc>
+        <w:tc>
+          <w:tcPr>
+            <w:tcW w:w="654" w:type="dxa"/>
           </w:tcPr>
           <w:p>
             <w:pPr>
@@ -12102,7 +10845,7 @@
         </w:tc>
         <w:tc>
           <w:tcPr>
-            <w:tcW w:w="525" w:type="dxa"/>
+            <w:tcW w:w="654" w:type="dxa"/>
           </w:tcPr>
           <w:p>
             <w:pPr>
@@ -12128,7 +10871,7 @@
         </w:tc>
         <w:tc>
           <w:tcPr>
-            <w:tcW w:w="525" w:type="dxa"/>
+            <w:tcW w:w="654" w:type="dxa"/>
           </w:tcPr>
           <w:p>
             <w:pPr>
@@ -12154,201 +10897,126 @@
         </w:tc>
         <w:tc>
           <w:tcPr>
-            <w:tcW w:w="525" w:type="dxa"/>
-          </w:tcPr>
-          <w:p>
-            <w:pPr>
-              <w:spacing w:line="360" w:lineRule="auto"/>
-              <w:jc w:val="both"/>
-              <w:rPr>
-                <w:b/>
-                <w:bCs/>
-                <w:sz w:val="16"/>
-                <w:szCs w:val="16"/>
-              </w:rPr>
-            </w:pPr>
-          </w:p>
-        </w:tc>
-        <w:tc>
-          <w:tcPr>
-            <w:tcW w:w="525" w:type="dxa"/>
-          </w:tcPr>
-          <w:p>
-            <w:pPr>
-              <w:spacing w:line="360" w:lineRule="auto"/>
-              <w:jc w:val="both"/>
-              <w:rPr>
-                <w:b/>
-                <w:bCs/>
-                <w:sz w:val="16"/>
-                <w:szCs w:val="16"/>
-              </w:rPr>
-            </w:pPr>
-          </w:p>
-        </w:tc>
-        <w:tc>
-          <w:tcPr>
-            <w:tcW w:w="525" w:type="dxa"/>
-          </w:tcPr>
-          <w:p>
-            <w:pPr>
-              <w:spacing w:line="360" w:lineRule="auto"/>
-              <w:jc w:val="both"/>
-              <w:rPr>
-                <w:b/>
-                <w:bCs/>
-                <w:sz w:val="16"/>
-                <w:szCs w:val="16"/>
-              </w:rPr>
-            </w:pPr>
-          </w:p>
-        </w:tc>
-        <w:tc>
-          <w:tcPr>
-            <w:tcW w:w="525" w:type="dxa"/>
-          </w:tcPr>
-          <w:p>
-            <w:pPr>
-              <w:spacing w:line="360" w:lineRule="auto"/>
-              <w:jc w:val="both"/>
-              <w:rPr>
-                <w:b/>
-                <w:bCs/>
-                <w:sz w:val="16"/>
-                <w:szCs w:val="16"/>
-              </w:rPr>
-            </w:pPr>
-          </w:p>
-        </w:tc>
-        <w:tc>
-          <w:tcPr>
-            <w:tcW w:w="525" w:type="dxa"/>
-          </w:tcPr>
-          <w:p>
-            <w:pPr>
-              <w:spacing w:line="360" w:lineRule="auto"/>
-              <w:jc w:val="both"/>
-              <w:rPr>
-                <w:b/>
-                <w:bCs/>
-                <w:sz w:val="16"/>
-                <w:szCs w:val="16"/>
-              </w:rPr>
-            </w:pPr>
-          </w:p>
-        </w:tc>
-        <w:tc>
-          <w:tcPr>
-            <w:tcW w:w="525" w:type="dxa"/>
-          </w:tcPr>
-          <w:p>
-            <w:pPr>
-              <w:spacing w:line="360" w:lineRule="auto"/>
-              <w:jc w:val="both"/>
-              <w:rPr>
-                <w:b/>
-                <w:bCs/>
-                <w:sz w:val="16"/>
-                <w:szCs w:val="16"/>
-              </w:rPr>
-            </w:pPr>
-          </w:p>
-        </w:tc>
-        <w:tc>
-          <w:tcPr>
-            <w:tcW w:w="525" w:type="dxa"/>
-          </w:tcPr>
-          <w:p>
-            <w:pPr>
-              <w:spacing w:line="360" w:lineRule="auto"/>
-              <w:jc w:val="both"/>
-              <w:rPr>
-                <w:b/>
-                <w:bCs/>
-                <w:sz w:val="16"/>
-                <w:szCs w:val="16"/>
-              </w:rPr>
-            </w:pPr>
-          </w:p>
-        </w:tc>
-        <w:tc>
-          <w:tcPr>
-            <w:tcW w:w="525" w:type="dxa"/>
-          </w:tcPr>
-          <w:p>
-            <w:pPr>
-              <w:spacing w:line="360" w:lineRule="auto"/>
-              <w:jc w:val="both"/>
-              <w:rPr>
-                <w:b/>
-                <w:bCs/>
-                <w:sz w:val="16"/>
-                <w:szCs w:val="16"/>
-              </w:rPr>
-            </w:pPr>
-          </w:p>
-        </w:tc>
-        <w:tc>
-          <w:tcPr>
-            <w:tcW w:w="255" w:type="dxa"/>
-          </w:tcPr>
-          <w:p>
-            <w:pPr>
-              <w:spacing w:line="360" w:lineRule="auto"/>
-              <w:jc w:val="both"/>
-              <w:rPr>
-                <w:b/>
-                <w:bCs/>
-                <w:sz w:val="16"/>
-                <w:szCs w:val="16"/>
-              </w:rPr>
-            </w:pPr>
-          </w:p>
-        </w:tc>
-        <w:tc>
-          <w:tcPr>
-            <w:tcW w:w="525" w:type="dxa"/>
-          </w:tcPr>
-          <w:p>
-            <w:pPr>
-              <w:widowControl w:val="0"/>
-              <w:pBdr>
-                <w:top w:val="nil"/>
-                <w:left w:val="nil"/>
-                <w:bottom w:val="nil"/>
-                <w:right w:val="nil"/>
-                <w:between w:val="nil"/>
-              </w:pBdr>
-              <w:spacing w:after="0" w:line="276" w:lineRule="auto"/>
-              <w:rPr>
-                <w:b/>
-                <w:bCs/>
-                <w:sz w:val="16"/>
-                <w:szCs w:val="16"/>
-              </w:rPr>
-            </w:pPr>
-          </w:p>
-        </w:tc>
-        <w:tc>
-          <w:tcPr>
-            <w:tcW w:w="525" w:type="dxa"/>
-          </w:tcPr>
-          <w:p>
-            <w:pPr>
-              <w:spacing w:line="360" w:lineRule="auto"/>
-              <w:jc w:val="both"/>
-              <w:rPr>
-                <w:b/>
-                <w:bCs/>
-                <w:sz w:val="16"/>
-                <w:szCs w:val="16"/>
-              </w:rPr>
-            </w:pPr>
-          </w:p>
-        </w:tc>
-        <w:tc>
-          <w:tcPr>
-            <w:tcW w:w="525" w:type="dxa"/>
+            <w:tcW w:w="654" w:type="dxa"/>
+          </w:tcPr>
+          <w:p>
+            <w:pPr>
+              <w:spacing w:line="360" w:lineRule="auto"/>
+              <w:jc w:val="both"/>
+              <w:rPr>
+                <w:b/>
+                <w:bCs/>
+                <w:sz w:val="16"/>
+                <w:szCs w:val="16"/>
+              </w:rPr>
+            </w:pPr>
+          </w:p>
+        </w:tc>
+        <w:tc>
+          <w:tcPr>
+            <w:tcW w:w="654" w:type="dxa"/>
+          </w:tcPr>
+          <w:p>
+            <w:pPr>
+              <w:spacing w:line="360" w:lineRule="auto"/>
+              <w:jc w:val="both"/>
+              <w:rPr>
+                <w:b/>
+                <w:bCs/>
+                <w:sz w:val="16"/>
+                <w:szCs w:val="16"/>
+              </w:rPr>
+            </w:pPr>
+          </w:p>
+        </w:tc>
+        <w:tc>
+          <w:tcPr>
+            <w:tcW w:w="654" w:type="dxa"/>
+          </w:tcPr>
+          <w:p>
+            <w:pPr>
+              <w:spacing w:line="360" w:lineRule="auto"/>
+              <w:jc w:val="both"/>
+              <w:rPr>
+                <w:b/>
+                <w:bCs/>
+                <w:sz w:val="16"/>
+                <w:szCs w:val="16"/>
+              </w:rPr>
+            </w:pPr>
+          </w:p>
+        </w:tc>
+        <w:tc>
+          <w:tcPr>
+            <w:tcW w:w="654" w:type="dxa"/>
+          </w:tcPr>
+          <w:p>
+            <w:pPr>
+              <w:spacing w:line="360" w:lineRule="auto"/>
+              <w:jc w:val="both"/>
+              <w:rPr>
+                <w:b/>
+                <w:bCs/>
+                <w:sz w:val="16"/>
+                <w:szCs w:val="16"/>
+              </w:rPr>
+            </w:pPr>
+          </w:p>
+        </w:tc>
+        <w:tc>
+          <w:tcPr>
+            <w:tcW w:w="654" w:type="dxa"/>
+          </w:tcPr>
+          <w:p>
+            <w:pPr>
+              <w:spacing w:line="360" w:lineRule="auto"/>
+              <w:jc w:val="both"/>
+              <w:rPr>
+                <w:b/>
+                <w:bCs/>
+                <w:sz w:val="16"/>
+                <w:szCs w:val="16"/>
+              </w:rPr>
+            </w:pPr>
+          </w:p>
+        </w:tc>
+        <w:tc>
+          <w:tcPr>
+            <w:tcW w:w="654" w:type="dxa"/>
+          </w:tcPr>
+          <w:p>
+            <w:pPr>
+              <w:spacing w:line="360" w:lineRule="auto"/>
+              <w:jc w:val="both"/>
+              <w:rPr>
+                <w:b/>
+                <w:bCs/>
+                <w:sz w:val="16"/>
+                <w:szCs w:val="16"/>
+              </w:rPr>
+            </w:pPr>
+          </w:p>
+        </w:tc>
+        <w:tc>
+          <w:tcPr>
+            <w:tcW w:w="654" w:type="dxa"/>
+          </w:tcPr>
+          <w:p>
+            <w:pPr>
+              <w:spacing w:line="360" w:lineRule="auto"/>
+              <w:jc w:val="both"/>
+              <w:rPr>
+                <w:b/>
+                <w:bCs/>
+                <w:sz w:val="16"/>
+                <w:szCs w:val="16"/>
+              </w:rPr>
+            </w:pPr>
+          </w:p>
+        </w:tc>
+        <w:tc>
+          <w:tcPr>
+            <w:tcW w:w="654" w:type="dxa"/>
           </w:tcPr>
           <w:p>
             <w:pPr>
@@ -12366,8 +11034,6 @@
       </w:tr>
       <w:tr>
         <w:trPr>
-          <w:gridAfter w:val="1"/>
-          <w:wAfter w:w="105" w:type="dxa"/>
           <w:trHeight w:val="294"/>
         </w:trPr>
         <w:tc>
@@ -12399,109 +11065,109 @@
         </w:tc>
         <w:tc>
           <w:tcPr>
-            <w:tcW w:w="525" w:type="dxa"/>
-          </w:tcPr>
-          <w:p>
-            <w:pPr>
-              <w:spacing w:line="360" w:lineRule="auto"/>
-              <w:jc w:val="both"/>
-              <w:rPr>
-                <w:b/>
-                <w:bCs/>
-                <w:sz w:val="16"/>
-                <w:szCs w:val="16"/>
-              </w:rPr>
-            </w:pPr>
-          </w:p>
-        </w:tc>
-        <w:tc>
-          <w:tcPr>
-            <w:tcW w:w="525" w:type="dxa"/>
-          </w:tcPr>
-          <w:p>
-            <w:pPr>
-              <w:spacing w:line="360" w:lineRule="auto"/>
-              <w:jc w:val="both"/>
-              <w:rPr>
-                <w:b/>
-                <w:bCs/>
-                <w:sz w:val="16"/>
-                <w:szCs w:val="16"/>
-              </w:rPr>
-            </w:pPr>
-          </w:p>
-        </w:tc>
-        <w:tc>
-          <w:tcPr>
-            <w:tcW w:w="525" w:type="dxa"/>
-          </w:tcPr>
-          <w:p>
-            <w:pPr>
-              <w:spacing w:line="360" w:lineRule="auto"/>
-              <w:jc w:val="both"/>
-              <w:rPr>
-                <w:b/>
-                <w:bCs/>
-                <w:sz w:val="16"/>
-                <w:szCs w:val="16"/>
-              </w:rPr>
-            </w:pPr>
-          </w:p>
-        </w:tc>
-        <w:tc>
-          <w:tcPr>
-            <w:tcW w:w="525" w:type="dxa"/>
-          </w:tcPr>
-          <w:p>
-            <w:pPr>
-              <w:spacing w:line="360" w:lineRule="auto"/>
-              <w:jc w:val="both"/>
-              <w:rPr>
-                <w:b/>
-                <w:bCs/>
-                <w:sz w:val="16"/>
-                <w:szCs w:val="16"/>
-              </w:rPr>
-            </w:pPr>
-          </w:p>
-        </w:tc>
-        <w:tc>
-          <w:tcPr>
-            <w:tcW w:w="525" w:type="dxa"/>
-          </w:tcPr>
-          <w:p>
-            <w:pPr>
-              <w:spacing w:line="360" w:lineRule="auto"/>
-              <w:jc w:val="both"/>
-              <w:rPr>
-                <w:b/>
-                <w:bCs/>
-                <w:sz w:val="16"/>
-                <w:szCs w:val="16"/>
-              </w:rPr>
-            </w:pPr>
-          </w:p>
-        </w:tc>
-        <w:tc>
-          <w:tcPr>
-            <w:tcW w:w="525" w:type="dxa"/>
-          </w:tcPr>
-          <w:p>
-            <w:pPr>
-              <w:spacing w:line="360" w:lineRule="auto"/>
-              <w:jc w:val="both"/>
-              <w:rPr>
-                <w:b/>
-                <w:bCs/>
-                <w:sz w:val="16"/>
-                <w:szCs w:val="16"/>
-              </w:rPr>
-            </w:pPr>
-          </w:p>
-        </w:tc>
-        <w:tc>
-          <w:tcPr>
-            <w:tcW w:w="525" w:type="dxa"/>
+            <w:tcW w:w="654" w:type="dxa"/>
+          </w:tcPr>
+          <w:p>
+            <w:pPr>
+              <w:spacing w:line="360" w:lineRule="auto"/>
+              <w:jc w:val="both"/>
+              <w:rPr>
+                <w:b/>
+                <w:bCs/>
+                <w:sz w:val="16"/>
+                <w:szCs w:val="16"/>
+              </w:rPr>
+            </w:pPr>
+          </w:p>
+        </w:tc>
+        <w:tc>
+          <w:tcPr>
+            <w:tcW w:w="654" w:type="dxa"/>
+          </w:tcPr>
+          <w:p>
+            <w:pPr>
+              <w:spacing w:line="360" w:lineRule="auto"/>
+              <w:jc w:val="both"/>
+              <w:rPr>
+                <w:b/>
+                <w:bCs/>
+                <w:sz w:val="16"/>
+                <w:szCs w:val="16"/>
+              </w:rPr>
+            </w:pPr>
+          </w:p>
+        </w:tc>
+        <w:tc>
+          <w:tcPr>
+            <w:tcW w:w="654" w:type="dxa"/>
+          </w:tcPr>
+          <w:p>
+            <w:pPr>
+              <w:spacing w:line="360" w:lineRule="auto"/>
+              <w:jc w:val="both"/>
+              <w:rPr>
+                <w:b/>
+                <w:bCs/>
+                <w:sz w:val="16"/>
+                <w:szCs w:val="16"/>
+              </w:rPr>
+            </w:pPr>
+          </w:p>
+        </w:tc>
+        <w:tc>
+          <w:tcPr>
+            <w:tcW w:w="654" w:type="dxa"/>
+          </w:tcPr>
+          <w:p>
+            <w:pPr>
+              <w:spacing w:line="360" w:lineRule="auto"/>
+              <w:jc w:val="both"/>
+              <w:rPr>
+                <w:b/>
+                <w:bCs/>
+                <w:sz w:val="16"/>
+                <w:szCs w:val="16"/>
+              </w:rPr>
+            </w:pPr>
+          </w:p>
+        </w:tc>
+        <w:tc>
+          <w:tcPr>
+            <w:tcW w:w="654" w:type="dxa"/>
+          </w:tcPr>
+          <w:p>
+            <w:pPr>
+              <w:spacing w:line="360" w:lineRule="auto"/>
+              <w:jc w:val="both"/>
+              <w:rPr>
+                <w:b/>
+                <w:bCs/>
+                <w:sz w:val="16"/>
+                <w:szCs w:val="16"/>
+              </w:rPr>
+            </w:pPr>
+          </w:p>
+        </w:tc>
+        <w:tc>
+          <w:tcPr>
+            <w:tcW w:w="654" w:type="dxa"/>
+          </w:tcPr>
+          <w:p>
+            <w:pPr>
+              <w:spacing w:line="360" w:lineRule="auto"/>
+              <w:jc w:val="both"/>
+              <w:rPr>
+                <w:b/>
+                <w:bCs/>
+                <w:sz w:val="16"/>
+                <w:szCs w:val="16"/>
+              </w:rPr>
+            </w:pPr>
+          </w:p>
+        </w:tc>
+        <w:tc>
+          <w:tcPr>
+            <w:tcW w:w="654" w:type="dxa"/>
           </w:tcPr>
           <w:p>
             <w:pPr>
@@ -12527,7 +11193,7 @@
         </w:tc>
         <w:tc>
           <w:tcPr>
-            <w:tcW w:w="525" w:type="dxa"/>
+            <w:tcW w:w="654" w:type="dxa"/>
           </w:tcPr>
           <w:p>
             <w:pPr>
@@ -12553,184 +11219,109 @@
         </w:tc>
         <w:tc>
           <w:tcPr>
-            <w:tcW w:w="525" w:type="dxa"/>
-          </w:tcPr>
-          <w:p>
-            <w:pPr>
-              <w:spacing w:line="360" w:lineRule="auto"/>
-              <w:jc w:val="both"/>
-              <w:rPr>
-                <w:b/>
-                <w:bCs/>
-                <w:sz w:val="16"/>
-                <w:szCs w:val="16"/>
-              </w:rPr>
-            </w:pPr>
-          </w:p>
-        </w:tc>
-        <w:tc>
-          <w:tcPr>
-            <w:tcW w:w="525" w:type="dxa"/>
-          </w:tcPr>
-          <w:p>
-            <w:pPr>
-              <w:spacing w:line="360" w:lineRule="auto"/>
-              <w:jc w:val="both"/>
-              <w:rPr>
-                <w:b/>
-                <w:bCs/>
-                <w:sz w:val="16"/>
-                <w:szCs w:val="16"/>
-              </w:rPr>
-            </w:pPr>
-          </w:p>
-        </w:tc>
-        <w:tc>
-          <w:tcPr>
-            <w:tcW w:w="525" w:type="dxa"/>
-          </w:tcPr>
-          <w:p>
-            <w:pPr>
-              <w:spacing w:line="360" w:lineRule="auto"/>
-              <w:jc w:val="both"/>
-              <w:rPr>
-                <w:b/>
-                <w:bCs/>
-                <w:sz w:val="16"/>
-                <w:szCs w:val="16"/>
-              </w:rPr>
-            </w:pPr>
-          </w:p>
-        </w:tc>
-        <w:tc>
-          <w:tcPr>
-            <w:tcW w:w="525" w:type="dxa"/>
-          </w:tcPr>
-          <w:p>
-            <w:pPr>
-              <w:spacing w:line="360" w:lineRule="auto"/>
-              <w:jc w:val="both"/>
-              <w:rPr>
-                <w:b/>
-                <w:bCs/>
-                <w:sz w:val="16"/>
-                <w:szCs w:val="16"/>
-              </w:rPr>
-            </w:pPr>
-          </w:p>
-        </w:tc>
-        <w:tc>
-          <w:tcPr>
-            <w:tcW w:w="525" w:type="dxa"/>
-          </w:tcPr>
-          <w:p>
-            <w:pPr>
-              <w:spacing w:line="360" w:lineRule="auto"/>
-              <w:jc w:val="both"/>
-              <w:rPr>
-                <w:b/>
-                <w:bCs/>
-                <w:sz w:val="16"/>
-                <w:szCs w:val="16"/>
-              </w:rPr>
-            </w:pPr>
-          </w:p>
-        </w:tc>
-        <w:tc>
-          <w:tcPr>
-            <w:tcW w:w="525" w:type="dxa"/>
-          </w:tcPr>
-          <w:p>
-            <w:pPr>
-              <w:spacing w:line="360" w:lineRule="auto"/>
-              <w:jc w:val="both"/>
-              <w:rPr>
-                <w:b/>
-                <w:bCs/>
-                <w:sz w:val="16"/>
-                <w:szCs w:val="16"/>
-              </w:rPr>
-            </w:pPr>
-          </w:p>
-        </w:tc>
-        <w:tc>
-          <w:tcPr>
-            <w:tcW w:w="525" w:type="dxa"/>
-          </w:tcPr>
-          <w:p>
-            <w:pPr>
-              <w:spacing w:line="360" w:lineRule="auto"/>
-              <w:jc w:val="both"/>
-              <w:rPr>
-                <w:b/>
-                <w:bCs/>
-                <w:sz w:val="16"/>
-                <w:szCs w:val="16"/>
-              </w:rPr>
-            </w:pPr>
-          </w:p>
-        </w:tc>
-        <w:tc>
-          <w:tcPr>
-            <w:tcW w:w="255" w:type="dxa"/>
-          </w:tcPr>
-          <w:p>
-            <w:pPr>
-              <w:spacing w:line="360" w:lineRule="auto"/>
-              <w:jc w:val="both"/>
-              <w:rPr>
-                <w:b/>
-                <w:bCs/>
-                <w:sz w:val="16"/>
-                <w:szCs w:val="16"/>
-              </w:rPr>
-            </w:pPr>
-          </w:p>
-        </w:tc>
-        <w:tc>
-          <w:tcPr>
-            <w:tcW w:w="525" w:type="dxa"/>
-          </w:tcPr>
-          <w:p>
-            <w:pPr>
-              <w:widowControl w:val="0"/>
-              <w:pBdr>
-                <w:top w:val="nil"/>
-                <w:left w:val="nil"/>
-                <w:bottom w:val="nil"/>
-                <w:right w:val="nil"/>
-                <w:between w:val="nil"/>
-              </w:pBdr>
-              <w:spacing w:after="0" w:line="276" w:lineRule="auto"/>
-              <w:rPr>
-                <w:b/>
-                <w:bCs/>
-                <w:sz w:val="16"/>
-                <w:szCs w:val="16"/>
-              </w:rPr>
-            </w:pPr>
-          </w:p>
-        </w:tc>
-        <w:tc>
-          <w:tcPr>
-            <w:tcW w:w="525" w:type="dxa"/>
-          </w:tcPr>
-          <w:p>
-            <w:pPr>
-              <w:spacing w:line="360" w:lineRule="auto"/>
-              <w:jc w:val="both"/>
-              <w:rPr>
-                <w:b/>
-                <w:bCs/>
-                <w:sz w:val="16"/>
-                <w:szCs w:val="16"/>
-              </w:rPr>
-            </w:pPr>
-          </w:p>
-        </w:tc>
-        <w:tc>
-          <w:tcPr>
-            <w:tcW w:w="525" w:type="dxa"/>
+            <w:tcW w:w="654" w:type="dxa"/>
+          </w:tcPr>
+          <w:p>
+            <w:pPr>
+              <w:spacing w:line="360" w:lineRule="auto"/>
+              <w:jc w:val="both"/>
+              <w:rPr>
+                <w:b/>
+                <w:bCs/>
+                <w:sz w:val="16"/>
+                <w:szCs w:val="16"/>
+              </w:rPr>
+            </w:pPr>
+          </w:p>
+        </w:tc>
+        <w:tc>
+          <w:tcPr>
+            <w:tcW w:w="654" w:type="dxa"/>
+          </w:tcPr>
+          <w:p>
+            <w:pPr>
+              <w:spacing w:line="360" w:lineRule="auto"/>
+              <w:jc w:val="both"/>
+              <w:rPr>
+                <w:b/>
+                <w:bCs/>
+                <w:sz w:val="16"/>
+                <w:szCs w:val="16"/>
+              </w:rPr>
+            </w:pPr>
+          </w:p>
+        </w:tc>
+        <w:tc>
+          <w:tcPr>
+            <w:tcW w:w="654" w:type="dxa"/>
+          </w:tcPr>
+          <w:p>
+            <w:pPr>
+              <w:spacing w:line="360" w:lineRule="auto"/>
+              <w:jc w:val="both"/>
+              <w:rPr>
+                <w:b/>
+                <w:bCs/>
+                <w:sz w:val="16"/>
+                <w:szCs w:val="16"/>
+              </w:rPr>
+            </w:pPr>
+          </w:p>
+        </w:tc>
+        <w:tc>
+          <w:tcPr>
+            <w:tcW w:w="654" w:type="dxa"/>
+          </w:tcPr>
+          <w:p>
+            <w:pPr>
+              <w:spacing w:line="360" w:lineRule="auto"/>
+              <w:jc w:val="both"/>
+              <w:rPr>
+                <w:b/>
+                <w:bCs/>
+                <w:sz w:val="16"/>
+                <w:szCs w:val="16"/>
+              </w:rPr>
+            </w:pPr>
+          </w:p>
+        </w:tc>
+        <w:tc>
+          <w:tcPr>
+            <w:tcW w:w="654" w:type="dxa"/>
+          </w:tcPr>
+          <w:p>
+            <w:pPr>
+              <w:spacing w:line="360" w:lineRule="auto"/>
+              <w:jc w:val="both"/>
+              <w:rPr>
+                <w:b/>
+                <w:bCs/>
+                <w:sz w:val="16"/>
+                <w:szCs w:val="16"/>
+              </w:rPr>
+            </w:pPr>
+          </w:p>
+        </w:tc>
+        <w:tc>
+          <w:tcPr>
+            <w:tcW w:w="654" w:type="dxa"/>
+          </w:tcPr>
+          <w:p>
+            <w:pPr>
+              <w:spacing w:line="360" w:lineRule="auto"/>
+              <w:jc w:val="both"/>
+              <w:rPr>
+                <w:b/>
+                <w:bCs/>
+                <w:sz w:val="16"/>
+                <w:szCs w:val="16"/>
+              </w:rPr>
+            </w:pPr>
+          </w:p>
+        </w:tc>
+        <w:tc>
+          <w:tcPr>
+            <w:tcW w:w="654" w:type="dxa"/>
           </w:tcPr>
           <w:p>
             <w:pPr>
@@ -12748,8 +11339,6 @@
       </w:tr>
       <w:tr>
         <w:trPr>
-          <w:gridAfter w:val="1"/>
-          <w:wAfter w:w="105" w:type="dxa"/>
           <w:trHeight w:val="294"/>
         </w:trPr>
         <w:tc>
@@ -12781,126 +11370,126 @@
         </w:tc>
         <w:tc>
           <w:tcPr>
-            <w:tcW w:w="525" w:type="dxa"/>
-          </w:tcPr>
-          <w:p>
-            <w:pPr>
-              <w:spacing w:line="360" w:lineRule="auto"/>
-              <w:jc w:val="both"/>
-              <w:rPr>
-                <w:b/>
-                <w:bCs/>
-                <w:sz w:val="16"/>
-                <w:szCs w:val="16"/>
-              </w:rPr>
-            </w:pPr>
-          </w:p>
-        </w:tc>
-        <w:tc>
-          <w:tcPr>
-            <w:tcW w:w="525" w:type="dxa"/>
-          </w:tcPr>
-          <w:p>
-            <w:pPr>
-              <w:spacing w:line="360" w:lineRule="auto"/>
-              <w:jc w:val="both"/>
-              <w:rPr>
-                <w:b/>
-                <w:bCs/>
-                <w:sz w:val="16"/>
-                <w:szCs w:val="16"/>
-              </w:rPr>
-            </w:pPr>
-          </w:p>
-        </w:tc>
-        <w:tc>
-          <w:tcPr>
-            <w:tcW w:w="525" w:type="dxa"/>
-          </w:tcPr>
-          <w:p>
-            <w:pPr>
-              <w:spacing w:line="360" w:lineRule="auto"/>
-              <w:jc w:val="both"/>
-              <w:rPr>
-                <w:b/>
-                <w:bCs/>
-                <w:sz w:val="16"/>
-                <w:szCs w:val="16"/>
-              </w:rPr>
-            </w:pPr>
-          </w:p>
-        </w:tc>
-        <w:tc>
-          <w:tcPr>
-            <w:tcW w:w="525" w:type="dxa"/>
-          </w:tcPr>
-          <w:p>
-            <w:pPr>
-              <w:spacing w:line="360" w:lineRule="auto"/>
-              <w:jc w:val="both"/>
-              <w:rPr>
-                <w:b/>
-                <w:bCs/>
-                <w:sz w:val="16"/>
-                <w:szCs w:val="16"/>
-              </w:rPr>
-            </w:pPr>
-          </w:p>
-        </w:tc>
-        <w:tc>
-          <w:tcPr>
-            <w:tcW w:w="525" w:type="dxa"/>
-          </w:tcPr>
-          <w:p>
-            <w:pPr>
-              <w:spacing w:line="360" w:lineRule="auto"/>
-              <w:jc w:val="both"/>
-              <w:rPr>
-                <w:b/>
-                <w:bCs/>
-                <w:sz w:val="16"/>
-                <w:szCs w:val="16"/>
-              </w:rPr>
-            </w:pPr>
-          </w:p>
-        </w:tc>
-        <w:tc>
-          <w:tcPr>
-            <w:tcW w:w="525" w:type="dxa"/>
-          </w:tcPr>
-          <w:p>
-            <w:pPr>
-              <w:spacing w:line="360" w:lineRule="auto"/>
-              <w:jc w:val="both"/>
-              <w:rPr>
-                <w:b/>
-                <w:bCs/>
-                <w:sz w:val="16"/>
-                <w:szCs w:val="16"/>
-              </w:rPr>
-            </w:pPr>
-          </w:p>
-        </w:tc>
-        <w:tc>
-          <w:tcPr>
-            <w:tcW w:w="525" w:type="dxa"/>
-          </w:tcPr>
-          <w:p>
-            <w:pPr>
-              <w:spacing w:line="360" w:lineRule="auto"/>
-              <w:jc w:val="both"/>
-              <w:rPr>
-                <w:b/>
-                <w:bCs/>
-                <w:sz w:val="16"/>
-                <w:szCs w:val="16"/>
-              </w:rPr>
-            </w:pPr>
-          </w:p>
-        </w:tc>
-        <w:tc>
-          <w:tcPr>
-            <w:tcW w:w="525" w:type="dxa"/>
+            <w:tcW w:w="654" w:type="dxa"/>
+          </w:tcPr>
+          <w:p>
+            <w:pPr>
+              <w:spacing w:line="360" w:lineRule="auto"/>
+              <w:jc w:val="both"/>
+              <w:rPr>
+                <w:b/>
+                <w:bCs/>
+                <w:sz w:val="16"/>
+                <w:szCs w:val="16"/>
+              </w:rPr>
+            </w:pPr>
+          </w:p>
+        </w:tc>
+        <w:tc>
+          <w:tcPr>
+            <w:tcW w:w="654" w:type="dxa"/>
+          </w:tcPr>
+          <w:p>
+            <w:pPr>
+              <w:spacing w:line="360" w:lineRule="auto"/>
+              <w:jc w:val="both"/>
+              <w:rPr>
+                <w:b/>
+                <w:bCs/>
+                <w:sz w:val="16"/>
+                <w:szCs w:val="16"/>
+              </w:rPr>
+            </w:pPr>
+          </w:p>
+        </w:tc>
+        <w:tc>
+          <w:tcPr>
+            <w:tcW w:w="654" w:type="dxa"/>
+          </w:tcPr>
+          <w:p>
+            <w:pPr>
+              <w:spacing w:line="360" w:lineRule="auto"/>
+              <w:jc w:val="both"/>
+              <w:rPr>
+                <w:b/>
+                <w:bCs/>
+                <w:sz w:val="16"/>
+                <w:szCs w:val="16"/>
+              </w:rPr>
+            </w:pPr>
+          </w:p>
+        </w:tc>
+        <w:tc>
+          <w:tcPr>
+            <w:tcW w:w="654" w:type="dxa"/>
+          </w:tcPr>
+          <w:p>
+            <w:pPr>
+              <w:spacing w:line="360" w:lineRule="auto"/>
+              <w:jc w:val="both"/>
+              <w:rPr>
+                <w:b/>
+                <w:bCs/>
+                <w:sz w:val="16"/>
+                <w:szCs w:val="16"/>
+              </w:rPr>
+            </w:pPr>
+          </w:p>
+        </w:tc>
+        <w:tc>
+          <w:tcPr>
+            <w:tcW w:w="654" w:type="dxa"/>
+          </w:tcPr>
+          <w:p>
+            <w:pPr>
+              <w:spacing w:line="360" w:lineRule="auto"/>
+              <w:jc w:val="both"/>
+              <w:rPr>
+                <w:b/>
+                <w:bCs/>
+                <w:sz w:val="16"/>
+                <w:szCs w:val="16"/>
+              </w:rPr>
+            </w:pPr>
+          </w:p>
+        </w:tc>
+        <w:tc>
+          <w:tcPr>
+            <w:tcW w:w="654" w:type="dxa"/>
+          </w:tcPr>
+          <w:p>
+            <w:pPr>
+              <w:spacing w:line="360" w:lineRule="auto"/>
+              <w:jc w:val="both"/>
+              <w:rPr>
+                <w:b/>
+                <w:bCs/>
+                <w:sz w:val="16"/>
+                <w:szCs w:val="16"/>
+              </w:rPr>
+            </w:pPr>
+          </w:p>
+        </w:tc>
+        <w:tc>
+          <w:tcPr>
+            <w:tcW w:w="654" w:type="dxa"/>
+          </w:tcPr>
+          <w:p>
+            <w:pPr>
+              <w:spacing w:line="360" w:lineRule="auto"/>
+              <w:jc w:val="both"/>
+              <w:rPr>
+                <w:b/>
+                <w:bCs/>
+                <w:sz w:val="16"/>
+                <w:szCs w:val="16"/>
+              </w:rPr>
+            </w:pPr>
+          </w:p>
+        </w:tc>
+        <w:tc>
+          <w:tcPr>
+            <w:tcW w:w="654" w:type="dxa"/>
           </w:tcPr>
           <w:p>
             <w:pPr>
@@ -12926,7 +11515,7 @@
         </w:tc>
         <w:tc>
           <w:tcPr>
-            <w:tcW w:w="525" w:type="dxa"/>
+            <w:tcW w:w="654" w:type="dxa"/>
           </w:tcPr>
           <w:p>
             <w:pPr>
@@ -12952,176 +11541,92 @@
         </w:tc>
         <w:tc>
           <w:tcPr>
-            <w:tcW w:w="525" w:type="dxa"/>
-          </w:tcPr>
-          <w:p>
-            <w:pPr>
-              <w:spacing w:line="360" w:lineRule="auto"/>
-              <w:jc w:val="both"/>
-              <w:rPr>
-                <w:b/>
-                <w:bCs/>
-                <w:sz w:val="16"/>
-                <w:szCs w:val="16"/>
-              </w:rPr>
-            </w:pPr>
-            <w:r>
-              <w:rPr>
-                <w:b/>
-                <w:bCs/>
-                <w:sz w:val="16"/>
-                <w:szCs w:val="16"/>
-              </w:rPr>
-              <w:t>x</w:t>
-            </w:r>
-          </w:p>
-        </w:tc>
-        <w:tc>
-          <w:tcPr>
-            <w:tcW w:w="525" w:type="dxa"/>
-          </w:tcPr>
-          <w:p>
-            <w:pPr>
-              <w:spacing w:line="360" w:lineRule="auto"/>
-              <w:jc w:val="both"/>
-              <w:rPr>
-                <w:b/>
-                <w:bCs/>
-                <w:sz w:val="16"/>
-                <w:szCs w:val="16"/>
-              </w:rPr>
-            </w:pPr>
-          </w:p>
-        </w:tc>
-        <w:tc>
-          <w:tcPr>
-            <w:tcW w:w="525" w:type="dxa"/>
-          </w:tcPr>
-          <w:p>
-            <w:pPr>
-              <w:spacing w:line="360" w:lineRule="auto"/>
-              <w:jc w:val="both"/>
-              <w:rPr>
-                <w:b/>
-                <w:bCs/>
-                <w:sz w:val="16"/>
-                <w:szCs w:val="16"/>
-              </w:rPr>
-            </w:pPr>
-          </w:p>
-        </w:tc>
-        <w:tc>
-          <w:tcPr>
-            <w:tcW w:w="525" w:type="dxa"/>
-          </w:tcPr>
-          <w:p>
-            <w:pPr>
-              <w:spacing w:line="360" w:lineRule="auto"/>
-              <w:jc w:val="both"/>
-              <w:rPr>
-                <w:b/>
-                <w:bCs/>
-                <w:sz w:val="16"/>
-                <w:szCs w:val="16"/>
-              </w:rPr>
-            </w:pPr>
-          </w:p>
-        </w:tc>
-        <w:tc>
-          <w:tcPr>
-            <w:tcW w:w="525" w:type="dxa"/>
-          </w:tcPr>
-          <w:p>
-            <w:pPr>
-              <w:spacing w:line="360" w:lineRule="auto"/>
-              <w:jc w:val="both"/>
-              <w:rPr>
-                <w:b/>
-                <w:bCs/>
-                <w:sz w:val="16"/>
-                <w:szCs w:val="16"/>
-              </w:rPr>
-            </w:pPr>
-          </w:p>
-        </w:tc>
-        <w:tc>
-          <w:tcPr>
-            <w:tcW w:w="525" w:type="dxa"/>
-          </w:tcPr>
-          <w:p>
-            <w:pPr>
-              <w:spacing w:line="360" w:lineRule="auto"/>
-              <w:jc w:val="both"/>
-              <w:rPr>
-                <w:b/>
-                <w:bCs/>
-                <w:sz w:val="16"/>
-                <w:szCs w:val="16"/>
-              </w:rPr>
-            </w:pPr>
-          </w:p>
-        </w:tc>
-        <w:tc>
-          <w:tcPr>
-            <w:tcW w:w="255" w:type="dxa"/>
-          </w:tcPr>
-          <w:p>
-            <w:pPr>
-              <w:spacing w:line="360" w:lineRule="auto"/>
-              <w:jc w:val="both"/>
-              <w:rPr>
-                <w:b/>
-                <w:bCs/>
-                <w:sz w:val="16"/>
-                <w:szCs w:val="16"/>
-              </w:rPr>
-            </w:pPr>
-          </w:p>
-        </w:tc>
-        <w:tc>
-          <w:tcPr>
-            <w:tcW w:w="525" w:type="dxa"/>
-          </w:tcPr>
-          <w:p>
-            <w:pPr>
-              <w:widowControl w:val="0"/>
-              <w:pBdr>
-                <w:top w:val="nil"/>
-                <w:left w:val="nil"/>
-                <w:bottom w:val="nil"/>
-                <w:right w:val="nil"/>
-                <w:between w:val="nil"/>
-              </w:pBdr>
-              <w:spacing w:after="0" w:line="276" w:lineRule="auto"/>
-              <w:rPr>
-                <w:b/>
-                <w:bCs/>
-                <w:sz w:val="16"/>
-                <w:szCs w:val="16"/>
-              </w:rPr>
-            </w:pPr>
-          </w:p>
-        </w:tc>
-        <w:tc>
-          <w:tcPr>
-            <w:tcW w:w="525" w:type="dxa"/>
-          </w:tcPr>
-          <w:p>
-            <w:pPr>
-              <w:spacing w:line="360" w:lineRule="auto"/>
-              <w:jc w:val="both"/>
-              <w:rPr>
-                <w:b/>
-                <w:bCs/>
-                <w:sz w:val="16"/>
-                <w:szCs w:val="16"/>
-              </w:rPr>
-            </w:pPr>
-          </w:p>
-        </w:tc>
-        <w:tc>
-          <w:tcPr>
-            <w:tcW w:w="525" w:type="dxa"/>
+            <w:tcW w:w="654" w:type="dxa"/>
+          </w:tcPr>
+          <w:p>
+            <w:pPr>
+              <w:spacing w:line="360" w:lineRule="auto"/>
+              <w:jc w:val="both"/>
+              <w:rPr>
+                <w:b/>
+                <w:bCs/>
+                <w:sz w:val="16"/>
+                <w:szCs w:val="16"/>
+              </w:rPr>
+            </w:pPr>
+          </w:p>
+        </w:tc>
+        <w:tc>
+          <w:tcPr>
+            <w:tcW w:w="654" w:type="dxa"/>
+          </w:tcPr>
+          <w:p>
+            <w:pPr>
+              <w:spacing w:line="360" w:lineRule="auto"/>
+              <w:jc w:val="both"/>
+              <w:rPr>
+                <w:b/>
+                <w:bCs/>
+                <w:sz w:val="16"/>
+                <w:szCs w:val="16"/>
+              </w:rPr>
+            </w:pPr>
+          </w:p>
+        </w:tc>
+        <w:tc>
+          <w:tcPr>
+            <w:tcW w:w="654" w:type="dxa"/>
+          </w:tcPr>
+          <w:p>
+            <w:pPr>
+              <w:spacing w:line="360" w:lineRule="auto"/>
+              <w:jc w:val="both"/>
+              <w:rPr>
+                <w:b/>
+                <w:bCs/>
+                <w:sz w:val="16"/>
+                <w:szCs w:val="16"/>
+              </w:rPr>
+            </w:pPr>
+          </w:p>
+        </w:tc>
+        <w:tc>
+          <w:tcPr>
+            <w:tcW w:w="654" w:type="dxa"/>
+          </w:tcPr>
+          <w:p>
+            <w:pPr>
+              <w:spacing w:line="360" w:lineRule="auto"/>
+              <w:jc w:val="both"/>
+              <w:rPr>
+                <w:b/>
+                <w:bCs/>
+                <w:sz w:val="16"/>
+                <w:szCs w:val="16"/>
+              </w:rPr>
+            </w:pPr>
+          </w:p>
+        </w:tc>
+        <w:tc>
+          <w:tcPr>
+            <w:tcW w:w="654" w:type="dxa"/>
+          </w:tcPr>
+          <w:p>
+            <w:pPr>
+              <w:spacing w:line="360" w:lineRule="auto"/>
+              <w:jc w:val="both"/>
+              <w:rPr>
+                <w:b/>
+                <w:bCs/>
+                <w:sz w:val="16"/>
+                <w:szCs w:val="16"/>
+              </w:rPr>
+            </w:pPr>
+          </w:p>
+        </w:tc>
+        <w:tc>
+          <w:tcPr>
+            <w:tcW w:w="654" w:type="dxa"/>
           </w:tcPr>
           <w:p>
             <w:pPr>
@@ -13139,8 +11644,6 @@
       </w:tr>
       <w:tr>
         <w:trPr>
-          <w:gridAfter w:val="1"/>
-          <w:wAfter w:w="105" w:type="dxa"/>
           <w:trHeight w:val="294"/>
         </w:trPr>
         <w:tc>
@@ -13172,160 +11675,143 @@
         </w:tc>
         <w:tc>
           <w:tcPr>
-            <w:tcW w:w="525" w:type="dxa"/>
-          </w:tcPr>
-          <w:p>
-            <w:pPr>
-              <w:spacing w:line="360" w:lineRule="auto"/>
-              <w:jc w:val="both"/>
-              <w:rPr>
-                <w:b/>
-                <w:bCs/>
-                <w:sz w:val="16"/>
-                <w:szCs w:val="16"/>
-              </w:rPr>
-            </w:pPr>
-          </w:p>
-        </w:tc>
-        <w:tc>
-          <w:tcPr>
-            <w:tcW w:w="525" w:type="dxa"/>
-          </w:tcPr>
-          <w:p>
-            <w:pPr>
-              <w:spacing w:line="360" w:lineRule="auto"/>
-              <w:jc w:val="both"/>
-              <w:rPr>
-                <w:b/>
-                <w:bCs/>
-                <w:sz w:val="16"/>
-                <w:szCs w:val="16"/>
-              </w:rPr>
-            </w:pPr>
-          </w:p>
-        </w:tc>
-        <w:tc>
-          <w:tcPr>
-            <w:tcW w:w="525" w:type="dxa"/>
-          </w:tcPr>
-          <w:p>
-            <w:pPr>
-              <w:spacing w:line="360" w:lineRule="auto"/>
-              <w:jc w:val="both"/>
-              <w:rPr>
-                <w:b/>
-                <w:bCs/>
-                <w:sz w:val="16"/>
-                <w:szCs w:val="16"/>
-              </w:rPr>
-            </w:pPr>
-          </w:p>
-        </w:tc>
-        <w:tc>
-          <w:tcPr>
-            <w:tcW w:w="525" w:type="dxa"/>
-          </w:tcPr>
-          <w:p>
-            <w:pPr>
-              <w:spacing w:line="360" w:lineRule="auto"/>
-              <w:jc w:val="both"/>
-              <w:rPr>
-                <w:b/>
-                <w:bCs/>
-                <w:sz w:val="16"/>
-                <w:szCs w:val="16"/>
-              </w:rPr>
-            </w:pPr>
-          </w:p>
-        </w:tc>
-        <w:tc>
-          <w:tcPr>
-            <w:tcW w:w="525" w:type="dxa"/>
-          </w:tcPr>
-          <w:p>
-            <w:pPr>
-              <w:spacing w:line="360" w:lineRule="auto"/>
-              <w:jc w:val="both"/>
-              <w:rPr>
-                <w:b/>
-                <w:bCs/>
-                <w:sz w:val="16"/>
-                <w:szCs w:val="16"/>
-              </w:rPr>
-            </w:pPr>
-          </w:p>
-        </w:tc>
-        <w:tc>
-          <w:tcPr>
-            <w:tcW w:w="525" w:type="dxa"/>
-          </w:tcPr>
-          <w:p>
-            <w:pPr>
-              <w:spacing w:line="360" w:lineRule="auto"/>
-              <w:jc w:val="both"/>
-              <w:rPr>
-                <w:b/>
-                <w:bCs/>
-                <w:sz w:val="16"/>
-                <w:szCs w:val="16"/>
-              </w:rPr>
-            </w:pPr>
-          </w:p>
-        </w:tc>
-        <w:tc>
-          <w:tcPr>
-            <w:tcW w:w="525" w:type="dxa"/>
-          </w:tcPr>
-          <w:p>
-            <w:pPr>
-              <w:spacing w:line="360" w:lineRule="auto"/>
-              <w:jc w:val="both"/>
-              <w:rPr>
-                <w:b/>
-                <w:bCs/>
-                <w:sz w:val="16"/>
-                <w:szCs w:val="16"/>
-              </w:rPr>
-            </w:pPr>
-          </w:p>
-        </w:tc>
-        <w:tc>
-          <w:tcPr>
-            <w:tcW w:w="525" w:type="dxa"/>
-          </w:tcPr>
-          <w:p>
-            <w:pPr>
-              <w:spacing w:line="360" w:lineRule="auto"/>
-              <w:jc w:val="both"/>
-              <w:rPr>
-                <w:b/>
-                <w:bCs/>
-                <w:sz w:val="16"/>
-                <w:szCs w:val="16"/>
-              </w:rPr>
-            </w:pPr>
-          </w:p>
-        </w:tc>
-        <w:tc>
-          <w:tcPr>
-            <w:tcW w:w="525" w:type="dxa"/>
-          </w:tcPr>
-          <w:p>
-            <w:pPr>
-              <w:spacing w:line="360" w:lineRule="auto"/>
-              <w:jc w:val="both"/>
-              <w:rPr>
-                <w:b/>
-                <w:bCs/>
-                <w:sz w:val="16"/>
-                <w:szCs w:val="16"/>
-              </w:rPr>
-            </w:pPr>
-          </w:p>
-        </w:tc>
-        <w:tc>
-          <w:tcPr>
-            <w:tcW w:w="525" w:type="dxa"/>
+            <w:tcW w:w="654" w:type="dxa"/>
+          </w:tcPr>
+          <w:p>
+            <w:pPr>
+              <w:spacing w:line="360" w:lineRule="auto"/>
+              <w:jc w:val="both"/>
+              <w:rPr>
+                <w:b/>
+                <w:bCs/>
+                <w:sz w:val="16"/>
+                <w:szCs w:val="16"/>
+              </w:rPr>
+            </w:pPr>
+          </w:p>
+        </w:tc>
+        <w:tc>
+          <w:tcPr>
+            <w:tcW w:w="654" w:type="dxa"/>
+          </w:tcPr>
+          <w:p>
+            <w:pPr>
+              <w:spacing w:line="360" w:lineRule="auto"/>
+              <w:jc w:val="both"/>
+              <w:rPr>
+                <w:b/>
+                <w:bCs/>
+                <w:sz w:val="16"/>
+                <w:szCs w:val="16"/>
+              </w:rPr>
+            </w:pPr>
+          </w:p>
+        </w:tc>
+        <w:tc>
+          <w:tcPr>
+            <w:tcW w:w="654" w:type="dxa"/>
+          </w:tcPr>
+          <w:p>
+            <w:pPr>
+              <w:spacing w:line="360" w:lineRule="auto"/>
+              <w:jc w:val="both"/>
+              <w:rPr>
+                <w:b/>
+                <w:bCs/>
+                <w:sz w:val="16"/>
+                <w:szCs w:val="16"/>
+              </w:rPr>
+            </w:pPr>
+          </w:p>
+        </w:tc>
+        <w:tc>
+          <w:tcPr>
+            <w:tcW w:w="654" w:type="dxa"/>
+          </w:tcPr>
+          <w:p>
+            <w:pPr>
+              <w:spacing w:line="360" w:lineRule="auto"/>
+              <w:jc w:val="both"/>
+              <w:rPr>
+                <w:b/>
+                <w:bCs/>
+                <w:sz w:val="16"/>
+                <w:szCs w:val="16"/>
+              </w:rPr>
+            </w:pPr>
+          </w:p>
+        </w:tc>
+        <w:tc>
+          <w:tcPr>
+            <w:tcW w:w="654" w:type="dxa"/>
+          </w:tcPr>
+          <w:p>
+            <w:pPr>
+              <w:spacing w:line="360" w:lineRule="auto"/>
+              <w:jc w:val="both"/>
+              <w:rPr>
+                <w:b/>
+                <w:bCs/>
+                <w:sz w:val="16"/>
+                <w:szCs w:val="16"/>
+              </w:rPr>
+            </w:pPr>
+          </w:p>
+        </w:tc>
+        <w:tc>
+          <w:tcPr>
+            <w:tcW w:w="654" w:type="dxa"/>
+          </w:tcPr>
+          <w:p>
+            <w:pPr>
+              <w:spacing w:line="360" w:lineRule="auto"/>
+              <w:jc w:val="both"/>
+              <w:rPr>
+                <w:b/>
+                <w:bCs/>
+                <w:sz w:val="16"/>
+                <w:szCs w:val="16"/>
+              </w:rPr>
+            </w:pPr>
+          </w:p>
+        </w:tc>
+        <w:tc>
+          <w:tcPr>
+            <w:tcW w:w="654" w:type="dxa"/>
+          </w:tcPr>
+          <w:p>
+            <w:pPr>
+              <w:spacing w:line="360" w:lineRule="auto"/>
+              <w:jc w:val="both"/>
+              <w:rPr>
+                <w:b/>
+                <w:bCs/>
+                <w:sz w:val="16"/>
+                <w:szCs w:val="16"/>
+              </w:rPr>
+            </w:pPr>
+          </w:p>
+        </w:tc>
+        <w:tc>
+          <w:tcPr>
+            <w:tcW w:w="654" w:type="dxa"/>
+          </w:tcPr>
+          <w:p>
+            <w:pPr>
+              <w:spacing w:line="360" w:lineRule="auto"/>
+              <w:jc w:val="both"/>
+              <w:rPr>
+                <w:b/>
+                <w:bCs/>
+                <w:sz w:val="16"/>
+                <w:szCs w:val="16"/>
+              </w:rPr>
+            </w:pPr>
+          </w:p>
+        </w:tc>
+        <w:tc>
+          <w:tcPr>
+            <w:tcW w:w="654" w:type="dxa"/>
           </w:tcPr>
           <w:p>
             <w:pPr>
@@ -13351,7 +11837,7 @@
         </w:tc>
         <w:tc>
           <w:tcPr>
-            <w:tcW w:w="525" w:type="dxa"/>
+            <w:tcW w:w="654" w:type="dxa"/>
           </w:tcPr>
           <w:p>
             <w:pPr>
@@ -13377,7 +11863,7 @@
         </w:tc>
         <w:tc>
           <w:tcPr>
-            <w:tcW w:w="525" w:type="dxa"/>
+            <w:tcW w:w="654" w:type="dxa"/>
           </w:tcPr>
           <w:p>
             <w:pPr>
@@ -13403,116 +11889,58 @@
         </w:tc>
         <w:tc>
           <w:tcPr>
-            <w:tcW w:w="525" w:type="dxa"/>
-          </w:tcPr>
-          <w:p>
-            <w:pPr>
-              <w:spacing w:line="360" w:lineRule="auto"/>
-              <w:jc w:val="both"/>
-              <w:rPr>
-                <w:b/>
-                <w:bCs/>
-                <w:sz w:val="16"/>
-                <w:szCs w:val="16"/>
-              </w:rPr>
-            </w:pPr>
-          </w:p>
-        </w:tc>
-        <w:tc>
-          <w:tcPr>
-            <w:tcW w:w="525" w:type="dxa"/>
-          </w:tcPr>
-          <w:p>
-            <w:pPr>
-              <w:spacing w:line="360" w:lineRule="auto"/>
-              <w:jc w:val="both"/>
-              <w:rPr>
-                <w:b/>
-                <w:bCs/>
-                <w:sz w:val="16"/>
-                <w:szCs w:val="16"/>
-              </w:rPr>
-            </w:pPr>
-          </w:p>
-        </w:tc>
-        <w:tc>
-          <w:tcPr>
-            <w:tcW w:w="525" w:type="dxa"/>
-          </w:tcPr>
-          <w:p>
-            <w:pPr>
-              <w:spacing w:line="360" w:lineRule="auto"/>
-              <w:jc w:val="both"/>
-              <w:rPr>
-                <w:b/>
-                <w:bCs/>
-                <w:sz w:val="16"/>
-                <w:szCs w:val="16"/>
-              </w:rPr>
-            </w:pPr>
-          </w:p>
-        </w:tc>
-        <w:tc>
-          <w:tcPr>
-            <w:tcW w:w="255" w:type="dxa"/>
-          </w:tcPr>
-          <w:p>
-            <w:pPr>
-              <w:spacing w:line="360" w:lineRule="auto"/>
-              <w:jc w:val="both"/>
-              <w:rPr>
-                <w:b/>
-                <w:bCs/>
-                <w:sz w:val="16"/>
-                <w:szCs w:val="16"/>
-              </w:rPr>
-            </w:pPr>
-          </w:p>
-        </w:tc>
-        <w:tc>
-          <w:tcPr>
-            <w:tcW w:w="525" w:type="dxa"/>
-          </w:tcPr>
-          <w:p>
-            <w:pPr>
-              <w:widowControl w:val="0"/>
-              <w:pBdr>
-                <w:top w:val="nil"/>
-                <w:left w:val="nil"/>
-                <w:bottom w:val="nil"/>
-                <w:right w:val="nil"/>
-                <w:between w:val="nil"/>
-              </w:pBdr>
-              <w:spacing w:after="0" w:line="276" w:lineRule="auto"/>
-              <w:rPr>
-                <w:b/>
-                <w:bCs/>
-                <w:sz w:val="16"/>
-                <w:szCs w:val="16"/>
-              </w:rPr>
-            </w:pPr>
-          </w:p>
-        </w:tc>
-        <w:tc>
-          <w:tcPr>
-            <w:tcW w:w="525" w:type="dxa"/>
-          </w:tcPr>
-          <w:p>
-            <w:pPr>
-              <w:spacing w:line="360" w:lineRule="auto"/>
-              <w:jc w:val="both"/>
-              <w:rPr>
-                <w:b/>
-                <w:bCs/>
-                <w:sz w:val="16"/>
-                <w:szCs w:val="16"/>
-              </w:rPr>
-            </w:pPr>
-          </w:p>
-        </w:tc>
-        <w:tc>
-          <w:tcPr>
-            <w:tcW w:w="525" w:type="dxa"/>
+            <w:tcW w:w="654" w:type="dxa"/>
+          </w:tcPr>
+          <w:p>
+            <w:pPr>
+              <w:spacing w:line="360" w:lineRule="auto"/>
+              <w:jc w:val="both"/>
+              <w:rPr>
+                <w:b/>
+                <w:bCs/>
+                <w:sz w:val="16"/>
+                <w:szCs w:val="16"/>
+              </w:rPr>
+            </w:pPr>
+          </w:p>
+        </w:tc>
+        <w:tc>
+          <w:tcPr>
+            <w:tcW w:w="654" w:type="dxa"/>
+          </w:tcPr>
+          <w:p>
+            <w:pPr>
+              <w:spacing w:line="360" w:lineRule="auto"/>
+              <w:jc w:val="both"/>
+              <w:rPr>
+                <w:b/>
+                <w:bCs/>
+                <w:sz w:val="16"/>
+                <w:szCs w:val="16"/>
+              </w:rPr>
+            </w:pPr>
+          </w:p>
+        </w:tc>
+        <w:tc>
+          <w:tcPr>
+            <w:tcW w:w="654" w:type="dxa"/>
+          </w:tcPr>
+          <w:p>
+            <w:pPr>
+              <w:spacing w:line="360" w:lineRule="auto"/>
+              <w:jc w:val="both"/>
+              <w:rPr>
+                <w:b/>
+                <w:bCs/>
+                <w:sz w:val="16"/>
+                <w:szCs w:val="16"/>
+              </w:rPr>
+            </w:pPr>
+          </w:p>
+        </w:tc>
+        <w:tc>
+          <w:tcPr>
+            <w:tcW w:w="654" w:type="dxa"/>
           </w:tcPr>
           <w:p>
             <w:pPr>
@@ -13530,8 +11958,6 @@
       </w:tr>
       <w:tr>
         <w:trPr>
-          <w:gridAfter w:val="1"/>
-          <w:wAfter w:w="105" w:type="dxa"/>
           <w:trHeight w:val="294"/>
         </w:trPr>
         <w:tc>
@@ -13563,109 +11989,109 @@
         </w:tc>
         <w:tc>
           <w:tcPr>
-            <w:tcW w:w="525" w:type="dxa"/>
-          </w:tcPr>
-          <w:p>
-            <w:pPr>
-              <w:spacing w:line="360" w:lineRule="auto"/>
-              <w:jc w:val="both"/>
-              <w:rPr>
-                <w:b/>
-                <w:bCs/>
-                <w:sz w:val="16"/>
-                <w:szCs w:val="16"/>
-              </w:rPr>
-            </w:pPr>
-          </w:p>
-        </w:tc>
-        <w:tc>
-          <w:tcPr>
-            <w:tcW w:w="525" w:type="dxa"/>
-          </w:tcPr>
-          <w:p>
-            <w:pPr>
-              <w:spacing w:line="360" w:lineRule="auto"/>
-              <w:jc w:val="both"/>
-              <w:rPr>
-                <w:b/>
-                <w:bCs/>
-                <w:sz w:val="16"/>
-                <w:szCs w:val="16"/>
-              </w:rPr>
-            </w:pPr>
-          </w:p>
-        </w:tc>
-        <w:tc>
-          <w:tcPr>
-            <w:tcW w:w="525" w:type="dxa"/>
-          </w:tcPr>
-          <w:p>
-            <w:pPr>
-              <w:spacing w:line="360" w:lineRule="auto"/>
-              <w:jc w:val="both"/>
-              <w:rPr>
-                <w:b/>
-                <w:bCs/>
-                <w:sz w:val="16"/>
-                <w:szCs w:val="16"/>
-              </w:rPr>
-            </w:pPr>
-          </w:p>
-        </w:tc>
-        <w:tc>
-          <w:tcPr>
-            <w:tcW w:w="525" w:type="dxa"/>
-          </w:tcPr>
-          <w:p>
-            <w:pPr>
-              <w:spacing w:line="360" w:lineRule="auto"/>
-              <w:jc w:val="both"/>
-              <w:rPr>
-                <w:b/>
-                <w:bCs/>
-                <w:sz w:val="16"/>
-                <w:szCs w:val="16"/>
-              </w:rPr>
-            </w:pPr>
-          </w:p>
-        </w:tc>
-        <w:tc>
-          <w:tcPr>
-            <w:tcW w:w="525" w:type="dxa"/>
-          </w:tcPr>
-          <w:p>
-            <w:pPr>
-              <w:spacing w:line="360" w:lineRule="auto"/>
-              <w:jc w:val="both"/>
-              <w:rPr>
-                <w:b/>
-                <w:bCs/>
-                <w:sz w:val="16"/>
-                <w:szCs w:val="16"/>
-              </w:rPr>
-            </w:pPr>
-          </w:p>
-        </w:tc>
-        <w:tc>
-          <w:tcPr>
-            <w:tcW w:w="525" w:type="dxa"/>
-          </w:tcPr>
-          <w:p>
-            <w:pPr>
-              <w:spacing w:line="360" w:lineRule="auto"/>
-              <w:jc w:val="both"/>
-              <w:rPr>
-                <w:b/>
-                <w:bCs/>
-                <w:sz w:val="16"/>
-                <w:szCs w:val="16"/>
-              </w:rPr>
-            </w:pPr>
-          </w:p>
-        </w:tc>
-        <w:tc>
-          <w:tcPr>
-            <w:tcW w:w="525" w:type="dxa"/>
+            <w:tcW w:w="654" w:type="dxa"/>
+          </w:tcPr>
+          <w:p>
+            <w:pPr>
+              <w:spacing w:line="360" w:lineRule="auto"/>
+              <w:jc w:val="both"/>
+              <w:rPr>
+                <w:b/>
+                <w:bCs/>
+                <w:sz w:val="16"/>
+                <w:szCs w:val="16"/>
+              </w:rPr>
+            </w:pPr>
+          </w:p>
+        </w:tc>
+        <w:tc>
+          <w:tcPr>
+            <w:tcW w:w="654" w:type="dxa"/>
+          </w:tcPr>
+          <w:p>
+            <w:pPr>
+              <w:spacing w:line="360" w:lineRule="auto"/>
+              <w:jc w:val="both"/>
+              <w:rPr>
+                <w:b/>
+                <w:bCs/>
+                <w:sz w:val="16"/>
+                <w:szCs w:val="16"/>
+              </w:rPr>
+            </w:pPr>
+          </w:p>
+        </w:tc>
+        <w:tc>
+          <w:tcPr>
+            <w:tcW w:w="654" w:type="dxa"/>
+          </w:tcPr>
+          <w:p>
+            <w:pPr>
+              <w:spacing w:line="360" w:lineRule="auto"/>
+              <w:jc w:val="both"/>
+              <w:rPr>
+                <w:b/>
+                <w:bCs/>
+                <w:sz w:val="16"/>
+                <w:szCs w:val="16"/>
+              </w:rPr>
+            </w:pPr>
+          </w:p>
+        </w:tc>
+        <w:tc>
+          <w:tcPr>
+            <w:tcW w:w="654" w:type="dxa"/>
+          </w:tcPr>
+          <w:p>
+            <w:pPr>
+              <w:spacing w:line="360" w:lineRule="auto"/>
+              <w:jc w:val="both"/>
+              <w:rPr>
+                <w:b/>
+                <w:bCs/>
+                <w:sz w:val="16"/>
+                <w:szCs w:val="16"/>
+              </w:rPr>
+            </w:pPr>
+          </w:p>
+        </w:tc>
+        <w:tc>
+          <w:tcPr>
+            <w:tcW w:w="654" w:type="dxa"/>
+          </w:tcPr>
+          <w:p>
+            <w:pPr>
+              <w:spacing w:line="360" w:lineRule="auto"/>
+              <w:jc w:val="both"/>
+              <w:rPr>
+                <w:b/>
+                <w:bCs/>
+                <w:sz w:val="16"/>
+                <w:szCs w:val="16"/>
+              </w:rPr>
+            </w:pPr>
+          </w:p>
+        </w:tc>
+        <w:tc>
+          <w:tcPr>
+            <w:tcW w:w="654" w:type="dxa"/>
+          </w:tcPr>
+          <w:p>
+            <w:pPr>
+              <w:spacing w:line="360" w:lineRule="auto"/>
+              <w:jc w:val="both"/>
+              <w:rPr>
+                <w:b/>
+                <w:bCs/>
+                <w:sz w:val="16"/>
+                <w:szCs w:val="16"/>
+              </w:rPr>
+            </w:pPr>
+          </w:p>
+        </w:tc>
+        <w:tc>
+          <w:tcPr>
+            <w:tcW w:w="654" w:type="dxa"/>
           </w:tcPr>
           <w:p>
             <w:pPr>
@@ -13691,41 +12117,24 @@
         </w:tc>
         <w:tc>
           <w:tcPr>
-            <w:tcW w:w="525" w:type="dxa"/>
-          </w:tcPr>
-          <w:p>
-            <w:pPr>
-              <w:spacing w:line="360" w:lineRule="auto"/>
-              <w:jc w:val="both"/>
-              <w:rPr>
-                <w:b/>
-                <w:bCs/>
-                <w:sz w:val="16"/>
-                <w:szCs w:val="16"/>
-              </w:rPr>
-            </w:pPr>
-          </w:p>
-        </w:tc>
-        <w:tc>
-          <w:tcPr>
-            <w:tcW w:w="525" w:type="dxa"/>
-          </w:tcPr>
-          <w:p>
-            <w:pPr>
-              <w:spacing w:line="360" w:lineRule="auto"/>
-              <w:jc w:val="both"/>
-              <w:rPr>
-                <w:b/>
-                <w:bCs/>
-                <w:sz w:val="16"/>
-                <w:szCs w:val="16"/>
-              </w:rPr>
-            </w:pPr>
-          </w:p>
-        </w:tc>
-        <w:tc>
-          <w:tcPr>
-            <w:tcW w:w="525" w:type="dxa"/>
+            <w:tcW w:w="654" w:type="dxa"/>
+          </w:tcPr>
+          <w:p>
+            <w:pPr>
+              <w:spacing w:line="360" w:lineRule="auto"/>
+              <w:jc w:val="both"/>
+              <w:rPr>
+                <w:b/>
+                <w:bCs/>
+                <w:sz w:val="16"/>
+                <w:szCs w:val="16"/>
+              </w:rPr>
+            </w:pPr>
+          </w:p>
+        </w:tc>
+        <w:tc>
+          <w:tcPr>
+            <w:tcW w:w="654" w:type="dxa"/>
           </w:tcPr>
           <w:p>
             <w:pPr>
@@ -13751,24 +12160,24 @@
         </w:tc>
         <w:tc>
           <w:tcPr>
-            <w:tcW w:w="525" w:type="dxa"/>
-          </w:tcPr>
-          <w:p>
-            <w:pPr>
-              <w:spacing w:line="360" w:lineRule="auto"/>
-              <w:jc w:val="both"/>
-              <w:rPr>
-                <w:b/>
-                <w:bCs/>
-                <w:sz w:val="16"/>
-                <w:szCs w:val="16"/>
-              </w:rPr>
-            </w:pPr>
-          </w:p>
-        </w:tc>
-        <w:tc>
-          <w:tcPr>
-            <w:tcW w:w="525" w:type="dxa"/>
+            <w:tcW w:w="654" w:type="dxa"/>
+          </w:tcPr>
+          <w:p>
+            <w:pPr>
+              <w:spacing w:line="360" w:lineRule="auto"/>
+              <w:jc w:val="both"/>
+              <w:rPr>
+                <w:b/>
+                <w:bCs/>
+                <w:sz w:val="16"/>
+                <w:szCs w:val="16"/>
+              </w:rPr>
+            </w:pPr>
+          </w:p>
+        </w:tc>
+        <w:tc>
+          <w:tcPr>
+            <w:tcW w:w="654" w:type="dxa"/>
           </w:tcPr>
           <w:p>
             <w:pPr>
@@ -13794,7 +12203,7 @@
         </w:tc>
         <w:tc>
           <w:tcPr>
-            <w:tcW w:w="525" w:type="dxa"/>
+            <w:tcW w:w="654" w:type="dxa"/>
           </w:tcPr>
           <w:p>
             <w:pPr>
@@ -13820,7 +12229,7 @@
         </w:tc>
         <w:tc>
           <w:tcPr>
-            <w:tcW w:w="525" w:type="dxa"/>
+            <w:tcW w:w="654" w:type="dxa"/>
           </w:tcPr>
           <w:p>
             <w:pPr>
@@ -13846,82 +12255,24 @@
         </w:tc>
         <w:tc>
           <w:tcPr>
-            <w:tcW w:w="525" w:type="dxa"/>
-          </w:tcPr>
-          <w:p>
-            <w:pPr>
-              <w:spacing w:line="360" w:lineRule="auto"/>
-              <w:jc w:val="both"/>
-              <w:rPr>
-                <w:b/>
-                <w:bCs/>
-                <w:sz w:val="16"/>
-                <w:szCs w:val="16"/>
-              </w:rPr>
-            </w:pPr>
-          </w:p>
-        </w:tc>
-        <w:tc>
-          <w:tcPr>
-            <w:tcW w:w="255" w:type="dxa"/>
-          </w:tcPr>
-          <w:p>
-            <w:pPr>
-              <w:spacing w:line="360" w:lineRule="auto"/>
-              <w:jc w:val="both"/>
-              <w:rPr>
-                <w:b/>
-                <w:bCs/>
-                <w:sz w:val="16"/>
-                <w:szCs w:val="16"/>
-              </w:rPr>
-            </w:pPr>
-          </w:p>
-        </w:tc>
-        <w:tc>
-          <w:tcPr>
-            <w:tcW w:w="525" w:type="dxa"/>
-          </w:tcPr>
-          <w:p>
-            <w:pPr>
-              <w:widowControl w:val="0"/>
-              <w:pBdr>
-                <w:top w:val="nil"/>
-                <w:left w:val="nil"/>
-                <w:bottom w:val="nil"/>
-                <w:right w:val="nil"/>
-                <w:between w:val="nil"/>
-              </w:pBdr>
-              <w:spacing w:after="0" w:line="276" w:lineRule="auto"/>
-              <w:rPr>
-                <w:b/>
-                <w:bCs/>
-                <w:sz w:val="16"/>
-                <w:szCs w:val="16"/>
-              </w:rPr>
-            </w:pPr>
-          </w:p>
-        </w:tc>
-        <w:tc>
-          <w:tcPr>
-            <w:tcW w:w="525" w:type="dxa"/>
-          </w:tcPr>
-          <w:p>
-            <w:pPr>
-              <w:spacing w:line="360" w:lineRule="auto"/>
-              <w:jc w:val="both"/>
-              <w:rPr>
-                <w:b/>
-                <w:bCs/>
-                <w:sz w:val="16"/>
-                <w:szCs w:val="16"/>
-              </w:rPr>
-            </w:pPr>
-          </w:p>
-        </w:tc>
-        <w:tc>
-          <w:tcPr>
-            <w:tcW w:w="525" w:type="dxa"/>
+            <w:tcW w:w="654" w:type="dxa"/>
+          </w:tcPr>
+          <w:p>
+            <w:pPr>
+              <w:spacing w:line="360" w:lineRule="auto"/>
+              <w:jc w:val="both"/>
+              <w:rPr>
+                <w:b/>
+                <w:bCs/>
+                <w:sz w:val="16"/>
+                <w:szCs w:val="16"/>
+              </w:rPr>
+            </w:pPr>
+          </w:p>
+        </w:tc>
+        <w:tc>
+          <w:tcPr>
+            <w:tcW w:w="654" w:type="dxa"/>
           </w:tcPr>
           <w:p>
             <w:pPr>
@@ -13939,8 +12290,6 @@
       </w:tr>
       <w:tr>
         <w:trPr>
-          <w:gridAfter w:val="1"/>
-          <w:wAfter w:w="105" w:type="dxa"/>
           <w:trHeight w:val="294"/>
         </w:trPr>
         <w:tc>
@@ -13972,228 +12321,194 @@
         </w:tc>
         <w:tc>
           <w:tcPr>
-            <w:tcW w:w="525" w:type="dxa"/>
-          </w:tcPr>
-          <w:p>
-            <w:pPr>
-              <w:spacing w:line="360" w:lineRule="auto"/>
-              <w:jc w:val="both"/>
-              <w:rPr>
-                <w:b/>
-                <w:bCs/>
-                <w:sz w:val="16"/>
-                <w:szCs w:val="16"/>
-              </w:rPr>
-            </w:pPr>
-          </w:p>
-        </w:tc>
-        <w:tc>
-          <w:tcPr>
-            <w:tcW w:w="525" w:type="dxa"/>
-          </w:tcPr>
-          <w:p>
-            <w:pPr>
-              <w:spacing w:line="360" w:lineRule="auto"/>
-              <w:jc w:val="both"/>
-              <w:rPr>
-                <w:b/>
-                <w:bCs/>
-                <w:sz w:val="16"/>
-                <w:szCs w:val="16"/>
-              </w:rPr>
-            </w:pPr>
-          </w:p>
-        </w:tc>
-        <w:tc>
-          <w:tcPr>
-            <w:tcW w:w="525" w:type="dxa"/>
-          </w:tcPr>
-          <w:p>
-            <w:pPr>
-              <w:spacing w:line="360" w:lineRule="auto"/>
-              <w:jc w:val="both"/>
-              <w:rPr>
-                <w:b/>
-                <w:bCs/>
-                <w:sz w:val="16"/>
-                <w:szCs w:val="16"/>
-              </w:rPr>
-            </w:pPr>
-          </w:p>
-        </w:tc>
-        <w:tc>
-          <w:tcPr>
-            <w:tcW w:w="525" w:type="dxa"/>
-          </w:tcPr>
-          <w:p>
-            <w:pPr>
-              <w:spacing w:line="360" w:lineRule="auto"/>
-              <w:jc w:val="both"/>
-              <w:rPr>
-                <w:b/>
-                <w:bCs/>
-                <w:sz w:val="16"/>
-                <w:szCs w:val="16"/>
-              </w:rPr>
-            </w:pPr>
-          </w:p>
-        </w:tc>
-        <w:tc>
-          <w:tcPr>
-            <w:tcW w:w="525" w:type="dxa"/>
-          </w:tcPr>
-          <w:p>
-            <w:pPr>
-              <w:spacing w:line="360" w:lineRule="auto"/>
-              <w:jc w:val="both"/>
-              <w:rPr>
-                <w:b/>
-                <w:bCs/>
-                <w:sz w:val="16"/>
-                <w:szCs w:val="16"/>
-              </w:rPr>
-            </w:pPr>
-          </w:p>
-        </w:tc>
-        <w:tc>
-          <w:tcPr>
-            <w:tcW w:w="525" w:type="dxa"/>
-          </w:tcPr>
-          <w:p>
-            <w:pPr>
-              <w:spacing w:line="360" w:lineRule="auto"/>
-              <w:jc w:val="both"/>
-              <w:rPr>
-                <w:b/>
-                <w:bCs/>
-                <w:sz w:val="16"/>
-                <w:szCs w:val="16"/>
-              </w:rPr>
-            </w:pPr>
-          </w:p>
-        </w:tc>
-        <w:tc>
-          <w:tcPr>
-            <w:tcW w:w="525" w:type="dxa"/>
-          </w:tcPr>
-          <w:p>
-            <w:pPr>
-              <w:spacing w:line="360" w:lineRule="auto"/>
-              <w:jc w:val="both"/>
-              <w:rPr>
-                <w:b/>
-                <w:bCs/>
-                <w:sz w:val="16"/>
-                <w:szCs w:val="16"/>
-              </w:rPr>
-            </w:pPr>
-          </w:p>
-        </w:tc>
-        <w:tc>
-          <w:tcPr>
-            <w:tcW w:w="525" w:type="dxa"/>
-          </w:tcPr>
-          <w:p>
-            <w:pPr>
-              <w:spacing w:line="360" w:lineRule="auto"/>
-              <w:jc w:val="both"/>
-              <w:rPr>
-                <w:b/>
-                <w:bCs/>
-                <w:sz w:val="16"/>
-                <w:szCs w:val="16"/>
-              </w:rPr>
-            </w:pPr>
-          </w:p>
-        </w:tc>
-        <w:tc>
-          <w:tcPr>
-            <w:tcW w:w="525" w:type="dxa"/>
-          </w:tcPr>
-          <w:p>
-            <w:pPr>
-              <w:spacing w:line="360" w:lineRule="auto"/>
-              <w:jc w:val="both"/>
-              <w:rPr>
-                <w:b/>
-                <w:bCs/>
-                <w:sz w:val="16"/>
-                <w:szCs w:val="16"/>
-              </w:rPr>
-            </w:pPr>
-          </w:p>
-        </w:tc>
-        <w:tc>
-          <w:tcPr>
-            <w:tcW w:w="525" w:type="dxa"/>
-          </w:tcPr>
-          <w:p>
-            <w:pPr>
-              <w:spacing w:line="360" w:lineRule="auto"/>
-              <w:jc w:val="both"/>
-              <w:rPr>
-                <w:b/>
-                <w:bCs/>
-                <w:sz w:val="16"/>
-                <w:szCs w:val="16"/>
-              </w:rPr>
-            </w:pPr>
-          </w:p>
-        </w:tc>
-        <w:tc>
-          <w:tcPr>
-            <w:tcW w:w="525" w:type="dxa"/>
-          </w:tcPr>
-          <w:p>
-            <w:pPr>
-              <w:spacing w:line="360" w:lineRule="auto"/>
-              <w:jc w:val="both"/>
-              <w:rPr>
-                <w:b/>
-                <w:bCs/>
-                <w:sz w:val="16"/>
-                <w:szCs w:val="16"/>
-              </w:rPr>
-            </w:pPr>
-          </w:p>
-        </w:tc>
-        <w:tc>
-          <w:tcPr>
-            <w:tcW w:w="525" w:type="dxa"/>
-          </w:tcPr>
-          <w:p>
-            <w:pPr>
-              <w:spacing w:line="360" w:lineRule="auto"/>
-              <w:jc w:val="both"/>
-              <w:rPr>
-                <w:b/>
-                <w:bCs/>
-                <w:sz w:val="16"/>
-                <w:szCs w:val="16"/>
-              </w:rPr>
-            </w:pPr>
-          </w:p>
-        </w:tc>
-        <w:tc>
-          <w:tcPr>
-            <w:tcW w:w="525" w:type="dxa"/>
-          </w:tcPr>
-          <w:p>
-            <w:pPr>
-              <w:spacing w:line="360" w:lineRule="auto"/>
-              <w:jc w:val="both"/>
-              <w:rPr>
-                <w:b/>
-                <w:bCs/>
-                <w:sz w:val="16"/>
-                <w:szCs w:val="16"/>
-              </w:rPr>
-            </w:pPr>
-          </w:p>
-        </w:tc>
-        <w:tc>
-          <w:tcPr>
-            <w:tcW w:w="525" w:type="dxa"/>
+            <w:tcW w:w="654" w:type="dxa"/>
+          </w:tcPr>
+          <w:p>
+            <w:pPr>
+              <w:spacing w:line="360" w:lineRule="auto"/>
+              <w:jc w:val="both"/>
+              <w:rPr>
+                <w:b/>
+                <w:bCs/>
+                <w:sz w:val="16"/>
+                <w:szCs w:val="16"/>
+              </w:rPr>
+            </w:pPr>
+          </w:p>
+        </w:tc>
+        <w:tc>
+          <w:tcPr>
+            <w:tcW w:w="654" w:type="dxa"/>
+          </w:tcPr>
+          <w:p>
+            <w:pPr>
+              <w:spacing w:line="360" w:lineRule="auto"/>
+              <w:jc w:val="both"/>
+              <w:rPr>
+                <w:b/>
+                <w:bCs/>
+                <w:sz w:val="16"/>
+                <w:szCs w:val="16"/>
+              </w:rPr>
+            </w:pPr>
+          </w:p>
+        </w:tc>
+        <w:tc>
+          <w:tcPr>
+            <w:tcW w:w="654" w:type="dxa"/>
+          </w:tcPr>
+          <w:p>
+            <w:pPr>
+              <w:spacing w:line="360" w:lineRule="auto"/>
+              <w:jc w:val="both"/>
+              <w:rPr>
+                <w:b/>
+                <w:bCs/>
+                <w:sz w:val="16"/>
+                <w:szCs w:val="16"/>
+              </w:rPr>
+            </w:pPr>
+          </w:p>
+        </w:tc>
+        <w:tc>
+          <w:tcPr>
+            <w:tcW w:w="654" w:type="dxa"/>
+          </w:tcPr>
+          <w:p>
+            <w:pPr>
+              <w:spacing w:line="360" w:lineRule="auto"/>
+              <w:jc w:val="both"/>
+              <w:rPr>
+                <w:b/>
+                <w:bCs/>
+                <w:sz w:val="16"/>
+                <w:szCs w:val="16"/>
+              </w:rPr>
+            </w:pPr>
+          </w:p>
+        </w:tc>
+        <w:tc>
+          <w:tcPr>
+            <w:tcW w:w="654" w:type="dxa"/>
+          </w:tcPr>
+          <w:p>
+            <w:pPr>
+              <w:spacing w:line="360" w:lineRule="auto"/>
+              <w:jc w:val="both"/>
+              <w:rPr>
+                <w:b/>
+                <w:bCs/>
+                <w:sz w:val="16"/>
+                <w:szCs w:val="16"/>
+              </w:rPr>
+            </w:pPr>
+          </w:p>
+        </w:tc>
+        <w:tc>
+          <w:tcPr>
+            <w:tcW w:w="654" w:type="dxa"/>
+          </w:tcPr>
+          <w:p>
+            <w:pPr>
+              <w:spacing w:line="360" w:lineRule="auto"/>
+              <w:jc w:val="both"/>
+              <w:rPr>
+                <w:b/>
+                <w:bCs/>
+                <w:sz w:val="16"/>
+                <w:szCs w:val="16"/>
+              </w:rPr>
+            </w:pPr>
+          </w:p>
+        </w:tc>
+        <w:tc>
+          <w:tcPr>
+            <w:tcW w:w="654" w:type="dxa"/>
+          </w:tcPr>
+          <w:p>
+            <w:pPr>
+              <w:spacing w:line="360" w:lineRule="auto"/>
+              <w:jc w:val="both"/>
+              <w:rPr>
+                <w:b/>
+                <w:bCs/>
+                <w:sz w:val="16"/>
+                <w:szCs w:val="16"/>
+              </w:rPr>
+            </w:pPr>
+          </w:p>
+        </w:tc>
+        <w:tc>
+          <w:tcPr>
+            <w:tcW w:w="654" w:type="dxa"/>
+          </w:tcPr>
+          <w:p>
+            <w:pPr>
+              <w:spacing w:line="360" w:lineRule="auto"/>
+              <w:jc w:val="both"/>
+              <w:rPr>
+                <w:b/>
+                <w:bCs/>
+                <w:sz w:val="16"/>
+                <w:szCs w:val="16"/>
+              </w:rPr>
+            </w:pPr>
+          </w:p>
+        </w:tc>
+        <w:tc>
+          <w:tcPr>
+            <w:tcW w:w="654" w:type="dxa"/>
+          </w:tcPr>
+          <w:p>
+            <w:pPr>
+              <w:spacing w:line="360" w:lineRule="auto"/>
+              <w:jc w:val="both"/>
+              <w:rPr>
+                <w:b/>
+                <w:bCs/>
+                <w:sz w:val="16"/>
+                <w:szCs w:val="16"/>
+              </w:rPr>
+            </w:pPr>
+          </w:p>
+        </w:tc>
+        <w:tc>
+          <w:tcPr>
+            <w:tcW w:w="654" w:type="dxa"/>
+          </w:tcPr>
+          <w:p>
+            <w:pPr>
+              <w:spacing w:line="360" w:lineRule="auto"/>
+              <w:jc w:val="both"/>
+              <w:rPr>
+                <w:b/>
+                <w:bCs/>
+                <w:sz w:val="16"/>
+                <w:szCs w:val="16"/>
+              </w:rPr>
+            </w:pPr>
+          </w:p>
+        </w:tc>
+        <w:tc>
+          <w:tcPr>
+            <w:tcW w:w="654" w:type="dxa"/>
+          </w:tcPr>
+          <w:p>
+            <w:pPr>
+              <w:spacing w:line="360" w:lineRule="auto"/>
+              <w:jc w:val="both"/>
+              <w:rPr>
+                <w:b/>
+                <w:bCs/>
+                <w:sz w:val="16"/>
+                <w:szCs w:val="16"/>
+              </w:rPr>
+            </w:pPr>
+          </w:p>
+        </w:tc>
+        <w:tc>
+          <w:tcPr>
+            <w:tcW w:w="654" w:type="dxa"/>
           </w:tcPr>
           <w:p>
             <w:pPr>
@@ -14219,7 +12534,7 @@
         </w:tc>
         <w:tc>
           <w:tcPr>
-            <w:tcW w:w="525" w:type="dxa"/>
+            <w:tcW w:w="654" w:type="dxa"/>
           </w:tcPr>
           <w:p>
             <w:pPr>
@@ -14245,74 +12560,24 @@
         </w:tc>
         <w:tc>
           <w:tcPr>
-            <w:tcW w:w="255" w:type="dxa"/>
-          </w:tcPr>
-          <w:p>
-            <w:pPr>
-              <w:spacing w:line="360" w:lineRule="auto"/>
-              <w:jc w:val="both"/>
-              <w:rPr>
-                <w:b/>
-                <w:bCs/>
-                <w:sz w:val="16"/>
-                <w:szCs w:val="16"/>
-              </w:rPr>
-            </w:pPr>
-            <w:r>
-              <w:rPr>
-                <w:b/>
-                <w:bCs/>
-                <w:sz w:val="16"/>
-                <w:szCs w:val="16"/>
-              </w:rPr>
-              <w:t>x</w:t>
-            </w:r>
-          </w:p>
-        </w:tc>
-        <w:tc>
-          <w:tcPr>
-            <w:tcW w:w="525" w:type="dxa"/>
-          </w:tcPr>
-          <w:p>
-            <w:pPr>
-              <w:widowControl w:val="0"/>
-              <w:pBdr>
-                <w:top w:val="nil"/>
-                <w:left w:val="nil"/>
-                <w:bottom w:val="nil"/>
-                <w:right w:val="nil"/>
-                <w:between w:val="nil"/>
-              </w:pBdr>
-              <w:spacing w:after="0" w:line="276" w:lineRule="auto"/>
-              <w:rPr>
-                <w:b/>
-                <w:bCs/>
-                <w:sz w:val="16"/>
-                <w:szCs w:val="16"/>
-              </w:rPr>
-            </w:pPr>
-          </w:p>
-        </w:tc>
-        <w:tc>
-          <w:tcPr>
-            <w:tcW w:w="525" w:type="dxa"/>
-          </w:tcPr>
-          <w:p>
-            <w:pPr>
-              <w:spacing w:line="360" w:lineRule="auto"/>
-              <w:jc w:val="both"/>
-              <w:rPr>
-                <w:b/>
-                <w:bCs/>
-                <w:sz w:val="16"/>
-                <w:szCs w:val="16"/>
-              </w:rPr>
-            </w:pPr>
-          </w:p>
-        </w:tc>
-        <w:tc>
-          <w:tcPr>
-            <w:tcW w:w="525" w:type="dxa"/>
+            <w:tcW w:w="654" w:type="dxa"/>
+          </w:tcPr>
+          <w:p>
+            <w:pPr>
+              <w:spacing w:line="360" w:lineRule="auto"/>
+              <w:jc w:val="both"/>
+              <w:rPr>
+                <w:b/>
+                <w:bCs/>
+                <w:sz w:val="16"/>
+                <w:szCs w:val="16"/>
+              </w:rPr>
+            </w:pPr>
+          </w:p>
+        </w:tc>
+        <w:tc>
+          <w:tcPr>
+            <w:tcW w:w="654" w:type="dxa"/>
           </w:tcPr>
           <w:p>
             <w:pPr>
@@ -14330,8 +12595,6 @@
       </w:tr>
       <w:tr>
         <w:trPr>
-          <w:gridAfter w:val="1"/>
-          <w:wAfter w:w="105" w:type="dxa"/>
           <w:trHeight w:val="294"/>
         </w:trPr>
         <w:tc>
@@ -14363,7 +12626,7 @@
         </w:tc>
         <w:tc>
           <w:tcPr>
-            <w:tcW w:w="525" w:type="dxa"/>
+            <w:tcW w:w="654" w:type="dxa"/>
           </w:tcPr>
           <w:p>
             <w:pPr>
@@ -14389,109 +12652,109 @@
         </w:tc>
         <w:tc>
           <w:tcPr>
-            <w:tcW w:w="525" w:type="dxa"/>
-          </w:tcPr>
-          <w:p>
-            <w:pPr>
-              <w:spacing w:line="360" w:lineRule="auto"/>
-              <w:jc w:val="both"/>
-              <w:rPr>
-                <w:b/>
-                <w:bCs/>
-                <w:sz w:val="16"/>
-                <w:szCs w:val="16"/>
-              </w:rPr>
-            </w:pPr>
-          </w:p>
-        </w:tc>
-        <w:tc>
-          <w:tcPr>
-            <w:tcW w:w="525" w:type="dxa"/>
-          </w:tcPr>
-          <w:p>
-            <w:pPr>
-              <w:spacing w:line="360" w:lineRule="auto"/>
-              <w:jc w:val="both"/>
-              <w:rPr>
-                <w:b/>
-                <w:bCs/>
-                <w:sz w:val="16"/>
-                <w:szCs w:val="16"/>
-              </w:rPr>
-            </w:pPr>
-          </w:p>
-        </w:tc>
-        <w:tc>
-          <w:tcPr>
-            <w:tcW w:w="525" w:type="dxa"/>
-          </w:tcPr>
-          <w:p>
-            <w:pPr>
-              <w:spacing w:line="360" w:lineRule="auto"/>
-              <w:jc w:val="both"/>
-              <w:rPr>
-                <w:b/>
-                <w:bCs/>
-                <w:sz w:val="16"/>
-                <w:szCs w:val="16"/>
-              </w:rPr>
-            </w:pPr>
-          </w:p>
-        </w:tc>
-        <w:tc>
-          <w:tcPr>
-            <w:tcW w:w="525" w:type="dxa"/>
-          </w:tcPr>
-          <w:p>
-            <w:pPr>
-              <w:spacing w:line="360" w:lineRule="auto"/>
-              <w:jc w:val="both"/>
-              <w:rPr>
-                <w:b/>
-                <w:bCs/>
-                <w:sz w:val="16"/>
-                <w:szCs w:val="16"/>
-              </w:rPr>
-            </w:pPr>
-          </w:p>
-        </w:tc>
-        <w:tc>
-          <w:tcPr>
-            <w:tcW w:w="525" w:type="dxa"/>
-          </w:tcPr>
-          <w:p>
-            <w:pPr>
-              <w:spacing w:line="360" w:lineRule="auto"/>
-              <w:jc w:val="both"/>
-              <w:rPr>
-                <w:b/>
-                <w:bCs/>
-                <w:sz w:val="16"/>
-                <w:szCs w:val="16"/>
-              </w:rPr>
-            </w:pPr>
-          </w:p>
-        </w:tc>
-        <w:tc>
-          <w:tcPr>
-            <w:tcW w:w="525" w:type="dxa"/>
-          </w:tcPr>
-          <w:p>
-            <w:pPr>
-              <w:spacing w:line="360" w:lineRule="auto"/>
-              <w:jc w:val="both"/>
-              <w:rPr>
-                <w:b/>
-                <w:bCs/>
-                <w:sz w:val="16"/>
-                <w:szCs w:val="16"/>
-              </w:rPr>
-            </w:pPr>
-          </w:p>
-        </w:tc>
-        <w:tc>
-          <w:tcPr>
-            <w:tcW w:w="525" w:type="dxa"/>
+            <w:tcW w:w="654" w:type="dxa"/>
+          </w:tcPr>
+          <w:p>
+            <w:pPr>
+              <w:spacing w:line="360" w:lineRule="auto"/>
+              <w:jc w:val="both"/>
+              <w:rPr>
+                <w:b/>
+                <w:bCs/>
+                <w:sz w:val="16"/>
+                <w:szCs w:val="16"/>
+              </w:rPr>
+            </w:pPr>
+          </w:p>
+        </w:tc>
+        <w:tc>
+          <w:tcPr>
+            <w:tcW w:w="654" w:type="dxa"/>
+          </w:tcPr>
+          <w:p>
+            <w:pPr>
+              <w:spacing w:line="360" w:lineRule="auto"/>
+              <w:jc w:val="both"/>
+              <w:rPr>
+                <w:b/>
+                <w:bCs/>
+                <w:sz w:val="16"/>
+                <w:szCs w:val="16"/>
+              </w:rPr>
+            </w:pPr>
+          </w:p>
+        </w:tc>
+        <w:tc>
+          <w:tcPr>
+            <w:tcW w:w="654" w:type="dxa"/>
+          </w:tcPr>
+          <w:p>
+            <w:pPr>
+              <w:spacing w:line="360" w:lineRule="auto"/>
+              <w:jc w:val="both"/>
+              <w:rPr>
+                <w:b/>
+                <w:bCs/>
+                <w:sz w:val="16"/>
+                <w:szCs w:val="16"/>
+              </w:rPr>
+            </w:pPr>
+          </w:p>
+        </w:tc>
+        <w:tc>
+          <w:tcPr>
+            <w:tcW w:w="654" w:type="dxa"/>
+          </w:tcPr>
+          <w:p>
+            <w:pPr>
+              <w:spacing w:line="360" w:lineRule="auto"/>
+              <w:jc w:val="both"/>
+              <w:rPr>
+                <w:b/>
+                <w:bCs/>
+                <w:sz w:val="16"/>
+                <w:szCs w:val="16"/>
+              </w:rPr>
+            </w:pPr>
+          </w:p>
+        </w:tc>
+        <w:tc>
+          <w:tcPr>
+            <w:tcW w:w="654" w:type="dxa"/>
+          </w:tcPr>
+          <w:p>
+            <w:pPr>
+              <w:spacing w:line="360" w:lineRule="auto"/>
+              <w:jc w:val="both"/>
+              <w:rPr>
+                <w:b/>
+                <w:bCs/>
+                <w:sz w:val="16"/>
+                <w:szCs w:val="16"/>
+              </w:rPr>
+            </w:pPr>
+          </w:p>
+        </w:tc>
+        <w:tc>
+          <w:tcPr>
+            <w:tcW w:w="654" w:type="dxa"/>
+          </w:tcPr>
+          <w:p>
+            <w:pPr>
+              <w:spacing w:line="360" w:lineRule="auto"/>
+              <w:jc w:val="both"/>
+              <w:rPr>
+                <w:b/>
+                <w:bCs/>
+                <w:sz w:val="16"/>
+                <w:szCs w:val="16"/>
+              </w:rPr>
+            </w:pPr>
+          </w:p>
+        </w:tc>
+        <w:tc>
+          <w:tcPr>
+            <w:tcW w:w="654" w:type="dxa"/>
           </w:tcPr>
           <w:p>
             <w:pPr>
@@ -14517,155 +12780,97 @@
         </w:tc>
         <w:tc>
           <w:tcPr>
-            <w:tcW w:w="525" w:type="dxa"/>
-          </w:tcPr>
-          <w:p>
-            <w:pPr>
-              <w:spacing w:line="360" w:lineRule="auto"/>
-              <w:jc w:val="both"/>
-              <w:rPr>
-                <w:b/>
-                <w:bCs/>
-                <w:sz w:val="16"/>
-                <w:szCs w:val="16"/>
-              </w:rPr>
-            </w:pPr>
-          </w:p>
-        </w:tc>
-        <w:tc>
-          <w:tcPr>
-            <w:tcW w:w="525" w:type="dxa"/>
-          </w:tcPr>
-          <w:p>
-            <w:pPr>
-              <w:spacing w:line="360" w:lineRule="auto"/>
-              <w:jc w:val="both"/>
-              <w:rPr>
-                <w:b/>
-                <w:bCs/>
-                <w:sz w:val="16"/>
-                <w:szCs w:val="16"/>
-              </w:rPr>
-            </w:pPr>
-          </w:p>
-        </w:tc>
-        <w:tc>
-          <w:tcPr>
-            <w:tcW w:w="525" w:type="dxa"/>
-          </w:tcPr>
-          <w:p>
-            <w:pPr>
-              <w:spacing w:line="360" w:lineRule="auto"/>
-              <w:jc w:val="both"/>
-              <w:rPr>
-                <w:b/>
-                <w:bCs/>
-                <w:sz w:val="16"/>
-                <w:szCs w:val="16"/>
-              </w:rPr>
-            </w:pPr>
-          </w:p>
-        </w:tc>
-        <w:tc>
-          <w:tcPr>
-            <w:tcW w:w="525" w:type="dxa"/>
-          </w:tcPr>
-          <w:p>
-            <w:pPr>
-              <w:spacing w:line="360" w:lineRule="auto"/>
-              <w:jc w:val="both"/>
-              <w:rPr>
-                <w:b/>
-                <w:bCs/>
-                <w:sz w:val="16"/>
-                <w:szCs w:val="16"/>
-              </w:rPr>
-            </w:pPr>
-          </w:p>
-        </w:tc>
-        <w:tc>
-          <w:tcPr>
-            <w:tcW w:w="525" w:type="dxa"/>
-          </w:tcPr>
-          <w:p>
-            <w:pPr>
-              <w:spacing w:line="360" w:lineRule="auto"/>
-              <w:jc w:val="both"/>
-              <w:rPr>
-                <w:b/>
-                <w:bCs/>
-                <w:sz w:val="16"/>
-                <w:szCs w:val="16"/>
-              </w:rPr>
-            </w:pPr>
-          </w:p>
-        </w:tc>
-        <w:tc>
-          <w:tcPr>
-            <w:tcW w:w="525" w:type="dxa"/>
-          </w:tcPr>
-          <w:p>
-            <w:pPr>
-              <w:spacing w:line="360" w:lineRule="auto"/>
-              <w:jc w:val="both"/>
-              <w:rPr>
-                <w:b/>
-                <w:bCs/>
-                <w:sz w:val="16"/>
-                <w:szCs w:val="16"/>
-              </w:rPr>
-            </w:pPr>
-          </w:p>
-        </w:tc>
-        <w:tc>
-          <w:tcPr>
-            <w:tcW w:w="525" w:type="dxa"/>
-          </w:tcPr>
-          <w:p>
-            <w:pPr>
-              <w:spacing w:line="360" w:lineRule="auto"/>
-              <w:jc w:val="both"/>
-              <w:rPr>
-                <w:b/>
-                <w:bCs/>
-                <w:sz w:val="16"/>
-                <w:szCs w:val="16"/>
-              </w:rPr>
-            </w:pPr>
-          </w:p>
-        </w:tc>
-        <w:tc>
-          <w:tcPr>
-            <w:tcW w:w="255" w:type="dxa"/>
-          </w:tcPr>
-          <w:p>
-            <w:pPr>
-              <w:spacing w:line="360" w:lineRule="auto"/>
-              <w:jc w:val="both"/>
-              <w:rPr>
-                <w:b/>
-                <w:bCs/>
-                <w:sz w:val="16"/>
-                <w:szCs w:val="16"/>
-              </w:rPr>
-            </w:pPr>
-          </w:p>
-        </w:tc>
-        <w:tc>
-          <w:tcPr>
-            <w:tcW w:w="525" w:type="dxa"/>
-          </w:tcPr>
-          <w:p>
-            <w:pPr>
-              <w:widowControl w:val="0"/>
-              <w:pBdr>
-                <w:top w:val="nil"/>
-                <w:left w:val="nil"/>
-                <w:bottom w:val="nil"/>
-                <w:right w:val="nil"/>
-                <w:between w:val="nil"/>
-              </w:pBdr>
-              <w:spacing w:after="0" w:line="276" w:lineRule="auto"/>
+            <w:tcW w:w="654" w:type="dxa"/>
+          </w:tcPr>
+          <w:p>
+            <w:pPr>
+              <w:spacing w:line="360" w:lineRule="auto"/>
+              <w:jc w:val="both"/>
+              <w:rPr>
+                <w:b/>
+                <w:bCs/>
+                <w:sz w:val="16"/>
+                <w:szCs w:val="16"/>
+              </w:rPr>
+            </w:pPr>
+          </w:p>
+        </w:tc>
+        <w:tc>
+          <w:tcPr>
+            <w:tcW w:w="654" w:type="dxa"/>
+          </w:tcPr>
+          <w:p>
+            <w:pPr>
+              <w:spacing w:line="360" w:lineRule="auto"/>
+              <w:jc w:val="both"/>
+              <w:rPr>
+                <w:b/>
+                <w:bCs/>
+                <w:sz w:val="16"/>
+                <w:szCs w:val="16"/>
+              </w:rPr>
+            </w:pPr>
+          </w:p>
+        </w:tc>
+        <w:tc>
+          <w:tcPr>
+            <w:tcW w:w="654" w:type="dxa"/>
+          </w:tcPr>
+          <w:p>
+            <w:pPr>
+              <w:spacing w:line="360" w:lineRule="auto"/>
+              <w:jc w:val="both"/>
+              <w:rPr>
+                <w:b/>
+                <w:bCs/>
+                <w:sz w:val="16"/>
+                <w:szCs w:val="16"/>
+              </w:rPr>
+            </w:pPr>
+          </w:p>
+        </w:tc>
+        <w:tc>
+          <w:tcPr>
+            <w:tcW w:w="654" w:type="dxa"/>
+          </w:tcPr>
+          <w:p>
+            <w:pPr>
+              <w:spacing w:line="360" w:lineRule="auto"/>
+              <w:jc w:val="both"/>
+              <w:rPr>
+                <w:b/>
+                <w:bCs/>
+                <w:sz w:val="16"/>
+                <w:szCs w:val="16"/>
+              </w:rPr>
+            </w:pPr>
+          </w:p>
+        </w:tc>
+        <w:tc>
+          <w:tcPr>
+            <w:tcW w:w="654" w:type="dxa"/>
+          </w:tcPr>
+          <w:p>
+            <w:pPr>
+              <w:spacing w:line="360" w:lineRule="auto"/>
+              <w:jc w:val="both"/>
+              <w:rPr>
+                <w:b/>
+                <w:bCs/>
+                <w:sz w:val="16"/>
+                <w:szCs w:val="16"/>
+              </w:rPr>
+            </w:pPr>
+          </w:p>
+        </w:tc>
+        <w:tc>
+          <w:tcPr>
+            <w:tcW w:w="654" w:type="dxa"/>
+          </w:tcPr>
+          <w:p>
+            <w:pPr>
+              <w:spacing w:line="360" w:lineRule="auto"/>
+              <w:jc w:val="both"/>
               <w:rPr>
                 <w:b/>
                 <w:bCs/>
@@ -14686,33 +12891,7 @@
         </w:tc>
         <w:tc>
           <w:tcPr>
-            <w:tcW w:w="525" w:type="dxa"/>
-          </w:tcPr>
-          <w:p>
-            <w:pPr>
-              <w:spacing w:line="360" w:lineRule="auto"/>
-              <w:jc w:val="both"/>
-              <w:rPr>
-                <w:b/>
-                <w:bCs/>
-                <w:sz w:val="16"/>
-                <w:szCs w:val="16"/>
-              </w:rPr>
-            </w:pPr>
-            <w:r>
-              <w:rPr>
-                <w:b/>
-                <w:bCs/>
-                <w:sz w:val="16"/>
-                <w:szCs w:val="16"/>
-              </w:rPr>
-              <w:t>x</w:t>
-            </w:r>
-          </w:p>
-        </w:tc>
-        <w:tc>
-          <w:tcPr>
-            <w:tcW w:w="525" w:type="dxa"/>
+            <w:tcW w:w="654" w:type="dxa"/>
           </w:tcPr>
           <w:p>
             <w:pPr>
